--- a/backend/src/templates/1501.docx
+++ b/backend/src/templates/1501.docx
@@ -470,7 +470,32 @@
                 <w:vertAlign w:val="baseline"/>
                 <w:rtl w:val="0"/>
               </w:rPr>
-              <w:t xml:space="preserve">Nome:[[nome_aluno]]</w:t>
+              <w:t xml:space="preserve">Nome:</w:t>
+            </w:r>
+            <w:r>
+              <w:rPr>
+                <w:rtl w:val="0"/>
+              </w:rPr>
+              <w:t xml:space="preserve"> </w:t>
+            </w:r>
+            <w:r>
+              <w:rPr>
+                <w:rFonts w:ascii="Arial" w:cs="Arial" w:eastAsia="Arial" w:hAnsi="Arial"/>
+                <w:b w:val="0"/>
+                <w:bCs w:val="0"/>
+                <w:i w:val="0"/>
+                <w:iCs w:val="0"/>
+                <w:smallCaps w:val="0"/>
+                <w:strike w:val="0"/>
+                <w:color w:val="000000"/>
+                <w:sz w:val="22"/>
+                <w:szCs w:val="22"/>
+                <w:u w:val="none"/>
+                <w:shd w:fill="auto" w:val="clear"/>
+                <w:vertAlign w:val="baseline"/>
+                <w:rtl w:val="0"/>
+              </w:rPr>
+              <w:t xml:space="preserve">[[nome_aluno]]</w:t>
             </w:r>
           </w:p>
         </w:tc>
@@ -534,7 +559,7 @@
                 <w:vertAlign w:val="baseline"/>
                 <w:rtl w:val="0"/>
               </w:rPr>
-              <w:t xml:space="preserve">Matrícula:[[matricula_aluno]]</w:t>
+              <w:t xml:space="preserve">Matrícula: [[matricula_aluno]]</w:t>
             </w:r>
           </w:p>
         </w:tc>
@@ -605,7 +630,7 @@
                 <w:vertAlign w:val="baseline"/>
                 <w:rtl w:val="0"/>
               </w:rPr>
-              <w:t xml:space="preserve">CPF:[[cpf_aluno]]</w:t>
+              <w:t xml:space="preserve">CPF: [[cpf_aluno]]</w:t>
             </w:r>
           </w:p>
         </w:tc>
@@ -670,7 +695,7 @@
                 <w:vertAlign w:val="baseline"/>
                 <w:rtl w:val="0"/>
               </w:rPr>
-              <w:t xml:space="preserve">Telefone:[[telefone_aluno]]</w:t>
+              <w:t xml:space="preserve">Telefone: [[telefone_aluno]]</w:t>
             </w:r>
           </w:p>
         </w:tc>
@@ -817,7 +842,7 @@
                 <w:vertAlign w:val="baseline"/>
                 <w:rtl w:val="0"/>
               </w:rPr>
-              <w:t xml:space="preserve">E-mail:[[email_aluno]]</w:t>
+              <w:t xml:space="preserve">E-mail: [[email_aluno]]</w:t>
             </w:r>
           </w:p>
         </w:tc>
@@ -881,7 +906,7 @@
                 <w:vertAlign w:val="baseline"/>
                 <w:rtl w:val="0"/>
               </w:rPr>
-              <w:t xml:space="preserve">Curso:[[nome_curso]]</w:t>
+              <w:t xml:space="preserve">Curso: [[nome_curso]]</w:t>
             </w:r>
           </w:p>
         </w:tc>
@@ -953,7 +978,7 @@
                 <w:vertAlign w:val="baseline"/>
                 <w:rtl w:val="0"/>
               </w:rPr>
-              <w:t xml:space="preserve">Endereço:</w:t>
+              <w:t xml:space="preserve">Endereço: </w:t>
             </w:r>
             <w:r>
               <w:rPr>
@@ -1048,7 +1073,7 @@
               <w:rPr>
                 <w:rtl w:val="0"/>
               </w:rPr>
-              <w:t xml:space="preserve">[[sel_turno]]</w:t>
+              <w:t xml:space="preserve">[[select_turno]]</w:t>
             </w:r>
             <w:r>
               <w:rPr>
@@ -1131,7 +1156,7 @@
               <w:rPr>
                 <w:rtl w:val="0"/>
               </w:rPr>
-              <w:t xml:space="preserve">[[sel_deficiente]]</w:t>
+              <w:t xml:space="preserve">[[select_deficiente]]</w:t>
             </w:r>
             <w:r>
               <w:rPr>
@@ -1758,7 +1783,7 @@
                 <w:vertAlign w:val="baseline"/>
                 <w:rtl w:val="0"/>
               </w:rPr>
-              <w:t xml:space="preserve">Professor(a) Orientador(a):</w:t>
+              <w:t xml:space="preserve">Professor(a) Orientador(a): </w:t>
             </w:r>
             <w:r>
               <w:rPr>
@@ -1841,7 +1866,7 @@
                 <w:vertAlign w:val="baseline"/>
                 <w:rtl w:val="0"/>
               </w:rPr>
-              <w:t xml:space="preserve">E-mail Professor:[[email_professor]]</w:t>
+              <w:t xml:space="preserve">E-mail Professor: [[email_professor]]</w:t>
             </w:r>
           </w:p>
         </w:tc>
@@ -1985,7 +2010,7 @@
                 <w:vertAlign w:val="baseline"/>
                 <w:rtl w:val="0"/>
               </w:rPr>
-              <w:t xml:space="preserve">Razão Social:[[nome_empresa]]</w:t>
+              <w:t xml:space="preserve">Razão Social: [[nome_empresa]]</w:t>
             </w:r>
           </w:p>
         </w:tc>
@@ -2057,7 +2082,7 @@
                 <w:vertAlign w:val="baseline"/>
                 <w:rtl w:val="0"/>
               </w:rPr>
-              <w:t xml:space="preserve">CNPJ ou CPF:[[cnpj_empresa]]</w:t>
+              <w:t xml:space="preserve">CNPJ ou CPF: [[cnpj_empresa]]</w:t>
             </w:r>
           </w:p>
         </w:tc>
@@ -2122,7 +2147,7 @@
                 <w:vertAlign w:val="baseline"/>
                 <w:rtl w:val="0"/>
               </w:rPr>
-              <w:t xml:space="preserve">Telefone:[[telefone_empresa]]</w:t>
+              <w:t xml:space="preserve">Telefone: [[telefone_empresa]]</w:t>
             </w:r>
           </w:p>
         </w:tc>
@@ -2194,7 +2219,7 @@
                 <w:vertAlign w:val="baseline"/>
                 <w:rtl w:val="0"/>
               </w:rPr>
-              <w:t xml:space="preserve">Inscrição no Órgão Profissional (Profissional Liberal):</w:t>
+              <w:t xml:space="preserve">Inscrição no Órgão Profissional (Profissional Liberal): [[crea]]</w:t>
             </w:r>
           </w:p>
         </w:tc>
@@ -2266,7 +2291,7 @@
                 <w:vertAlign w:val="baseline"/>
                 <w:rtl w:val="0"/>
               </w:rPr>
-              <w:t xml:space="preserve">Endereço:[[ender_completo_empresa]]</w:t>
+              <w:t xml:space="preserve">Endereço: [[ender_completo_empresa]]</w:t>
             </w:r>
           </w:p>
         </w:tc>
@@ -2971,13 +2996,13 @@
                 <w:vertAlign w:val="baseline"/>
                 <w:rtl w:val="0"/>
               </w:rPr>
-              <w:t xml:space="preserve">Concederá bolsa-auxílio ao estudante?    </w:t>
-            </w:r>
-            <w:r>
-              <w:rPr>
-                <w:rtl w:val="0"/>
-              </w:rPr>
-              <w:t xml:space="preserve">[[sel_bolsa_auxilio]]</w:t>
+              <w:t xml:space="preserve">Concederá bolsa-auxílio ao estudante?  </w:t>
+            </w:r>
+            <w:r>
+              <w:rPr>
+                <w:rtl w:val="0"/>
+              </w:rPr>
+              <w:t xml:space="preserve">[[select_bolsa_auxilio]]</w:t>
             </w:r>
             <w:r>
               <w:rPr>
@@ -6919,7 +6944,7 @@
                 <w:szCs w:val="18"/>
                 <w:rtl w:val="0"/>
               </w:rPr>
-              <w:t xml:space="preserve">[xx1[nome_aluno]]</w:t>
+              <w:t xml:space="preserve">[[xx1nome_aluno]]</w:t>
             </w:r>
             <w:r>
               <w:rPr>

--- a/backend/src/templates/1501.docx
+++ b/backend/src/templates/1501.docx
@@ -1073,7 +1073,7 @@
               <w:rPr>
                 <w:rtl w:val="0"/>
               </w:rPr>
-              <w:t xml:space="preserve">[[select_turno]]</w:t>
+              <w:t xml:space="preserve">[[turno]]</w:t>
             </w:r>
             <w:r>
               <w:rPr>
@@ -8245,6 +8245,7 @@
             <w:pPr>
               <w:widowControl w:val="0"/>
               <w:spacing w:line="240" w:lineRule="auto"/>
+              <w:jc w:val="center"/>
               <w:rPr/>
             </w:pPr>
             <w:r>
@@ -8287,7 +8288,7 @@
               <w:rPr>
                 <w:rtl w:val="0"/>
               </w:rPr>
-              <w:t xml:space="preserve">[[turno]]</w:t>
+              <w:t xml:space="preserve">[[select_turno]]</w:t>
             </w:r>
           </w:p>
         </w:tc>

--- a/backend/src/templates/1501.docx
+++ b/backend/src/templates/1501.docx
@@ -3079,7 +3079,18 @@
                 <w:vertAlign w:val="baseline"/>
                 <w:rtl w:val="0"/>
               </w:rPr>
-              <w:t xml:space="preserve">Valor mensal da bolsa: R$ </w:t>
+              <w:t xml:space="preserve">Valor mensal da bolsa: R$ [[valor_bol</w:t>
+            </w:r>
+            <w:r>
+              <w:rPr>
+                <w:rtl w:val="0"/>
+              </w:rPr>
+              <w:t xml:space="preserve">sa]]</w:t>
+            </w:r>
+            <w:r>
+              <w:rPr>
+                <w:rtl w:val="0"/>
+              </w:rPr>
             </w:r>
           </w:p>
         </w:tc>
@@ -8766,54 +8777,6 @@
               <w:t xml:space="preserve">[[descricao_empresa]]</w:t>
             </w:r>
           </w:p>
-          <w:p>
-            <w:pPr>
-              <w:widowControl w:val="0"/>
-              <w:spacing w:line="240" w:lineRule="auto"/>
-              <w:rPr/>
-            </w:pPr>
-            <w:r>
-              <w:rPr>
-                <w:rtl w:val="0"/>
-              </w:rPr>
-            </w:r>
-          </w:p>
-          <w:p>
-            <w:pPr>
-              <w:widowControl w:val="0"/>
-              <w:spacing w:line="240" w:lineRule="auto"/>
-              <w:rPr/>
-            </w:pPr>
-            <w:r>
-              <w:rPr>
-                <w:rtl w:val="0"/>
-              </w:rPr>
-            </w:r>
-          </w:p>
-          <w:p>
-            <w:pPr>
-              <w:widowControl w:val="0"/>
-              <w:spacing w:line="240" w:lineRule="auto"/>
-              <w:rPr/>
-            </w:pPr>
-            <w:r>
-              <w:rPr>
-                <w:rtl w:val="0"/>
-              </w:rPr>
-            </w:r>
-          </w:p>
-          <w:p>
-            <w:pPr>
-              <w:widowControl w:val="0"/>
-              <w:spacing w:line="240" w:lineRule="auto"/>
-              <w:rPr/>
-            </w:pPr>
-            <w:r>
-              <w:rPr>
-                <w:rtl w:val="0"/>
-              </w:rPr>
-            </w:r>
-          </w:p>
         </w:tc>
       </w:tr>
       <w:tr>
@@ -8856,72 +8819,6 @@
               <w:t xml:space="preserve">[[atividades]]</w:t>
             </w:r>
           </w:p>
-          <w:p>
-            <w:pPr>
-              <w:jc w:val="both"/>
-              <w:rPr/>
-            </w:pPr>
-            <w:r>
-              <w:rPr>
-                <w:rtl w:val="0"/>
-              </w:rPr>
-            </w:r>
-          </w:p>
-          <w:p>
-            <w:pPr>
-              <w:jc w:val="both"/>
-              <w:rPr/>
-            </w:pPr>
-            <w:r>
-              <w:rPr>
-                <w:rtl w:val="0"/>
-              </w:rPr>
-            </w:r>
-          </w:p>
-          <w:p>
-            <w:pPr>
-              <w:jc w:val="both"/>
-              <w:rPr/>
-            </w:pPr>
-            <w:r>
-              <w:rPr>
-                <w:rtl w:val="0"/>
-              </w:rPr>
-            </w:r>
-          </w:p>
-          <w:p>
-            <w:pPr>
-              <w:jc w:val="both"/>
-              <w:rPr/>
-            </w:pPr>
-            <w:r>
-              <w:rPr>
-                <w:rtl w:val="0"/>
-              </w:rPr>
-            </w:r>
-          </w:p>
-          <w:p>
-            <w:pPr>
-              <w:jc w:val="both"/>
-              <w:rPr/>
-            </w:pPr>
-            <w:r>
-              <w:rPr>
-                <w:rtl w:val="0"/>
-              </w:rPr>
-            </w:r>
-          </w:p>
-          <w:p>
-            <w:pPr>
-              <w:jc w:val="both"/>
-              <w:rPr/>
-            </w:pPr>
-            <w:r>
-              <w:rPr>
-                <w:rtl w:val="0"/>
-              </w:rPr>
-            </w:r>
-          </w:p>
         </w:tc>
       </w:tr>
     </w:tbl>
@@ -8931,27 +8828,8 @@
         <w:rPr/>
       </w:pPr>
       <w:r>
-        <w:rPr>
-          <w:rtl w:val="0"/>
-        </w:rPr>
+        <w:br w:type="page"/>
       </w:r>
-    </w:p>
-    <w:p>
-      <w:pPr>
-        <w:jc w:val="both"/>
-        <w:rPr/>
-      </w:pPr>
-      <w:r>
-        <w:rPr>
-          <w:rtl w:val="0"/>
-        </w:rPr>
-      </w:r>
-    </w:p>
-    <w:p>
-      <w:pPr>
-        <w:jc w:val="both"/>
-        <w:rPr/>
-      </w:pPr>
       <w:r>
         <w:rPr>
           <w:rtl w:val="0"/>
@@ -9026,40 +8904,6 @@
               <w:t xml:space="preserve">[[material]]</w:t>
             </w:r>
           </w:p>
-          <w:p>
-            <w:pPr>
-              <w:jc w:val="both"/>
-              <w:rPr/>
-            </w:pPr>
-            <w:r>
-              <w:rPr>
-                <w:rtl w:val="0"/>
-              </w:rPr>
-            </w:r>
-          </w:p>
-          <w:p>
-            <w:pPr>
-              <w:jc w:val="both"/>
-              <w:rPr/>
-            </w:pPr>
-            <w:r>
-              <w:rPr>
-                <w:rtl w:val="0"/>
-              </w:rPr>
-            </w:r>
-          </w:p>
-          <w:p>
-            <w:pPr>
-              <w:widowControl w:val="0"/>
-              <w:spacing w:line="240" w:lineRule="auto"/>
-              <w:rPr/>
-            </w:pPr>
-            <w:r>
-              <w:rPr>
-                <w:rtl w:val="0"/>
-              </w:rPr>
-            </w:r>
-          </w:p>
         </w:tc>
       </w:tr>
       <w:tr>
@@ -9110,6 +8954,56 @@
                 <w:rtl w:val="0"/>
               </w:rPr>
               <w:t xml:space="preserve">Término do estágio: [[xx1dt_fim]]</w:t>
+            </w:r>
+          </w:p>
+        </w:tc>
+      </w:tr>
+      <w:tr>
+        <w:trPr>
+          <w:cantSplit w:val="0"/>
+          <w:tblHeader w:val="0"/>
+        </w:trPr>
+        <w:tc>
+          <w:tcPr>
+            <w:shd w:fill="auto" w:val="clear"/>
+            <w:tcMar>
+              <w:top w:w="100.0" w:type="dxa"/>
+              <w:left w:w="100.0" w:type="dxa"/>
+              <w:bottom w:w="100.0" w:type="dxa"/>
+              <w:right w:w="100.0" w:type="dxa"/>
+            </w:tcMar>
+          </w:tcPr>
+          <w:p>
+            <w:pPr>
+              <w:jc w:val="both"/>
+              <w:rPr/>
+            </w:pPr>
+            <w:r>
+              <w:rPr>
+                <w:rtl w:val="0"/>
+              </w:rPr>
+            </w:r>
+          </w:p>
+        </w:tc>
+        <w:tc>
+          <w:tcPr>
+            <w:shd w:fill="auto" w:val="clear"/>
+            <w:tcMar>
+              <w:top w:w="56.0" w:type="dxa"/>
+              <w:left w:w="56.0" w:type="dxa"/>
+              <w:bottom w:w="56.0" w:type="dxa"/>
+              <w:right w:w="56.0" w:type="dxa"/>
+            </w:tcMar>
+          </w:tcPr>
+          <w:p>
+            <w:pPr>
+              <w:jc w:val="both"/>
+              <w:rPr/>
+            </w:pPr>
+            <w:r>
+              <w:rPr>
+                <w:rtl w:val="0"/>
+              </w:rPr>
             </w:r>
           </w:p>
         </w:tc>

--- a/backend/src/templates/1501.docx
+++ b/backend/src/templates/1501.docx
@@ -8982,6 +8982,19 @@
               <w:rPr>
                 <w:rtl w:val="0"/>
               </w:rPr>
+              <w:t xml:space="preserve">Horário de Estágio:</w:t>
+            </w:r>
+          </w:p>
+          <w:p>
+            <w:pPr>
+              <w:jc w:val="both"/>
+              <w:rPr/>
+            </w:pPr>
+            <w:r>
+              <w:rPr>
+                <w:rtl w:val="0"/>
+              </w:rPr>
+              <w:t xml:space="preserve">[[horario_estagio]]</w:t>
             </w:r>
           </w:p>
         </w:tc>
@@ -9004,6 +9017,19 @@
               <w:rPr>
                 <w:rtl w:val="0"/>
               </w:rPr>
+              <w:t xml:space="preserve">Carga horária semanal/total:</w:t>
+            </w:r>
+          </w:p>
+          <w:p>
+            <w:pPr>
+              <w:jc w:val="both"/>
+              <w:rPr/>
+            </w:pPr>
+            <w:r>
+              <w:rPr>
+                <w:rtl w:val="0"/>
+              </w:rPr>
+              <w:t xml:space="preserve">[[carga_semanal]]/[[carga_total]]</w:t>
             </w:r>
           </w:p>
         </w:tc>

--- a/backend/src/templates/1501.docx
+++ b/backend/src/templates/1501.docx
@@ -9029,7 +9029,7 @@
               <w:rPr>
                 <w:rtl w:val="0"/>
               </w:rPr>
-              <w:t xml:space="preserve">[[carga_semanal]]/[[carga_total]]</w:t>
+              <w:t xml:space="preserve">[[carga_semanal]]h/[[carga_total]]h</w:t>
             </w:r>
           </w:p>
         </w:tc>

--- a/backend/src/templates/1501.docx
+++ b/backend/src/templates/1501.docx
@@ -7826,165 +7826,15 @@
     </w:tbl>
     <w:p>
       <w:pPr>
-        <w:keepNext w:val="0"/>
-        <w:keepLines w:val="0"/>
-        <w:pageBreakBefore w:val="0"/>
-        <w:widowControl w:val="1"/>
-        <w:pBdr>
-          <w:top w:space="0" w:sz="0" w:val="nil"/>
-          <w:left w:space="0" w:sz="0" w:val="nil"/>
-          <w:bottom w:space="0" w:sz="0" w:val="nil"/>
-          <w:right w:space="0" w:sz="0" w:val="nil"/>
-          <w:between w:space="0" w:sz="0" w:val="nil"/>
-        </w:pBdr>
-        <w:shd w:fill="auto" w:val="clear"/>
-        <w:spacing w:after="0" w:before="0" w:line="240" w:lineRule="auto"/>
-        <w:ind w:left="0" w:right="424" w:firstLine="0"/>
-        <w:jc w:val="right"/>
-        <w:rPr>
-          <w:rFonts w:ascii="Arial" w:cs="Arial" w:eastAsia="Arial" w:hAnsi="Arial"/>
-          <w:b w:val="0"/>
-          <w:bCs w:val="0"/>
-          <w:i w:val="0"/>
-          <w:iCs w:val="0"/>
-          <w:smallCaps w:val="0"/>
-          <w:strike w:val="0"/>
-          <w:color w:val="000000"/>
-          <w:sz w:val="22"/>
-          <w:szCs w:val="22"/>
-          <w:u w:val="none"/>
-          <w:shd w:fill="auto" w:val="clear"/>
-          <w:vertAlign w:val="baseline"/>
-        </w:rPr>
-      </w:pPr>
-      <w:r>
-        <w:rPr>
-          <w:rtl w:val="0"/>
-        </w:rPr>
-      </w:r>
-    </w:p>
-    <w:p>
-      <w:pPr>
-        <w:keepNext w:val="0"/>
-        <w:keepLines w:val="0"/>
-        <w:pageBreakBefore w:val="0"/>
-        <w:widowControl w:val="1"/>
-        <w:pBdr>
-          <w:top w:space="0" w:sz="0" w:val="nil"/>
-          <w:left w:space="0" w:sz="0" w:val="nil"/>
-          <w:bottom w:space="0" w:sz="0" w:val="nil"/>
-          <w:right w:space="0" w:sz="0" w:val="nil"/>
-          <w:between w:space="0" w:sz="0" w:val="nil"/>
-        </w:pBdr>
-        <w:shd w:fill="auto" w:val="clear"/>
-        <w:spacing w:after="0" w:before="0" w:line="276" w:lineRule="auto"/>
-        <w:ind w:left="0" w:right="0" w:firstLine="0"/>
-        <w:jc w:val="center"/>
-        <w:rPr>
-          <w:rFonts w:ascii="Arial" w:cs="Arial" w:eastAsia="Arial" w:hAnsi="Arial"/>
-          <w:b w:val="1"/>
-          <w:bCs w:val="1"/>
-          <w:i w:val="0"/>
-          <w:iCs w:val="0"/>
-          <w:smallCaps w:val="0"/>
-          <w:strike w:val="0"/>
-          <w:color w:val="000000"/>
-          <w:sz w:val="22"/>
-          <w:szCs w:val="22"/>
-          <w:u w:val="none"/>
-          <w:shd w:fill="auto" w:val="clear"/>
-          <w:vertAlign w:val="baseline"/>
-        </w:rPr>
-      </w:pPr>
-      <w:r>
-        <w:rPr>
-          <w:rtl w:val="0"/>
-        </w:rPr>
-      </w:r>
-    </w:p>
-    <w:p>
-      <w:pPr>
-        <w:keepNext w:val="0"/>
-        <w:keepLines w:val="0"/>
-        <w:pageBreakBefore w:val="0"/>
-        <w:widowControl w:val="1"/>
-        <w:pBdr>
-          <w:top w:space="0" w:sz="0" w:val="nil"/>
-          <w:left w:space="0" w:sz="0" w:val="nil"/>
-          <w:bottom w:space="0" w:sz="0" w:val="nil"/>
-          <w:right w:space="0" w:sz="0" w:val="nil"/>
-          <w:between w:space="0" w:sz="0" w:val="nil"/>
-        </w:pBdr>
-        <w:shd w:fill="auto" w:val="clear"/>
-        <w:spacing w:after="0" w:before="0" w:line="276" w:lineRule="auto"/>
-        <w:ind w:left="0" w:right="0" w:firstLine="0"/>
-        <w:jc w:val="both"/>
-        <w:rPr/>
-      </w:pPr>
-      <w:r>
-        <w:rPr>
-          <w:rtl w:val="0"/>
-        </w:rPr>
-      </w:r>
-    </w:p>
-    <w:p>
-      <w:pPr>
-        <w:keepNext w:val="0"/>
-        <w:keepLines w:val="0"/>
-        <w:pageBreakBefore w:val="0"/>
-        <w:widowControl w:val="1"/>
-        <w:pBdr>
-          <w:top w:space="0" w:sz="0" w:val="nil"/>
-          <w:left w:space="0" w:sz="0" w:val="nil"/>
-          <w:bottom w:space="0" w:sz="0" w:val="nil"/>
-          <w:right w:space="0" w:sz="0" w:val="nil"/>
-          <w:between w:space="0" w:sz="0" w:val="nil"/>
-        </w:pBdr>
-        <w:shd w:fill="auto" w:val="clear"/>
-        <w:spacing w:after="0" w:before="0" w:line="276" w:lineRule="auto"/>
-        <w:ind w:left="0" w:right="0" w:firstLine="0"/>
-        <w:jc w:val="both"/>
-        <w:rPr/>
-      </w:pPr>
-      <w:r>
-        <w:rPr>
-          <w:rtl w:val="0"/>
-        </w:rPr>
-      </w:r>
-    </w:p>
-    <w:p>
-      <w:pPr>
-        <w:keepNext w:val="0"/>
-        <w:keepLines w:val="0"/>
-        <w:pageBreakBefore w:val="0"/>
-        <w:widowControl w:val="1"/>
-        <w:pBdr>
-          <w:top w:space="0" w:sz="0" w:val="nil"/>
-          <w:left w:space="0" w:sz="0" w:val="nil"/>
-          <w:bottom w:space="0" w:sz="0" w:val="nil"/>
-          <w:right w:space="0" w:sz="0" w:val="nil"/>
-          <w:between w:space="0" w:sz="0" w:val="nil"/>
-        </w:pBdr>
-        <w:shd w:fill="auto" w:val="clear"/>
-        <w:spacing w:after="0" w:before="0" w:line="276" w:lineRule="auto"/>
-        <w:ind w:left="0" w:right="0" w:firstLine="0"/>
-        <w:jc w:val="both"/>
-        <w:rPr/>
-      </w:pPr>
-      <w:r>
-        <w:rPr>
-          <w:rtl w:val="0"/>
-        </w:rPr>
-      </w:r>
-    </w:p>
-    <w:p>
-      <w:pPr>
         <w:jc w:val="center"/>
         <w:rPr>
           <w:b w:val="1"/>
           <w:bCs w:val="1"/>
         </w:rPr>
       </w:pPr>
+      <w:r>
+        <w:br w:type="page"/>
+      </w:r>
       <w:r>
         <w:rPr>
           <w:b w:val="1"/>

--- a/backend/src/templates/1501.docx
+++ b/backend/src/templates/1501.docx
@@ -406,6 +406,7 @@
       <w:tr>
         <w:trPr>
           <w:cantSplit w:val="0"/>
+          <w:trHeight w:val="420" w:hRule="atLeast"/>
           <w:tblHeader w:val="0"/>
         </w:trPr>
         <w:tc>
@@ -566,6 +567,7 @@
       <w:tr>
         <w:trPr>
           <w:cantSplit w:val="0"/>
+          <w:trHeight w:val="420" w:hRule="atLeast"/>
           <w:tblHeader w:val="0"/>
         </w:trPr>
         <w:tc>
@@ -776,6 +778,7 @@
       <w:tr>
         <w:trPr>
           <w:cantSplit w:val="0"/>
+          <w:trHeight w:val="420" w:hRule="atLeast"/>
           <w:tblHeader w:val="0"/>
         </w:trPr>
         <w:tc>
@@ -911,6 +914,7 @@
       <w:tr>
         <w:trPr>
           <w:cantSplit w:val="0"/>
+          <w:trHeight w:val="420" w:hRule="atLeast"/>
           <w:tblHeader w:val="0"/>
         </w:trPr>
         <w:tc>
@@ -1082,6 +1086,7 @@
       <w:tr>
         <w:trPr>
           <w:cantSplit w:val="0"/>
+          <w:trHeight w:val="420" w:hRule="atLeast"/>
           <w:tblHeader w:val="0"/>
         </w:trPr>
         <w:tc>
@@ -1236,6 +1241,7 @@
       <w:tr>
         <w:trPr>
           <w:cantSplit w:val="0"/>
+          <w:trHeight w:val="420" w:hRule="atLeast"/>
           <w:tblHeader w:val="0"/>
         </w:trPr>
         <w:tc>
@@ -1421,6 +1427,7 @@
       <w:tr>
         <w:trPr>
           <w:cantSplit w:val="0"/>
+          <w:trHeight w:val="420" w:hRule="atLeast"/>
           <w:tblHeader w:val="0"/>
         </w:trPr>
         <w:tc>
@@ -1492,6 +1499,7 @@
       <w:tr>
         <w:trPr>
           <w:cantSplit w:val="0"/>
+          <w:trHeight w:val="420" w:hRule="atLeast"/>
           <w:tblHeader w:val="0"/>
         </w:trPr>
         <w:tc>
@@ -1639,6 +1647,7 @@
       <w:tr>
         <w:trPr>
           <w:cantSplit w:val="0"/>
+          <w:trHeight w:val="420" w:hRule="atLeast"/>
           <w:tblHeader w:val="0"/>
         </w:trPr>
         <w:tc>
@@ -1710,6 +1719,7 @@
       <w:tr>
         <w:trPr>
           <w:cantSplit w:val="0"/>
+          <w:trHeight w:val="420" w:hRule="atLeast"/>
           <w:tblHeader w:val="0"/>
         </w:trPr>
         <w:tc>
@@ -1792,6 +1802,7 @@
       <w:tr>
         <w:trPr>
           <w:cantSplit w:val="0"/>
+          <w:trHeight w:val="420" w:hRule="atLeast"/>
           <w:tblHeader w:val="0"/>
         </w:trPr>
         <w:tc>
@@ -1935,6 +1946,7 @@
       <w:tr>
         <w:trPr>
           <w:cantSplit w:val="0"/>
+          <w:trHeight w:val="420" w:hRule="atLeast"/>
           <w:tblHeader w:val="0"/>
         </w:trPr>
         <w:tc>
@@ -2006,6 +2018,7 @@
       <w:tr>
         <w:trPr>
           <w:cantSplit w:val="0"/>
+          <w:trHeight w:val="420" w:hRule="atLeast"/>
           <w:tblHeader w:val="0"/>
         </w:trPr>
         <w:tc>
@@ -2142,6 +2155,7 @@
       <w:tr>
         <w:trPr>
           <w:cantSplit w:val="0"/>
+          <w:trHeight w:val="420" w:hRule="atLeast"/>
           <w:tblHeader w:val="0"/>
         </w:trPr>
         <w:tc>
@@ -2213,6 +2227,7 @@
       <w:tr>
         <w:trPr>
           <w:cantSplit w:val="0"/>
+          <w:trHeight w:val="420" w:hRule="atLeast"/>
           <w:tblHeader w:val="0"/>
         </w:trPr>
         <w:tc>
@@ -2284,6 +2299,7 @@
       <w:tr>
         <w:trPr>
           <w:cantSplit w:val="0"/>
+          <w:trHeight w:val="420" w:hRule="atLeast"/>
           <w:tblHeader w:val="0"/>
         </w:trPr>
         <w:tc>
@@ -2355,6 +2371,7 @@
       <w:tr>
         <w:trPr>
           <w:cantSplit w:val="0"/>
+          <w:trHeight w:val="420" w:hRule="atLeast"/>
           <w:tblHeader w:val="0"/>
         </w:trPr>
         <w:tc>
@@ -2426,6 +2443,7 @@
       <w:tr>
         <w:trPr>
           <w:cantSplit w:val="0"/>
+          <w:trHeight w:val="420" w:hRule="atLeast"/>
           <w:tblHeader w:val="0"/>
         </w:trPr>
         <w:tc>
@@ -2497,6 +2515,7 @@
       <w:tr>
         <w:trPr>
           <w:cantSplit w:val="0"/>
+          <w:trHeight w:val="420" w:hRule="atLeast"/>
           <w:tblHeader w:val="0"/>
         </w:trPr>
         <w:tc>
@@ -2579,6 +2598,7 @@
       <w:tr>
         <w:trPr>
           <w:cantSplit w:val="0"/>
+          <w:trHeight w:val="420" w:hRule="atLeast"/>
           <w:tblHeader w:val="0"/>
         </w:trPr>
         <w:tc>
@@ -2650,6 +2670,7 @@
       <w:tr>
         <w:trPr>
           <w:cantSplit w:val="0"/>
+          <w:trHeight w:val="420" w:hRule="atLeast"/>
           <w:tblHeader w:val="0"/>
         </w:trPr>
         <w:tc>
@@ -2721,6 +2742,7 @@
       <w:tr>
         <w:trPr>
           <w:cantSplit w:val="0"/>
+          <w:trHeight w:val="420" w:hRule="atLeast"/>
           <w:tblHeader w:val="0"/>
         </w:trPr>
         <w:tc>
@@ -2910,6 +2932,7 @@
       <w:tr>
         <w:trPr>
           <w:cantSplit w:val="0"/>
+          <w:trHeight w:val="420" w:hRule="atLeast"/>
           <w:tblHeader w:val="0"/>
         </w:trPr>
         <w:tc>
@@ -2992,6 +3015,7 @@
       <w:tr>
         <w:trPr>
           <w:cantSplit w:val="0"/>
+          <w:trHeight w:val="420" w:hRule="atLeast"/>
           <w:tblHeader w:val="0"/>
         </w:trPr>
         <w:tc>
@@ -7525,33 +7549,6 @@
                 <w:rtl w:val="0"/>
               </w:rPr>
               <w:t xml:space="preserve">NOME:</w:t>
-            </w:r>
-            <w:r>
-              <w:rPr>
-                <w:rFonts w:ascii="Arial" w:cs="Arial" w:eastAsia="Arial" w:hAnsi="Arial"/>
-                <w:b w:val="0"/>
-                <w:bCs w:val="0"/>
-                <w:i w:val="0"/>
-                <w:iCs w:val="0"/>
-                <w:smallCaps w:val="0"/>
-                <w:strike w:val="0"/>
-                <w:color w:val="000000"/>
-                <w:sz w:val="18"/>
-                <w:szCs w:val="18"/>
-                <w:u w:val="none"/>
-                <w:shd w:fill="auto" w:val="clear"/>
-                <w:vertAlign w:val="baseline"/>
-                <w:rtl w:val="0"/>
-              </w:rPr>
-              <w:t xml:space="preserve">  </w:t>
-            </w:r>
-            <w:r>
-              <w:rPr>
-                <w:sz w:val="18"/>
-                <w:szCs w:val="18"/>
-                <w:rtl w:val="0"/>
-              </w:rPr>
-              <w:t xml:space="preserve">João Carlos de Andrade</w:t>
             </w:r>
             <w:r>
               <w:rPr>
@@ -7934,6 +7931,7 @@
       <w:tr>
         <w:trPr>
           <w:cantSplit w:val="1"/>
+          <w:trHeight w:val="420" w:hRule="atLeast"/>
           <w:tblHeader w:val="1"/>
         </w:trPr>
         <w:tc>
@@ -8015,6 +8013,7 @@
       <w:tr>
         <w:trPr>
           <w:cantSplit w:val="1"/>
+          <w:trHeight w:val="420" w:hRule="atLeast"/>
           <w:tblHeader w:val="1"/>
         </w:trPr>
         <w:tc>
@@ -8131,6 +8130,7 @@
       <w:tr>
         <w:trPr>
           <w:cantSplit w:val="1"/>
+          <w:trHeight w:val="420" w:hRule="atLeast"/>
           <w:tblHeader w:val="1"/>
         </w:trPr>
         <w:tc>
@@ -8162,6 +8162,7 @@
       <w:tr>
         <w:trPr>
           <w:cantSplit w:val="1"/>
+          <w:trHeight w:val="420" w:hRule="atLeast"/>
           <w:tblHeader w:val="1"/>
         </w:trPr>
         <w:tc>
@@ -8266,6 +8267,7 @@
       <w:tr>
         <w:trPr>
           <w:cantSplit w:val="1"/>
+          <w:trHeight w:val="420" w:hRule="atLeast"/>
           <w:tblHeader w:val="0"/>
         </w:trPr>
         <w:tc>
@@ -8309,6 +8311,7 @@
       <w:tr>
         <w:trPr>
           <w:cantSplit w:val="1"/>
+          <w:trHeight w:val="420" w:hRule="atLeast"/>
           <w:tblHeader w:val="0"/>
         </w:trPr>
         <w:tc>
@@ -8352,6 +8355,7 @@
       <w:tr>
         <w:trPr>
           <w:cantSplit w:val="1"/>
+          <w:trHeight w:val="420" w:hRule="atLeast"/>
           <w:tblHeader w:val="0"/>
         </w:trPr>
         <w:tc>
@@ -8382,6 +8386,7 @@
       <w:tr>
         <w:trPr>
           <w:cantSplit w:val="1"/>
+          <w:trHeight w:val="420" w:hRule="atLeast"/>
           <w:tblHeader w:val="0"/>
         </w:trPr>
         <w:tc>
@@ -8412,6 +8417,7 @@
       <w:tr>
         <w:trPr>
           <w:cantSplit w:val="1"/>
+          <w:trHeight w:val="420" w:hRule="atLeast"/>
           <w:tblHeader w:val="0"/>
         </w:trPr>
         <w:tc>
@@ -8442,6 +8448,7 @@
       <w:tr>
         <w:trPr>
           <w:cantSplit w:val="1"/>
+          <w:trHeight w:val="420" w:hRule="atLeast"/>
           <w:tblHeader w:val="0"/>
         </w:trPr>
         <w:tc>
@@ -8456,6 +8463,7 @@
           </w:tcPr>
           <w:p>
             <w:pPr>
+              <w:jc w:val="both"/>
               <w:rPr/>
             </w:pPr>
             <w:r>
@@ -8472,6 +8480,7 @@
                 <w:numId w:val="1"/>
               </w:numPr>
               <w:ind w:left="720" w:hanging="360"/>
+              <w:jc w:val="both"/>
             </w:pPr>
             <w:r>
               <w:rPr>
@@ -8487,6 +8496,7 @@
                 <w:numId w:val="1"/>
               </w:numPr>
               <w:ind w:left="720" w:hanging="360"/>
+              <w:jc w:val="both"/>
             </w:pPr>
             <w:r>
               <w:rPr>
@@ -8502,6 +8512,7 @@
                 <w:numId w:val="1"/>
               </w:numPr>
               <w:ind w:left="720" w:hanging="360"/>
+              <w:jc w:val="both"/>
             </w:pPr>
             <w:r>
               <w:rPr>
@@ -8517,6 +8528,7 @@
                 <w:numId w:val="1"/>
               </w:numPr>
               <w:ind w:left="720" w:hanging="360"/>
+              <w:jc w:val="both"/>
             </w:pPr>
             <w:r>
               <w:rPr>
@@ -8532,6 +8544,7 @@
                 <w:numId w:val="1"/>
               </w:numPr>
               <w:ind w:left="720" w:hanging="360"/>
+              <w:jc w:val="both"/>
             </w:pPr>
             <w:r>
               <w:rPr>
@@ -8545,6 +8558,7 @@
       <w:tr>
         <w:trPr>
           <w:cantSplit w:val="1"/>
+          <w:trHeight w:val="420" w:hRule="atLeast"/>
           <w:tblHeader w:val="0"/>
         </w:trPr>
         <w:tc>
@@ -8559,6 +8573,7 @@
           </w:tcPr>
           <w:p>
             <w:pPr>
+              <w:jc w:val="both"/>
               <w:rPr/>
             </w:pPr>
             <w:r>
@@ -8586,6 +8601,7 @@
       <w:tr>
         <w:trPr>
           <w:cantSplit w:val="1"/>
+          <w:trHeight w:val="420" w:hRule="atLeast"/>
           <w:tblHeader w:val="0"/>
         </w:trPr>
         <w:tc>
@@ -8600,6 +8616,7 @@
           </w:tcPr>
           <w:p>
             <w:pPr>
+              <w:jc w:val="both"/>
               <w:rPr/>
             </w:pPr>
             <w:r>
@@ -8611,6 +8628,7 @@
           </w:p>
           <w:p>
             <w:pPr>
+              <w:jc w:val="both"/>
               <w:rPr/>
             </w:pPr>
             <w:r>
@@ -8667,6 +8685,7 @@
       <w:tr>
         <w:trPr>
           <w:cantSplit w:val="0"/>
+          <w:trHeight w:val="420" w:hRule="atLeast"/>
           <w:tblHeader w:val="0"/>
         </w:trPr>
         <w:tc>
@@ -8835,6 +8854,7 @@
       <w:tr>
         <w:trPr>
           <w:cantSplit w:val="0"/>
+          <w:trHeight w:val="420" w:hRule="atLeast"/>
           <w:tblHeader w:val="0"/>
         </w:trPr>
         <w:tc>

--- a/backend/src/templates/1501.docx
+++ b/backend/src/templates/1501.docx
@@ -275,7 +275,6 @@
             <w:pPr>
               <w:keepNext w:val="0"/>
               <w:keepLines w:val="0"/>
-              <w:pageBreakBefore w:val="0"/>
               <w:widowControl w:val="1"/>
               <w:pBdr>
                 <w:top w:space="0" w:sz="0" w:val="nil"/>
@@ -352,7 +351,6 @@
             <w:pPr>
               <w:keepNext w:val="0"/>
               <w:keepLines w:val="0"/>
-              <w:pageBreakBefore w:val="0"/>
               <w:widowControl w:val="0"/>
               <w:pBdr>
                 <w:top w:space="0" w:sz="0" w:val="nil"/>
@@ -424,7 +422,6 @@
             <w:pPr>
               <w:keepNext w:val="0"/>
               <w:keepLines w:val="0"/>
-              <w:pageBreakBefore w:val="0"/>
               <w:widowControl w:val="0"/>
               <w:pBdr>
                 <w:top w:space="0" w:sz="0" w:val="nil"/>
@@ -513,7 +510,6 @@
             <w:pPr>
               <w:keepNext w:val="0"/>
               <w:keepLines w:val="0"/>
-              <w:pageBreakBefore w:val="0"/>
               <w:widowControl w:val="0"/>
               <w:pBdr>
                 <w:top w:space="0" w:sz="0" w:val="nil"/>
@@ -584,7 +580,6 @@
             <w:pPr>
               <w:keepNext w:val="0"/>
               <w:keepLines w:val="0"/>
-              <w:pageBreakBefore w:val="0"/>
               <w:widowControl w:val="0"/>
               <w:pBdr>
                 <w:top w:space="0" w:sz="0" w:val="nil"/>
@@ -649,7 +644,6 @@
             <w:pPr>
               <w:keepNext w:val="0"/>
               <w:keepLines w:val="0"/>
-              <w:pageBreakBefore w:val="0"/>
               <w:widowControl w:val="0"/>
               <w:pBdr>
                 <w:top w:space="0" w:sz="0" w:val="nil"/>
@@ -713,7 +707,6 @@
             <w:pPr>
               <w:keepNext w:val="0"/>
               <w:keepLines w:val="0"/>
-              <w:pageBreakBefore w:val="0"/>
               <w:widowControl w:val="0"/>
               <w:pBdr>
                 <w:top w:space="0" w:sz="0" w:val="nil"/>
@@ -796,7 +789,6 @@
             <w:pPr>
               <w:keepNext w:val="0"/>
               <w:keepLines w:val="0"/>
-              <w:pageBreakBefore w:val="0"/>
               <w:widowControl w:val="0"/>
               <w:pBdr>
                 <w:top w:space="0" w:sz="0" w:val="nil"/>
@@ -860,7 +852,6 @@
             <w:pPr>
               <w:keepNext w:val="0"/>
               <w:keepLines w:val="0"/>
-              <w:pageBreakBefore w:val="0"/>
               <w:widowControl w:val="0"/>
               <w:pBdr>
                 <w:top w:space="0" w:sz="0" w:val="nil"/>
@@ -932,7 +923,6 @@
             <w:pPr>
               <w:keepNext w:val="0"/>
               <w:keepLines w:val="0"/>
-              <w:pageBreakBefore w:val="0"/>
               <w:widowControl w:val="0"/>
               <w:pBdr>
                 <w:top w:space="0" w:sz="0" w:val="nil"/>
@@ -1021,7 +1011,6 @@
             <w:pPr>
               <w:keepNext w:val="0"/>
               <w:keepLines w:val="0"/>
-              <w:pageBreakBefore w:val="0"/>
               <w:widowControl w:val="0"/>
               <w:pBdr>
                 <w:top w:space="0" w:sz="0" w:val="nil"/>
@@ -1104,7 +1093,6 @@
             <w:pPr>
               <w:keepNext w:val="0"/>
               <w:keepLines w:val="0"/>
-              <w:pageBreakBefore w:val="0"/>
               <w:widowControl w:val="0"/>
               <w:pBdr>
                 <w:top w:space="0" w:sz="0" w:val="nil"/>
@@ -1187,7 +1175,6 @@
             <w:pPr>
               <w:keepNext w:val="0"/>
               <w:keepLines w:val="0"/>
-              <w:pageBreakBefore w:val="0"/>
               <w:widowControl w:val="0"/>
               <w:pBdr>
                 <w:top w:space="0" w:sz="0" w:val="nil"/>
@@ -1259,7 +1246,6 @@
             <w:pPr>
               <w:keepNext w:val="0"/>
               <w:keepLines w:val="0"/>
-              <w:pageBreakBefore w:val="0"/>
               <w:widowControl w:val="0"/>
               <w:pBdr>
                 <w:top w:space="0" w:sz="0" w:val="nil"/>
@@ -1349,7 +1335,6 @@
             <w:pPr>
               <w:keepNext w:val="0"/>
               <w:keepLines w:val="0"/>
-              <w:pageBreakBefore w:val="0"/>
               <w:widowControl w:val="0"/>
               <w:pBdr>
                 <w:top w:space="0" w:sz="0" w:val="nil"/>
@@ -1445,7 +1430,6 @@
             <w:pPr>
               <w:keepNext w:val="0"/>
               <w:keepLines w:val="0"/>
-              <w:pageBreakBefore w:val="0"/>
               <w:widowControl w:val="0"/>
               <w:pBdr>
                 <w:top w:space="0" w:sz="0" w:val="nil"/>
@@ -1517,7 +1501,6 @@
             <w:pPr>
               <w:keepNext w:val="0"/>
               <w:keepLines w:val="0"/>
-              <w:pageBreakBefore w:val="0"/>
               <w:widowControl w:val="0"/>
               <w:pBdr>
                 <w:top w:space="0" w:sz="0" w:val="nil"/>
@@ -1582,7 +1565,6 @@
             <w:pPr>
               <w:keepNext w:val="0"/>
               <w:keepLines w:val="0"/>
-              <w:pageBreakBefore w:val="0"/>
               <w:widowControl w:val="0"/>
               <w:pBdr>
                 <w:top w:space="0" w:sz="0" w:val="nil"/>
@@ -1665,7 +1647,6 @@
             <w:pPr>
               <w:keepNext w:val="0"/>
               <w:keepLines w:val="0"/>
-              <w:pageBreakBefore w:val="0"/>
               <w:widowControl w:val="0"/>
               <w:pBdr>
                 <w:top w:space="0" w:sz="0" w:val="nil"/>
@@ -1737,7 +1718,6 @@
             <w:pPr>
               <w:keepNext w:val="0"/>
               <w:keepLines w:val="0"/>
-              <w:pageBreakBefore w:val="0"/>
               <w:widowControl w:val="0"/>
               <w:pBdr>
                 <w:top w:space="0" w:sz="0" w:val="nil"/>
@@ -1820,7 +1800,6 @@
             <w:pPr>
               <w:keepNext w:val="0"/>
               <w:keepLines w:val="0"/>
-              <w:pageBreakBefore w:val="0"/>
               <w:widowControl w:val="0"/>
               <w:pBdr>
                 <w:top w:space="0" w:sz="0" w:val="nil"/>
@@ -1892,7 +1871,6 @@
             <w:pPr>
               <w:keepNext w:val="0"/>
               <w:keepLines w:val="0"/>
-              <w:pageBreakBefore w:val="0"/>
               <w:widowControl w:val="0"/>
               <w:pBdr>
                 <w:top w:space="0" w:sz="0" w:val="nil"/>
@@ -1964,7 +1942,6 @@
             <w:pPr>
               <w:keepNext w:val="0"/>
               <w:keepLines w:val="0"/>
-              <w:pageBreakBefore w:val="0"/>
               <w:widowControl w:val="0"/>
               <w:pBdr>
                 <w:top w:space="0" w:sz="0" w:val="nil"/>
@@ -2036,7 +2013,6 @@
             <w:pPr>
               <w:keepNext w:val="0"/>
               <w:keepLines w:val="0"/>
-              <w:pageBreakBefore w:val="0"/>
               <w:widowControl w:val="0"/>
               <w:pBdr>
                 <w:top w:space="0" w:sz="0" w:val="nil"/>
@@ -2101,7 +2077,6 @@
             <w:pPr>
               <w:keepNext w:val="0"/>
               <w:keepLines w:val="0"/>
-              <w:pageBreakBefore w:val="0"/>
               <w:widowControl w:val="0"/>
               <w:pBdr>
                 <w:top w:space="0" w:sz="0" w:val="nil"/>
@@ -2173,7 +2148,6 @@
             <w:pPr>
               <w:keepNext w:val="0"/>
               <w:keepLines w:val="0"/>
-              <w:pageBreakBefore w:val="0"/>
               <w:widowControl w:val="0"/>
               <w:pBdr>
                 <w:top w:space="0" w:sz="0" w:val="nil"/>
@@ -2245,7 +2219,6 @@
             <w:pPr>
               <w:keepNext w:val="0"/>
               <w:keepLines w:val="0"/>
-              <w:pageBreakBefore w:val="0"/>
               <w:widowControl w:val="0"/>
               <w:pBdr>
                 <w:top w:space="0" w:sz="0" w:val="nil"/>
@@ -2317,7 +2290,6 @@
             <w:pPr>
               <w:keepNext w:val="0"/>
               <w:keepLines w:val="0"/>
-              <w:pageBreakBefore w:val="0"/>
               <w:widowControl w:val="0"/>
               <w:pBdr>
                 <w:top w:space="0" w:sz="0" w:val="nil"/>
@@ -2389,7 +2361,6 @@
             <w:pPr>
               <w:keepNext w:val="0"/>
               <w:keepLines w:val="0"/>
-              <w:pageBreakBefore w:val="0"/>
               <w:widowControl w:val="0"/>
               <w:pBdr>
                 <w:top w:space="0" w:sz="0" w:val="nil"/>
@@ -2461,7 +2432,6 @@
             <w:pPr>
               <w:keepNext w:val="0"/>
               <w:keepLines w:val="0"/>
-              <w:pageBreakBefore w:val="0"/>
               <w:widowControl w:val="0"/>
               <w:pBdr>
                 <w:top w:space="0" w:sz="0" w:val="nil"/>
@@ -2533,7 +2503,6 @@
             <w:pPr>
               <w:keepNext w:val="0"/>
               <w:keepLines w:val="0"/>
-              <w:pageBreakBefore w:val="0"/>
               <w:widowControl w:val="0"/>
               <w:pBdr>
                 <w:top w:space="0" w:sz="0" w:val="nil"/>
@@ -2616,7 +2585,6 @@
             <w:pPr>
               <w:keepNext w:val="0"/>
               <w:keepLines w:val="0"/>
-              <w:pageBreakBefore w:val="0"/>
               <w:widowControl w:val="0"/>
               <w:pBdr>
                 <w:top w:space="0" w:sz="0" w:val="nil"/>
@@ -2688,7 +2656,6 @@
             <w:pPr>
               <w:keepNext w:val="0"/>
               <w:keepLines w:val="0"/>
-              <w:pageBreakBefore w:val="0"/>
               <w:widowControl w:val="0"/>
               <w:pBdr>
                 <w:top w:space="0" w:sz="0" w:val="nil"/>
@@ -2760,7 +2727,6 @@
             <w:pPr>
               <w:keepNext w:val="0"/>
               <w:keepLines w:val="0"/>
-              <w:pageBreakBefore w:val="0"/>
               <w:widowControl w:val="0"/>
               <w:pBdr>
                 <w:top w:space="0" w:sz="0" w:val="nil"/>
@@ -2813,7 +2779,6 @@
             <w:pPr>
               <w:keepNext w:val="0"/>
               <w:keepLines w:val="0"/>
-              <w:pageBreakBefore w:val="0"/>
               <w:widowControl w:val="0"/>
               <w:pBdr>
                 <w:top w:space="0" w:sz="0" w:val="nil"/>
@@ -2878,7 +2843,6 @@
             <w:pPr>
               <w:keepNext w:val="0"/>
               <w:keepLines w:val="0"/>
-              <w:pageBreakBefore w:val="0"/>
               <w:widowControl w:val="0"/>
               <w:pBdr>
                 <w:top w:space="0" w:sz="0" w:val="nil"/>
@@ -2950,7 +2914,6 @@
             <w:pPr>
               <w:keepNext w:val="0"/>
               <w:keepLines w:val="0"/>
-              <w:pageBreakBefore w:val="0"/>
               <w:widowControl w:val="0"/>
               <w:pBdr>
                 <w:top w:space="0" w:sz="0" w:val="nil"/>
@@ -3033,7 +2996,6 @@
             <w:pPr>
               <w:keepNext w:val="0"/>
               <w:keepLines w:val="0"/>
-              <w:pageBreakBefore w:val="0"/>
               <w:widowControl w:val="0"/>
               <w:pBdr>
                 <w:top w:space="0" w:sz="0" w:val="nil"/>
@@ -3116,7 +3078,6 @@
             <w:pPr>
               <w:keepNext w:val="0"/>
               <w:keepLines w:val="0"/>
-              <w:pageBreakBefore w:val="0"/>
               <w:widowControl w:val="1"/>
               <w:pBdr>
                 <w:top w:space="0" w:sz="0" w:val="nil"/>
@@ -3188,7 +3149,6 @@
             <w:pPr>
               <w:keepNext w:val="0"/>
               <w:keepLines w:val="0"/>
-              <w:pageBreakBefore w:val="0"/>
               <w:widowControl w:val="1"/>
               <w:pBdr>
                 <w:top w:space="0" w:sz="0" w:val="nil"/>
@@ -3227,7 +3187,6 @@
             <w:pPr>
               <w:keepNext w:val="0"/>
               <w:keepLines w:val="0"/>
-              <w:pageBreakBefore w:val="0"/>
               <w:widowControl w:val="1"/>
               <w:pBdr>
                 <w:top w:space="0" w:sz="0" w:val="nil"/>
@@ -3329,7 +3288,6 @@
             <w:pPr>
               <w:keepNext w:val="0"/>
               <w:keepLines w:val="0"/>
-              <w:pageBreakBefore w:val="0"/>
               <w:widowControl w:val="1"/>
               <w:pBdr>
                 <w:top w:space="0" w:sz="0" w:val="nil"/>
@@ -3368,7 +3326,6 @@
             <w:pPr>
               <w:keepNext w:val="0"/>
               <w:keepLines w:val="0"/>
-              <w:pageBreakBefore w:val="0"/>
               <w:widowControl w:val="1"/>
               <w:pBdr>
                 <w:top w:space="0" w:sz="0" w:val="nil"/>
@@ -3440,7 +3397,6 @@
             <w:pPr>
               <w:keepNext w:val="0"/>
               <w:keepLines w:val="0"/>
-              <w:pageBreakBefore w:val="0"/>
               <w:widowControl w:val="1"/>
               <w:pBdr>
                 <w:top w:space="0" w:sz="0" w:val="nil"/>
@@ -3479,7 +3435,6 @@
             <w:pPr>
               <w:keepNext w:val="0"/>
               <w:keepLines w:val="0"/>
-              <w:pageBreakBefore w:val="0"/>
               <w:widowControl w:val="1"/>
               <w:pBdr>
                 <w:top w:space="0" w:sz="0" w:val="nil"/>
@@ -3551,7 +3506,6 @@
             <w:pPr>
               <w:keepNext w:val="0"/>
               <w:keepLines w:val="0"/>
-              <w:pageBreakBefore w:val="0"/>
               <w:widowControl w:val="1"/>
               <w:pBdr>
                 <w:top w:space="0" w:sz="0" w:val="nil"/>
@@ -3604,7 +3558,6 @@
             <w:pPr>
               <w:keepNext w:val="0"/>
               <w:keepLines w:val="0"/>
-              <w:pageBreakBefore w:val="0"/>
               <w:widowControl w:val="1"/>
               <w:pBdr>
                 <w:top w:space="0" w:sz="0" w:val="nil"/>
@@ -3658,7 +3611,6 @@
             <w:pPr>
               <w:keepNext w:val="0"/>
               <w:keepLines w:val="0"/>
-              <w:pageBreakBefore w:val="0"/>
               <w:widowControl w:val="1"/>
               <w:pBdr>
                 <w:top w:space="0" w:sz="0" w:val="nil"/>
@@ -3712,7 +3664,6 @@
             <w:pPr>
               <w:keepNext w:val="0"/>
               <w:keepLines w:val="0"/>
-              <w:pageBreakBefore w:val="0"/>
               <w:widowControl w:val="1"/>
               <w:pBdr>
                 <w:top w:space="0" w:sz="0" w:val="nil"/>
@@ -3751,7 +3702,6 @@
             <w:pPr>
               <w:keepNext w:val="0"/>
               <w:keepLines w:val="0"/>
-              <w:pageBreakBefore w:val="0"/>
               <w:widowControl w:val="1"/>
               <w:pBdr>
                 <w:top w:space="0" w:sz="0" w:val="nil"/>
@@ -3823,7 +3773,6 @@
             <w:pPr>
               <w:keepNext w:val="0"/>
               <w:keepLines w:val="0"/>
-              <w:pageBreakBefore w:val="0"/>
               <w:widowControl w:val="1"/>
               <w:pBdr>
                 <w:top w:space="0" w:sz="0" w:val="nil"/>
@@ -3877,7 +3826,6 @@
             <w:pPr>
               <w:keepNext w:val="0"/>
               <w:keepLines w:val="0"/>
-              <w:pageBreakBefore w:val="0"/>
               <w:widowControl w:val="1"/>
               <w:pBdr>
                 <w:top w:space="0" w:sz="0" w:val="nil"/>
@@ -3930,7 +3878,6 @@
             <w:pPr>
               <w:keepNext w:val="0"/>
               <w:keepLines w:val="0"/>
-              <w:pageBreakBefore w:val="0"/>
               <w:widowControl w:val="1"/>
               <w:pBdr>
                 <w:top w:space="0" w:sz="0" w:val="nil"/>
@@ -3983,7 +3930,6 @@
             <w:pPr>
               <w:keepNext w:val="0"/>
               <w:keepLines w:val="0"/>
-              <w:pageBreakBefore w:val="0"/>
               <w:widowControl w:val="1"/>
               <w:pBdr>
                 <w:top w:space="0" w:sz="0" w:val="nil"/>
@@ -4036,7 +3982,6 @@
             <w:pPr>
               <w:keepNext w:val="0"/>
               <w:keepLines w:val="0"/>
-              <w:pageBreakBefore w:val="0"/>
               <w:widowControl w:val="1"/>
               <w:pBdr>
                 <w:top w:space="0" w:sz="0" w:val="nil"/>
@@ -4075,7 +4020,6 @@
             <w:pPr>
               <w:keepNext w:val="0"/>
               <w:keepLines w:val="0"/>
-              <w:pageBreakBefore w:val="0"/>
               <w:widowControl w:val="1"/>
               <w:pBdr>
                 <w:top w:space="0" w:sz="0" w:val="nil"/>
@@ -4147,7 +4091,6 @@
             <w:pPr>
               <w:keepNext w:val="0"/>
               <w:keepLines w:val="0"/>
-              <w:pageBreakBefore w:val="0"/>
               <w:widowControl w:val="1"/>
               <w:numPr>
                 <w:ilvl w:val="0"/>
@@ -4185,12 +4128,16 @@
               </w:rPr>
               <w:t xml:space="preserve">proporcionar ao estagiário condições de aprendizagem significativa, aperfeiçoamento técnico e cultural, científico e de relacionamento humano;</w:t>
             </w:r>
-          </w:p>
-          <w:p>
-            <w:pPr>
-              <w:keepNext w:val="0"/>
-              <w:keepLines w:val="0"/>
-              <w:pageBreakBefore w:val="0"/>
+            <w:r>
+              <w:rPr>
+                <w:rtl w:val="0"/>
+              </w:rPr>
+            </w:r>
+          </w:p>
+          <w:p>
+            <w:pPr>
+              <w:keepNext w:val="0"/>
+              <w:keepLines w:val="0"/>
               <w:widowControl w:val="1"/>
               <w:numPr>
                 <w:ilvl w:val="0"/>
@@ -4228,12 +4175,16 @@
               </w:rPr>
               <w:t xml:space="preserve">celebrar o Termo de Compromisso de Estágio (TCE) com a instituição de ensino e com o estudante, zelando por seu cumprimento;</w:t>
             </w:r>
-          </w:p>
-          <w:p>
-            <w:pPr>
-              <w:keepNext w:val="0"/>
-              <w:keepLines w:val="0"/>
-              <w:pageBreakBefore w:val="0"/>
+            <w:r>
+              <w:rPr>
+                <w:rtl w:val="0"/>
+              </w:rPr>
+            </w:r>
+          </w:p>
+          <w:p>
+            <w:pPr>
+              <w:keepNext w:val="0"/>
+              <w:keepLines w:val="0"/>
               <w:widowControl w:val="1"/>
               <w:numPr>
                 <w:ilvl w:val="0"/>
@@ -4271,12 +4222,16 @@
               </w:rPr>
               <w:t xml:space="preserve">ofertar instalações que tenham condições de proporcionar ao estagiário atividades de aprendizagem relacionadas ao seu curso de formação;</w:t>
             </w:r>
-          </w:p>
-          <w:p>
-            <w:pPr>
-              <w:keepNext w:val="0"/>
-              <w:keepLines w:val="0"/>
-              <w:pageBreakBefore w:val="0"/>
+            <w:r>
+              <w:rPr>
+                <w:rtl w:val="0"/>
+              </w:rPr>
+            </w:r>
+          </w:p>
+          <w:p>
+            <w:pPr>
+              <w:keepNext w:val="0"/>
+              <w:keepLines w:val="0"/>
               <w:widowControl w:val="1"/>
               <w:numPr>
                 <w:ilvl w:val="0"/>
@@ -4314,12 +4269,16 @@
               </w:rPr>
               <w:t xml:space="preserve">indicar funcionário de seu quadro pessoal, com formação ou experiência profissional na área de conhecimento desenvolvida no curso do estagiário, para orientar e supervisionar, sendo este(a) supervisor(a) responsável por, no máximo, 10 (dez) estagiários, simultaneamente;</w:t>
             </w:r>
-          </w:p>
-          <w:p>
-            <w:pPr>
-              <w:keepNext w:val="0"/>
-              <w:keepLines w:val="0"/>
-              <w:pageBreakBefore w:val="0"/>
+            <w:r>
+              <w:rPr>
+                <w:rtl w:val="0"/>
+              </w:rPr>
+            </w:r>
+          </w:p>
+          <w:p>
+            <w:pPr>
+              <w:keepNext w:val="0"/>
+              <w:keepLines w:val="0"/>
               <w:widowControl w:val="1"/>
               <w:numPr>
                 <w:ilvl w:val="0"/>
@@ -4357,12 +4316,16 @@
               </w:rPr>
               <w:t xml:space="preserve">por ocasião do desligamento do estagiário, entregar Relatório de Atividades e Avaliação de Estágio e Termo de Desligamento de Estágio com indicação resumida das atividades desenvolvidas, dos períodos e da avaliação de desempenho;</w:t>
             </w:r>
-          </w:p>
-          <w:p>
-            <w:pPr>
-              <w:keepNext w:val="0"/>
-              <w:keepLines w:val="0"/>
-              <w:pageBreakBefore w:val="0"/>
+            <w:r>
+              <w:rPr>
+                <w:rtl w:val="0"/>
+              </w:rPr>
+            </w:r>
+          </w:p>
+          <w:p>
+            <w:pPr>
+              <w:keepNext w:val="0"/>
+              <w:keepLines w:val="0"/>
               <w:widowControl w:val="1"/>
               <w:numPr>
                 <w:ilvl w:val="0"/>
@@ -4400,12 +4363,16 @@
               </w:rPr>
               <w:t xml:space="preserve">manter à disposição das fiscalização documentos que comprovem a relação de estágio;</w:t>
             </w:r>
-          </w:p>
-          <w:p>
-            <w:pPr>
-              <w:keepNext w:val="0"/>
-              <w:keepLines w:val="0"/>
-              <w:pageBreakBefore w:val="0"/>
+            <w:r>
+              <w:rPr>
+                <w:rtl w:val="0"/>
+              </w:rPr>
+            </w:r>
+          </w:p>
+          <w:p>
+            <w:pPr>
+              <w:keepNext w:val="0"/>
+              <w:keepLines w:val="0"/>
               <w:widowControl w:val="1"/>
               <w:numPr>
                 <w:ilvl w:val="0"/>
@@ -4443,12 +4410,16 @@
               </w:rPr>
               <w:t xml:space="preserve">enviar à escola, com periodicidade mínima de 6 (seis) meses, Relatório de Atividades com vista obrigatória ao estagiário;</w:t>
             </w:r>
-          </w:p>
-          <w:p>
-            <w:pPr>
-              <w:keepNext w:val="0"/>
-              <w:keepLines w:val="0"/>
-              <w:pageBreakBefore w:val="0"/>
+            <w:r>
+              <w:rPr>
+                <w:rtl w:val="0"/>
+              </w:rPr>
+            </w:r>
+          </w:p>
+          <w:p>
+            <w:pPr>
+              <w:keepNext w:val="0"/>
+              <w:keepLines w:val="0"/>
               <w:widowControl w:val="1"/>
               <w:numPr>
                 <w:ilvl w:val="0"/>
@@ -4486,12 +4457,16 @@
               </w:rPr>
               <w:t xml:space="preserve">zelar pela aprendizagem do estagiário, em conformidade com o currículo de seu curso de formação; </w:t>
             </w:r>
-          </w:p>
-          <w:p>
-            <w:pPr>
-              <w:keepNext w:val="0"/>
-              <w:keepLines w:val="0"/>
-              <w:pageBreakBefore w:val="0"/>
+            <w:r>
+              <w:rPr>
+                <w:rtl w:val="0"/>
+              </w:rPr>
+            </w:r>
+          </w:p>
+          <w:p>
+            <w:pPr>
+              <w:keepNext w:val="0"/>
+              <w:keepLines w:val="0"/>
               <w:widowControl w:val="1"/>
               <w:numPr>
                 <w:ilvl w:val="0"/>
@@ -4529,12 +4504,16 @@
               </w:rPr>
               <w:t xml:space="preserve">fornecer à escola do estudante todas as informações necessárias à avaliação e acompanhamento do estágio, quando solicitado;</w:t>
             </w:r>
-          </w:p>
-          <w:p>
-            <w:pPr>
-              <w:keepNext w:val="0"/>
-              <w:keepLines w:val="0"/>
-              <w:pageBreakBefore w:val="0"/>
+            <w:r>
+              <w:rPr>
+                <w:rtl w:val="0"/>
+              </w:rPr>
+            </w:r>
+          </w:p>
+          <w:p>
+            <w:pPr>
+              <w:keepNext w:val="0"/>
+              <w:keepLines w:val="0"/>
               <w:widowControl w:val="1"/>
               <w:numPr>
                 <w:ilvl w:val="0"/>
@@ -4572,12 +4551,16 @@
               </w:rPr>
               <w:t xml:space="preserve">sinalizar à escola os casos de descumprimento ao estabelecido neste Termo. </w:t>
             </w:r>
-          </w:p>
-          <w:p>
-            <w:pPr>
-              <w:keepNext w:val="0"/>
-              <w:keepLines w:val="0"/>
-              <w:pageBreakBefore w:val="0"/>
+            <w:r>
+              <w:rPr>
+                <w:rtl w:val="0"/>
+              </w:rPr>
+            </w:r>
+          </w:p>
+          <w:p>
+            <w:pPr>
+              <w:keepNext w:val="0"/>
+              <w:keepLines w:val="0"/>
               <w:widowControl w:val="1"/>
               <w:pBdr>
                 <w:top w:space="0" w:sz="0" w:val="nil"/>
@@ -4616,7 +4599,6 @@
             <w:pPr>
               <w:keepNext w:val="0"/>
               <w:keepLines w:val="0"/>
-              <w:pageBreakBefore w:val="0"/>
               <w:widowControl w:val="1"/>
               <w:pBdr>
                 <w:top w:space="0" w:sz="0" w:val="nil"/>
@@ -4688,7 +4670,6 @@
             <w:pPr>
               <w:keepNext w:val="0"/>
               <w:keepLines w:val="0"/>
-              <w:pageBreakBefore w:val="0"/>
               <w:widowControl w:val="1"/>
               <w:numPr>
                 <w:ilvl w:val="0"/>
@@ -4726,12 +4707,16 @@
               </w:rPr>
               <w:t xml:space="preserve">conferir se a Concedente de Estágio está devidamente credenciada pela SED;</w:t>
             </w:r>
-          </w:p>
-          <w:p>
-            <w:pPr>
-              <w:keepNext w:val="0"/>
-              <w:keepLines w:val="0"/>
-              <w:pageBreakBefore w:val="0"/>
+            <w:r>
+              <w:rPr>
+                <w:rtl w:val="0"/>
+              </w:rPr>
+            </w:r>
+          </w:p>
+          <w:p>
+            <w:pPr>
+              <w:keepNext w:val="0"/>
+              <w:keepLines w:val="0"/>
               <w:widowControl w:val="1"/>
               <w:numPr>
                 <w:ilvl w:val="0"/>
@@ -4769,12 +4754,16 @@
               </w:rPr>
               <w:t xml:space="preserve">analisar o Plano de Estágio, sendo essa condição indispensável para a autorização e encaminhamento do estudante a oportunidade de estágio;</w:t>
             </w:r>
-          </w:p>
-          <w:p>
-            <w:pPr>
-              <w:keepNext w:val="0"/>
-              <w:keepLines w:val="0"/>
-              <w:pageBreakBefore w:val="0"/>
+            <w:r>
+              <w:rPr>
+                <w:rtl w:val="0"/>
+              </w:rPr>
+            </w:r>
+          </w:p>
+          <w:p>
+            <w:pPr>
+              <w:keepNext w:val="0"/>
+              <w:keepLines w:val="0"/>
               <w:widowControl w:val="1"/>
               <w:numPr>
                 <w:ilvl w:val="0"/>
@@ -4812,12 +4801,16 @@
               </w:rPr>
               <w:t xml:space="preserve">solicitar a contratação de Professor(a) Orientador(a) da área a ser desenvolvida no estágio, como responsável pelo acompanhamento e avaliação das atividades do estagiário; </w:t>
             </w:r>
-          </w:p>
-          <w:p>
-            <w:pPr>
-              <w:keepNext w:val="0"/>
-              <w:keepLines w:val="0"/>
-              <w:pageBreakBefore w:val="0"/>
+            <w:r>
+              <w:rPr>
+                <w:rtl w:val="0"/>
+              </w:rPr>
+            </w:r>
+          </w:p>
+          <w:p>
+            <w:pPr>
+              <w:keepNext w:val="0"/>
+              <w:keepLines w:val="0"/>
               <w:widowControl w:val="1"/>
               <w:numPr>
                 <w:ilvl w:val="0"/>
@@ -4855,12 +4848,16 @@
               </w:rPr>
               <w:t xml:space="preserve">exigir, do estagiário, a apresentação periódica, em prazo não superior a 6 (seis) meses, o Relatório de Atividades desenvolvidas;</w:t>
             </w:r>
-          </w:p>
-          <w:p>
-            <w:pPr>
-              <w:keepNext w:val="0"/>
-              <w:keepLines w:val="0"/>
-              <w:pageBreakBefore w:val="0"/>
+            <w:r>
+              <w:rPr>
+                <w:rtl w:val="0"/>
+              </w:rPr>
+            </w:r>
+          </w:p>
+          <w:p>
+            <w:pPr>
+              <w:keepNext w:val="0"/>
+              <w:keepLines w:val="0"/>
               <w:widowControl w:val="1"/>
               <w:numPr>
                 <w:ilvl w:val="0"/>
@@ -4898,12 +4895,16 @@
               </w:rPr>
               <w:t xml:space="preserve">zelar pelo cumprimento do Termo de Compromisso, reorientando o estagiário para outro local, em caso de descumprimento de suas normas;</w:t>
             </w:r>
-          </w:p>
-          <w:p>
-            <w:pPr>
-              <w:keepNext w:val="0"/>
-              <w:keepLines w:val="0"/>
-              <w:pageBreakBefore w:val="0"/>
+            <w:r>
+              <w:rPr>
+                <w:rtl w:val="0"/>
+              </w:rPr>
+            </w:r>
+          </w:p>
+          <w:p>
+            <w:pPr>
+              <w:keepNext w:val="0"/>
+              <w:keepLines w:val="0"/>
               <w:widowControl w:val="1"/>
               <w:numPr>
                 <w:ilvl w:val="0"/>
@@ -4941,12 +4942,16 @@
               </w:rPr>
               <w:t xml:space="preserve">elaborar instrumentos complementares de avaliação dos estágios e de seu estudantes;</w:t>
             </w:r>
-          </w:p>
-          <w:p>
-            <w:pPr>
-              <w:keepNext w:val="0"/>
-              <w:keepLines w:val="0"/>
-              <w:pageBreakBefore w:val="0"/>
+            <w:r>
+              <w:rPr>
+                <w:rtl w:val="0"/>
+              </w:rPr>
+            </w:r>
+          </w:p>
+          <w:p>
+            <w:pPr>
+              <w:keepNext w:val="0"/>
+              <w:keepLines w:val="0"/>
               <w:widowControl w:val="1"/>
               <w:numPr>
                 <w:ilvl w:val="0"/>
@@ -4984,12 +4989,16 @@
               </w:rPr>
               <w:t xml:space="preserve">comunicar, ao campo de estágio/concedente, no início do período letivo, as datas de realização das avaliações;</w:t>
             </w:r>
-          </w:p>
-          <w:p>
-            <w:pPr>
-              <w:keepNext w:val="0"/>
-              <w:keepLines w:val="0"/>
-              <w:pageBreakBefore w:val="0"/>
+            <w:r>
+              <w:rPr>
+                <w:rtl w:val="0"/>
+              </w:rPr>
+            </w:r>
+          </w:p>
+          <w:p>
+            <w:pPr>
+              <w:keepNext w:val="0"/>
+              <w:keepLines w:val="0"/>
               <w:widowControl w:val="1"/>
               <w:numPr>
                 <w:ilvl w:val="0"/>
@@ -5027,12 +5036,16 @@
               </w:rPr>
               <w:t xml:space="preserve">exigir do estudante, ao finalizar o estágio, o Termo de Conclusão de Estágio, devidamente preenchido e assinado pelas partes.</w:t>
             </w:r>
-          </w:p>
-          <w:p>
-            <w:pPr>
-              <w:keepNext w:val="0"/>
-              <w:keepLines w:val="0"/>
-              <w:pageBreakBefore w:val="0"/>
+            <w:r>
+              <w:rPr>
+                <w:rtl w:val="0"/>
+              </w:rPr>
+            </w:r>
+          </w:p>
+          <w:p>
+            <w:pPr>
+              <w:keepNext w:val="0"/>
+              <w:keepLines w:val="0"/>
               <w:widowControl w:val="1"/>
               <w:pBdr>
                 <w:top w:space="0" w:sz="0" w:val="nil"/>
@@ -5071,7 +5084,6 @@
             <w:pPr>
               <w:keepNext w:val="0"/>
               <w:keepLines w:val="0"/>
-              <w:pageBreakBefore w:val="0"/>
               <w:widowControl w:val="1"/>
               <w:pBdr>
                 <w:top w:space="0" w:sz="0" w:val="nil"/>
@@ -5143,7 +5155,6 @@
             <w:pPr>
               <w:keepNext w:val="0"/>
               <w:keepLines w:val="0"/>
-              <w:pageBreakBefore w:val="0"/>
               <w:widowControl w:val="1"/>
               <w:numPr>
                 <w:ilvl w:val="0"/>
@@ -5181,12 +5192,16 @@
               </w:rPr>
               <w:t xml:space="preserve">cumprir o estabelecido no Plano de Estágio;</w:t>
             </w:r>
-          </w:p>
-          <w:p>
-            <w:pPr>
-              <w:keepNext w:val="0"/>
-              <w:keepLines w:val="0"/>
-              <w:pageBreakBefore w:val="0"/>
+            <w:r>
+              <w:rPr>
+                <w:rtl w:val="0"/>
+              </w:rPr>
+            </w:r>
+          </w:p>
+          <w:p>
+            <w:pPr>
+              <w:keepNext w:val="0"/>
+              <w:keepLines w:val="0"/>
               <w:widowControl w:val="1"/>
               <w:numPr>
                 <w:ilvl w:val="0"/>
@@ -5224,12 +5239,16 @@
               </w:rPr>
               <w:t xml:space="preserve">cumprir integralmente as horas previstas para o seu estágio, conforme especificado em cláusula própria;</w:t>
             </w:r>
-          </w:p>
-          <w:p>
-            <w:pPr>
-              <w:keepNext w:val="0"/>
-              <w:keepLines w:val="0"/>
-              <w:pageBreakBefore w:val="0"/>
+            <w:r>
+              <w:rPr>
+                <w:rtl w:val="0"/>
+              </w:rPr>
+            </w:r>
+          </w:p>
+          <w:p>
+            <w:pPr>
+              <w:keepNext w:val="0"/>
+              <w:keepLines w:val="0"/>
               <w:widowControl w:val="1"/>
               <w:numPr>
                 <w:ilvl w:val="0"/>
@@ -5267,12 +5286,16 @@
               </w:rPr>
               <w:t xml:space="preserve">realizar estágio obrigatório concomitante aos componentes curriculares, salvo em situações de excepcionalidade;</w:t>
             </w:r>
-          </w:p>
-          <w:p>
-            <w:pPr>
-              <w:keepNext w:val="0"/>
-              <w:keepLines w:val="0"/>
-              <w:pageBreakBefore w:val="0"/>
+            <w:r>
+              <w:rPr>
+                <w:rtl w:val="0"/>
+              </w:rPr>
+            </w:r>
+          </w:p>
+          <w:p>
+            <w:pPr>
+              <w:keepNext w:val="0"/>
+              <w:keepLines w:val="0"/>
               <w:widowControl w:val="1"/>
               <w:numPr>
                 <w:ilvl w:val="0"/>
@@ -5310,12 +5333,16 @@
               </w:rPr>
               <w:t xml:space="preserve">manter regularmente preenchido o relatório de atividades exercidas, a ser devidamente conferido pelo supervisor indicado pelo campo de estágio / concedente e, após o visto de ambos, em período não superior a 6 (seis) meses, providenciar a entrega do relatório à escola;</w:t>
             </w:r>
-          </w:p>
-          <w:p>
-            <w:pPr>
-              <w:keepNext w:val="0"/>
-              <w:keepLines w:val="0"/>
-              <w:pageBreakBefore w:val="0"/>
+            <w:r>
+              <w:rPr>
+                <w:rtl w:val="0"/>
+              </w:rPr>
+            </w:r>
+          </w:p>
+          <w:p>
+            <w:pPr>
+              <w:keepNext w:val="0"/>
+              <w:keepLines w:val="0"/>
               <w:widowControl w:val="1"/>
               <w:numPr>
                 <w:ilvl w:val="0"/>
@@ -5353,12 +5380,16 @@
               </w:rPr>
               <w:t xml:space="preserve">apresentar ao campo de estágio/concedente, a cada 6 (seis) meses, declaração atualizada da escola atestando a sua matrícula e regular frequência;</w:t>
             </w:r>
-          </w:p>
-          <w:p>
-            <w:pPr>
-              <w:keepNext w:val="0"/>
-              <w:keepLines w:val="0"/>
-              <w:pageBreakBefore w:val="0"/>
+            <w:r>
+              <w:rPr>
+                <w:rtl w:val="0"/>
+              </w:rPr>
+            </w:r>
+          </w:p>
+          <w:p>
+            <w:pPr>
+              <w:keepNext w:val="0"/>
+              <w:keepLines w:val="0"/>
               <w:widowControl w:val="1"/>
               <w:numPr>
                 <w:ilvl w:val="0"/>
@@ -5396,12 +5427,16 @@
               </w:rPr>
               <w:t xml:space="preserve">acatar as normas internas de campo de estágio/concedente, bem como orientações e recomendações efetuadas por seu(sua) supervisor(a) de estágio;</w:t>
             </w:r>
-          </w:p>
-          <w:p>
-            <w:pPr>
-              <w:keepNext w:val="0"/>
-              <w:keepLines w:val="0"/>
-              <w:pageBreakBefore w:val="0"/>
+            <w:r>
+              <w:rPr>
+                <w:rtl w:val="0"/>
+              </w:rPr>
+            </w:r>
+          </w:p>
+          <w:p>
+            <w:pPr>
+              <w:keepNext w:val="0"/>
+              <w:keepLines w:val="0"/>
               <w:widowControl w:val="1"/>
               <w:numPr>
                 <w:ilvl w:val="0"/>
@@ -5449,7 +5484,6 @@
             <w:pPr>
               <w:keepNext w:val="0"/>
               <w:keepLines w:val="0"/>
-              <w:pageBreakBefore w:val="0"/>
               <w:widowControl w:val="1"/>
               <w:numPr>
                 <w:ilvl w:val="0"/>
@@ -5487,12 +5521,16 @@
               </w:rPr>
               <w:t xml:space="preserve">assinar, ao término do estágio, o Termo de Desligamento do Estágio, a ser fornecido pelo campo de estágio/concedente. </w:t>
             </w:r>
-          </w:p>
-          <w:p>
-            <w:pPr>
-              <w:keepNext w:val="0"/>
-              <w:keepLines w:val="0"/>
-              <w:pageBreakBefore w:val="0"/>
+            <w:r>
+              <w:rPr>
+                <w:rtl w:val="0"/>
+              </w:rPr>
+            </w:r>
+          </w:p>
+          <w:p>
+            <w:pPr>
+              <w:keepNext w:val="0"/>
+              <w:keepLines w:val="0"/>
               <w:widowControl w:val="1"/>
               <w:pBdr>
                 <w:top w:space="0" w:sz="0" w:val="nil"/>
@@ -5531,7 +5569,6 @@
             <w:pPr>
               <w:keepNext w:val="0"/>
               <w:keepLines w:val="0"/>
-              <w:pageBreakBefore w:val="0"/>
               <w:widowControl w:val="1"/>
               <w:pBdr>
                 <w:top w:space="0" w:sz="0" w:val="nil"/>
@@ -5603,7 +5640,6 @@
             <w:pPr>
               <w:keepNext w:val="0"/>
               <w:keepLines w:val="0"/>
-              <w:pageBreakBefore w:val="0"/>
               <w:widowControl w:val="1"/>
               <w:numPr>
                 <w:ilvl w:val="0"/>
@@ -5641,12 +5677,16 @@
               </w:rPr>
               <w:t xml:space="preserve">de não cumprimento das cláusulas deste TCE;</w:t>
             </w:r>
-          </w:p>
-          <w:p>
-            <w:pPr>
-              <w:keepNext w:val="0"/>
-              <w:keepLines w:val="0"/>
-              <w:pageBreakBefore w:val="0"/>
+            <w:r>
+              <w:rPr>
+                <w:rtl w:val="0"/>
+              </w:rPr>
+            </w:r>
+          </w:p>
+          <w:p>
+            <w:pPr>
+              <w:keepNext w:val="0"/>
+              <w:keepLines w:val="0"/>
               <w:widowControl w:val="1"/>
               <w:numPr>
                 <w:ilvl w:val="0"/>
@@ -5684,12 +5724,16 @@
               </w:rPr>
               <w:t xml:space="preserve">com a conclusão, trancamento, desligamento ou abandono de curso;</w:t>
             </w:r>
-          </w:p>
-          <w:p>
-            <w:pPr>
-              <w:keepNext w:val="0"/>
-              <w:keepLines w:val="0"/>
-              <w:pageBreakBefore w:val="0"/>
+            <w:r>
+              <w:rPr>
+                <w:rtl w:val="0"/>
+              </w:rPr>
+            </w:r>
+          </w:p>
+          <w:p>
+            <w:pPr>
+              <w:keepNext w:val="0"/>
+              <w:keepLines w:val="0"/>
               <w:widowControl w:val="1"/>
               <w:numPr>
                 <w:ilvl w:val="0"/>
@@ -5727,12 +5771,16 @@
               </w:rPr>
               <w:t xml:space="preserve">a pedido de qualquer uma das partes, a qualquer tempo;</w:t>
             </w:r>
-          </w:p>
-          <w:p>
-            <w:pPr>
-              <w:keepNext w:val="0"/>
-              <w:keepLines w:val="0"/>
-              <w:pageBreakBefore w:val="0"/>
+            <w:r>
+              <w:rPr>
+                <w:rtl w:val="0"/>
+              </w:rPr>
+            </w:r>
+          </w:p>
+          <w:p>
+            <w:pPr>
+              <w:keepNext w:val="0"/>
+              <w:keepLines w:val="0"/>
               <w:widowControl w:val="1"/>
               <w:numPr>
                 <w:ilvl w:val="0"/>
@@ -5770,12 +5818,16 @@
               </w:rPr>
               <w:t xml:space="preserve">após decorrida a terça parte do tempo previsto para a duração do estágio, se comprovada a insuficiência na avaliação de desempenho na concedente ou na escola;</w:t>
             </w:r>
-          </w:p>
-          <w:p>
-            <w:pPr>
-              <w:keepNext w:val="0"/>
-              <w:keepLines w:val="0"/>
-              <w:pageBreakBefore w:val="0"/>
+            <w:r>
+              <w:rPr>
+                <w:rtl w:val="0"/>
+              </w:rPr>
+            </w:r>
+          </w:p>
+          <w:p>
+            <w:pPr>
+              <w:keepNext w:val="0"/>
+              <w:keepLines w:val="0"/>
               <w:widowControl w:val="1"/>
               <w:numPr>
                 <w:ilvl w:val="0"/>
@@ -5813,12 +5865,16 @@
               </w:rPr>
               <w:t xml:space="preserve">pelo não comparecimento, sem motivo justificado, por mais de 5 (cinco) dias, consecutivos ou não, no período de 1 (um) mês, ou por 30 (trinta) dias durante o período de estágio. </w:t>
             </w:r>
-          </w:p>
-          <w:p>
-            <w:pPr>
-              <w:keepNext w:val="0"/>
-              <w:keepLines w:val="0"/>
-              <w:pageBreakBefore w:val="0"/>
+            <w:r>
+              <w:rPr>
+                <w:rtl w:val="0"/>
+              </w:rPr>
+            </w:r>
+          </w:p>
+          <w:p>
+            <w:pPr>
+              <w:keepNext w:val="0"/>
+              <w:keepLines w:val="0"/>
               <w:widowControl w:val="1"/>
               <w:pBdr>
                 <w:top w:space="0" w:sz="0" w:val="nil"/>
@@ -5857,7 +5913,6 @@
             <w:pPr>
               <w:keepNext w:val="0"/>
               <w:keepLines w:val="0"/>
-              <w:pageBreakBefore w:val="0"/>
               <w:widowControl w:val="1"/>
               <w:pBdr>
                 <w:top w:space="0" w:sz="0" w:val="nil"/>
@@ -5929,7 +5984,6 @@
             <w:pPr>
               <w:keepNext w:val="0"/>
               <w:keepLines w:val="0"/>
-              <w:pageBreakBefore w:val="0"/>
               <w:widowControl w:val="1"/>
               <w:numPr>
                 <w:ilvl w:val="0"/>
@@ -5967,12 +6021,16 @@
               </w:rPr>
               <w:t xml:space="preserve">celebração de Termo de Compromisso entre o estudante, a parte campo de estágio/concedente de estágio e a escola;</w:t>
             </w:r>
-          </w:p>
-          <w:p>
-            <w:pPr>
-              <w:keepNext w:val="0"/>
-              <w:keepLines w:val="0"/>
-              <w:pageBreakBefore w:val="0"/>
+            <w:r>
+              <w:rPr>
+                <w:rtl w:val="0"/>
+              </w:rPr>
+            </w:r>
+          </w:p>
+          <w:p>
+            <w:pPr>
+              <w:keepNext w:val="0"/>
+              <w:keepLines w:val="0"/>
               <w:widowControl w:val="1"/>
               <w:numPr>
                 <w:ilvl w:val="0"/>
@@ -6010,12 +6068,16 @@
               </w:rPr>
               <w:t xml:space="preserve">compatibilidade entre as atividades desenvolvidas no estágio e aquelas previstas no Termo de Compromisso;</w:t>
             </w:r>
-          </w:p>
-          <w:p>
-            <w:pPr>
-              <w:keepNext w:val="0"/>
-              <w:keepLines w:val="0"/>
-              <w:pageBreakBefore w:val="0"/>
+            <w:r>
+              <w:rPr>
+                <w:rtl w:val="0"/>
+              </w:rPr>
+            </w:r>
+          </w:p>
+          <w:p>
+            <w:pPr>
+              <w:keepNext w:val="0"/>
+              <w:keepLines w:val="0"/>
               <w:widowControl w:val="1"/>
               <w:numPr>
                 <w:ilvl w:val="0"/>
@@ -6053,12 +6115,16 @@
               </w:rPr>
               <w:t xml:space="preserve">matrícula e frequência regular do estagiário(a).</w:t>
             </w:r>
-          </w:p>
-          <w:p>
-            <w:pPr>
-              <w:keepNext w:val="0"/>
-              <w:keepLines w:val="0"/>
-              <w:pageBreakBefore w:val="0"/>
+            <w:r>
+              <w:rPr>
+                <w:rtl w:val="0"/>
+              </w:rPr>
+            </w:r>
+          </w:p>
+          <w:p>
+            <w:pPr>
+              <w:keepNext w:val="0"/>
+              <w:keepLines w:val="0"/>
               <w:widowControl w:val="1"/>
               <w:pBdr>
                 <w:top w:space="0" w:sz="0" w:val="nil"/>
@@ -6097,7 +6163,6 @@
             <w:pPr>
               <w:keepNext w:val="0"/>
               <w:keepLines w:val="0"/>
-              <w:pageBreakBefore w:val="0"/>
               <w:widowControl w:val="1"/>
               <w:pBdr>
                 <w:top w:space="0" w:sz="0" w:val="nil"/>
@@ -6232,7 +6297,6 @@
             <w:pPr>
               <w:keepNext w:val="0"/>
               <w:keepLines w:val="0"/>
-              <w:pageBreakBefore w:val="0"/>
               <w:widowControl w:val="0"/>
               <w:pBdr>
                 <w:top w:space="0" w:sz="0" w:val="nil"/>
@@ -6393,7 +6457,6 @@
             <w:pPr>
               <w:keepNext w:val="1"/>
               <w:keepLines w:val="0"/>
-              <w:pageBreakBefore w:val="0"/>
               <w:widowControl w:val="1"/>
               <w:pBdr>
                 <w:top w:space="0" w:sz="0" w:val="nil"/>
@@ -6529,7 +6592,6 @@
             <w:pPr>
               <w:keepNext w:val="0"/>
               <w:keepLines w:val="0"/>
-              <w:pageBreakBefore w:val="0"/>
               <w:widowControl w:val="0"/>
               <w:pBdr>
                 <w:top w:space="0" w:sz="0" w:val="nil"/>
@@ -6582,7 +6644,6 @@
             <w:pPr>
               <w:keepNext w:val="0"/>
               <w:keepLines w:val="0"/>
-              <w:pageBreakBefore w:val="0"/>
               <w:widowControl w:val="0"/>
               <w:pBdr>
                 <w:top w:space="0" w:sz="0" w:val="nil"/>
@@ -6641,7 +6702,6 @@
             <w:pPr>
               <w:keepNext w:val="0"/>
               <w:keepLines w:val="0"/>
-              <w:pageBreakBefore w:val="0"/>
               <w:widowControl w:val="0"/>
               <w:pBdr>
                 <w:top w:space="0" w:sz="0" w:val="nil"/>
@@ -6704,7 +6764,6 @@
             <w:pPr>
               <w:keepNext w:val="0"/>
               <w:keepLines w:val="0"/>
-              <w:pageBreakBefore w:val="0"/>
               <w:widowControl w:val="0"/>
               <w:pBdr>
                 <w:top w:space="0" w:sz="0" w:val="nil"/>
@@ -6746,7 +6805,6 @@
             <w:pPr>
               <w:keepNext w:val="0"/>
               <w:keepLines w:val="0"/>
-              <w:pageBreakBefore w:val="0"/>
               <w:widowControl w:val="0"/>
               <w:pBdr>
                 <w:top w:space="0" w:sz="0" w:val="nil"/>
@@ -6797,7 +6855,6 @@
             <w:pPr>
               <w:keepNext w:val="0"/>
               <w:keepLines w:val="0"/>
-              <w:pageBreakBefore w:val="0"/>
               <w:widowControl w:val="0"/>
               <w:pBdr>
                 <w:top w:space="0" w:sz="0" w:val="nil"/>
@@ -6882,7 +6939,6 @@
             <w:pPr>
               <w:keepNext w:val="0"/>
               <w:keepLines w:val="0"/>
-              <w:pageBreakBefore w:val="0"/>
               <w:widowControl w:val="0"/>
               <w:pBdr>
                 <w:top w:space="0" w:sz="0" w:val="nil"/>
@@ -6979,7 +7035,6 @@
             <w:pPr>
               <w:keepNext w:val="0"/>
               <w:keepLines w:val="0"/>
-              <w:pageBreakBefore w:val="0"/>
               <w:widowControl w:val="0"/>
               <w:pBdr>
                 <w:top w:space="0" w:sz="0" w:val="nil"/>
@@ -7069,7 +7124,6 @@
             <w:pPr>
               <w:keepNext w:val="0"/>
               <w:keepLines w:val="0"/>
-              <w:pageBreakBefore w:val="0"/>
               <w:widowControl w:val="0"/>
               <w:pBdr>
                 <w:top w:space="0" w:sz="0" w:val="nil"/>
@@ -7234,7 +7288,6 @@
             <w:pPr>
               <w:keepNext w:val="0"/>
               <w:keepLines w:val="0"/>
-              <w:pageBreakBefore w:val="0"/>
               <w:widowControl w:val="0"/>
               <w:pBdr>
                 <w:top w:space="0" w:sz="0" w:val="nil"/>
@@ -7293,7 +7346,6 @@
             <w:pPr>
               <w:keepNext w:val="0"/>
               <w:keepLines w:val="0"/>
-              <w:pageBreakBefore w:val="0"/>
               <w:widowControl w:val="0"/>
               <w:pBdr>
                 <w:top w:space="0" w:sz="0" w:val="nil"/>
@@ -7346,7 +7398,6 @@
             <w:pPr>
               <w:keepNext w:val="0"/>
               <w:keepLines w:val="0"/>
-              <w:pageBreakBefore w:val="0"/>
               <w:widowControl w:val="0"/>
               <w:pBdr>
                 <w:top w:space="0" w:sz="0" w:val="nil"/>
@@ -7409,7 +7460,6 @@
             <w:pPr>
               <w:keepNext w:val="0"/>
               <w:keepLines w:val="0"/>
-              <w:pageBreakBefore w:val="0"/>
               <w:widowControl w:val="0"/>
               <w:pBdr>
                 <w:top w:space="0" w:sz="0" w:val="nil"/>
@@ -7451,7 +7501,6 @@
             <w:pPr>
               <w:keepNext w:val="0"/>
               <w:keepLines w:val="0"/>
-              <w:pageBreakBefore w:val="0"/>
               <w:widowControl w:val="0"/>
               <w:pBdr>
                 <w:top w:space="0" w:sz="0" w:val="nil"/>
@@ -7502,7 +7551,6 @@
             <w:pPr>
               <w:keepNext w:val="0"/>
               <w:keepLines w:val="0"/>
-              <w:pageBreakBefore w:val="0"/>
               <w:widowControl w:val="0"/>
               <w:pBdr>
                 <w:top w:space="0" w:sz="0" w:val="nil"/>
@@ -7565,7 +7613,6 @@
             <w:pPr>
               <w:keepNext w:val="0"/>
               <w:keepLines w:val="0"/>
-              <w:pageBreakBefore w:val="0"/>
               <w:widowControl w:val="0"/>
               <w:pBdr>
                 <w:top w:space="0" w:sz="0" w:val="nil"/>
@@ -7649,7 +7696,6 @@
             <w:pPr>
               <w:keepNext w:val="0"/>
               <w:keepLines w:val="0"/>
-              <w:pageBreakBefore w:val="0"/>
               <w:widowControl w:val="0"/>
               <w:pBdr>
                 <w:top w:space="0" w:sz="0" w:val="nil"/>
@@ -7726,7 +7772,6 @@
             <w:pPr>
               <w:keepNext w:val="0"/>
               <w:keepLines w:val="0"/>
-              <w:pageBreakBefore w:val="0"/>
               <w:widowControl w:val="0"/>
               <w:pBdr>
                 <w:top w:space="0" w:sz="0" w:val="nil"/>
@@ -8445,6 +8490,42 @@
           </w:p>
         </w:tc>
       </w:tr>
+    </w:tbl>
+    <w:p>
+      <w:pPr>
+        <w:rPr/>
+      </w:pPr>
+      <w:r>
+        <w:rPr>
+          <w:rtl w:val="0"/>
+        </w:rPr>
+      </w:r>
+    </w:p>
+    <w:tbl>
+      <w:tblPr>
+        <w:tblStyle w:val="Table8"/>
+        <w:tblW w:w="9486.0" w:type="dxa"/>
+        <w:jc w:val="left"/>
+        <w:tblInd w:w="-384.0" w:type="dxa"/>
+        <w:tblBorders>
+          <w:top w:color="000000" w:space="0" w:sz="8" w:val="single"/>
+          <w:left w:color="000000" w:space="0" w:sz="8" w:val="single"/>
+          <w:bottom w:color="000000" w:space="0" w:sz="8" w:val="single"/>
+          <w:right w:color="000000" w:space="0" w:sz="8" w:val="single"/>
+          <w:insideH w:color="000000" w:space="0" w:sz="8" w:val="single"/>
+          <w:insideV w:color="000000" w:space="0" w:sz="8" w:val="single"/>
+        </w:tblBorders>
+        <w:tblLayout w:type="fixed"/>
+        <w:tblLook w:val="0600"/>
+      </w:tblPr>
+      <w:tblGrid>
+        <w:gridCol w:w="9486"/>
+        <w:tblGridChange w:id="0">
+          <w:tblGrid>
+            <w:gridCol w:w="9486"/>
+          </w:tblGrid>
+        </w:tblGridChange>
+      </w:tblGrid>
       <w:tr>
         <w:trPr>
           <w:cantSplit w:val="1"/>
@@ -8555,100 +8636,187 @@
           </w:p>
         </w:tc>
       </w:tr>
-      <w:tr>
-        <w:trPr>
-          <w:cantSplit w:val="1"/>
-          <w:trHeight w:val="420" w:hRule="atLeast"/>
-          <w:tblHeader w:val="0"/>
-        </w:trPr>
-        <w:tc>
-          <w:tcPr>
-            <w:shd w:fill="auto" w:val="clear"/>
-            <w:tcMar>
-              <w:top w:w="56.0" w:type="dxa"/>
-              <w:left w:w="56.0" w:type="dxa"/>
-              <w:bottom w:w="56.0" w:type="dxa"/>
-              <w:right w:w="56.0" w:type="dxa"/>
-            </w:tcMar>
-          </w:tcPr>
-          <w:p>
-            <w:pPr>
-              <w:jc w:val="both"/>
-              <w:rPr/>
-            </w:pPr>
-            <w:r>
-              <w:rPr>
-                <w:rtl w:val="0"/>
-              </w:rPr>
-              <w:t xml:space="preserve">Breve descrição da Empresa Concedente:</w:t>
-            </w:r>
-          </w:p>
-          <w:p>
-            <w:pPr>
-              <w:widowControl w:val="0"/>
-              <w:spacing w:line="240" w:lineRule="auto"/>
-              <w:rPr/>
-            </w:pPr>
-            <w:r>
-              <w:rPr>
-                <w:rtl w:val="0"/>
-              </w:rPr>
-              <w:t xml:space="preserve">[[descricao_empresa]]</w:t>
-            </w:r>
-          </w:p>
-        </w:tc>
-      </w:tr>
-      <w:tr>
-        <w:trPr>
-          <w:cantSplit w:val="1"/>
-          <w:trHeight w:val="420" w:hRule="atLeast"/>
-          <w:tblHeader w:val="0"/>
-        </w:trPr>
-        <w:tc>
-          <w:tcPr>
-            <w:shd w:fill="auto" w:val="clear"/>
-            <w:tcMar>
-              <w:top w:w="56.0" w:type="dxa"/>
-              <w:left w:w="56.0" w:type="dxa"/>
-              <w:bottom w:w="56.0" w:type="dxa"/>
-              <w:right w:w="56.0" w:type="dxa"/>
-            </w:tcMar>
-          </w:tcPr>
-          <w:p>
-            <w:pPr>
-              <w:jc w:val="both"/>
-              <w:rPr/>
-            </w:pPr>
-            <w:r>
-              <w:rPr>
-                <w:rtl w:val="0"/>
-              </w:rPr>
-              <w:t xml:space="preserve">Atividades previstas no estágio:</w:t>
-            </w:r>
-          </w:p>
-          <w:p>
-            <w:pPr>
-              <w:jc w:val="both"/>
-              <w:rPr/>
-            </w:pPr>
-            <w:r>
-              <w:rPr>
-                <w:rtl w:val="0"/>
-              </w:rPr>
-              <w:t xml:space="preserve">[[atividades]]</w:t>
-            </w:r>
-          </w:p>
-        </w:tc>
-      </w:tr>
     </w:tbl>
+    <w:p>
+      <w:pPr>
+        <w:rPr/>
+      </w:pPr>
+      <w:r>
+        <w:rPr>
+          <w:rtl w:val="0"/>
+        </w:rPr>
+      </w:r>
+    </w:p>
+    <w:sdt>
+      <w:sdtPr>
+        <w:lock w:val="contentLocked"/>
+        <w:id w:val="1765910347"/>
+        <w:tag w:val="goog_rdk_0"/>
+      </w:sdtPr>
+      <w:sdtContent>
+        <w:tbl>
+          <w:tblPr>
+            <w:tblStyle w:val="Table9"/>
+            <w:tblW w:w="9486.0" w:type="dxa"/>
+            <w:jc w:val="left"/>
+            <w:tblInd w:w="-384.0" w:type="dxa"/>
+            <w:tblBorders>
+              <w:top w:color="000000" w:space="0" w:sz="8" w:val="single"/>
+              <w:left w:color="000000" w:space="0" w:sz="8" w:val="single"/>
+              <w:bottom w:color="000000" w:space="0" w:sz="8" w:val="single"/>
+              <w:right w:color="000000" w:space="0" w:sz="8" w:val="single"/>
+              <w:insideH w:color="000000" w:space="0" w:sz="8" w:val="single"/>
+              <w:insideV w:color="000000" w:space="0" w:sz="8" w:val="single"/>
+            </w:tblBorders>
+            <w:tblLayout w:type="fixed"/>
+            <w:tblLook w:val="0600"/>
+          </w:tblPr>
+          <w:tblGrid>
+            <w:gridCol w:w="9486"/>
+            <w:tblGridChange w:id="0">
+              <w:tblGrid>
+                <w:gridCol w:w="9486"/>
+              </w:tblGrid>
+            </w:tblGridChange>
+          </w:tblGrid>
+          <w:tr>
+            <w:trPr>
+              <w:cantSplit w:val="1"/>
+              <w:trHeight w:val="420" w:hRule="atLeast"/>
+              <w:tblHeader w:val="0"/>
+            </w:trPr>
+            <w:tc>
+              <w:tcPr>
+                <w:shd w:fill="auto" w:val="clear"/>
+                <w:tcMar>
+                  <w:top w:w="56.0" w:type="dxa"/>
+                  <w:left w:w="56.0" w:type="dxa"/>
+                  <w:bottom w:w="56.0" w:type="dxa"/>
+                  <w:right w:w="56.0" w:type="dxa"/>
+                </w:tcMar>
+              </w:tcPr>
+              <w:p>
+                <w:pPr>
+                  <w:jc w:val="both"/>
+                  <w:rPr/>
+                </w:pPr>
+                <w:r>
+                  <w:rPr>
+                    <w:rtl w:val="0"/>
+                  </w:rPr>
+                  <w:t xml:space="preserve">Breve descrição da Empresa Concedente:</w:t>
+                </w:r>
+              </w:p>
+              <w:p>
+                <w:pPr>
+                  <w:widowControl w:val="0"/>
+                  <w:spacing w:line="240" w:lineRule="auto"/>
+                  <w:rPr/>
+                </w:pPr>
+                <w:r>
+                  <w:rPr>
+                    <w:rtl w:val="0"/>
+                  </w:rPr>
+                  <w:t xml:space="preserve">[[descricao_empresa]]</w:t>
+                </w:r>
+              </w:p>
+            </w:tc>
+          </w:tr>
+        </w:tbl>
+      </w:sdtContent>
+    </w:sdt>
+    <w:p>
+      <w:pPr>
+        <w:rPr/>
+      </w:pPr>
+      <w:r>
+        <w:rPr>
+          <w:rtl w:val="0"/>
+        </w:rPr>
+      </w:r>
+    </w:p>
+    <w:sdt>
+      <w:sdtPr>
+        <w:lock w:val="contentLocked"/>
+        <w:id w:val="2111105207"/>
+        <w:tag w:val="goog_rdk_1"/>
+      </w:sdtPr>
+      <w:sdtContent>
+        <w:tbl>
+          <w:tblPr>
+            <w:tblStyle w:val="Table10"/>
+            <w:tblW w:w="9486.0" w:type="dxa"/>
+            <w:jc w:val="left"/>
+            <w:tblInd w:w="-384.0" w:type="dxa"/>
+            <w:tblBorders>
+              <w:top w:color="000000" w:space="0" w:sz="8" w:val="single"/>
+              <w:left w:color="000000" w:space="0" w:sz="8" w:val="single"/>
+              <w:bottom w:color="000000" w:space="0" w:sz="8" w:val="single"/>
+              <w:right w:color="000000" w:space="0" w:sz="8" w:val="single"/>
+              <w:insideH w:color="000000" w:space="0" w:sz="8" w:val="single"/>
+              <w:insideV w:color="000000" w:space="0" w:sz="8" w:val="single"/>
+            </w:tblBorders>
+            <w:tblLayout w:type="fixed"/>
+            <w:tblLook w:val="0600"/>
+          </w:tblPr>
+          <w:tblGrid>
+            <w:gridCol w:w="9486"/>
+            <w:tblGridChange w:id="0">
+              <w:tblGrid>
+                <w:gridCol w:w="9486"/>
+              </w:tblGrid>
+            </w:tblGridChange>
+          </w:tblGrid>
+          <w:tr>
+            <w:trPr>
+              <w:cantSplit w:val="1"/>
+              <w:trHeight w:val="420" w:hRule="atLeast"/>
+              <w:tblHeader w:val="0"/>
+            </w:trPr>
+            <w:tc>
+              <w:tcPr>
+                <w:shd w:fill="auto" w:val="clear"/>
+                <w:tcMar>
+                  <w:top w:w="56.0" w:type="dxa"/>
+                  <w:left w:w="56.0" w:type="dxa"/>
+                  <w:bottom w:w="56.0" w:type="dxa"/>
+                  <w:right w:w="56.0" w:type="dxa"/>
+                </w:tcMar>
+              </w:tcPr>
+              <w:p>
+                <w:pPr>
+                  <w:jc w:val="both"/>
+                  <w:rPr/>
+                </w:pPr>
+                <w:r>
+                  <w:rPr>
+                    <w:rtl w:val="0"/>
+                  </w:rPr>
+                  <w:t xml:space="preserve">Atividades previstas no estágio:</w:t>
+                </w:r>
+              </w:p>
+              <w:p>
+                <w:pPr>
+                  <w:jc w:val="both"/>
+                  <w:rPr/>
+                </w:pPr>
+                <w:r>
+                  <w:rPr>
+                    <w:rtl w:val="0"/>
+                  </w:rPr>
+                  <w:t xml:space="preserve">[[atividades]]</w:t>
+                </w:r>
+              </w:p>
+            </w:tc>
+          </w:tr>
+        </w:tbl>
+      </w:sdtContent>
+    </w:sdt>
     <w:p>
       <w:pPr>
         <w:jc w:val="both"/>
         <w:rPr/>
       </w:pPr>
-      <w:r>
-        <w:br w:type="page"/>
-      </w:r>
       <w:r>
         <w:rPr>
           <w:rtl w:val="0"/>
@@ -8657,7 +8825,7 @@
     </w:p>
     <w:tbl>
       <w:tblPr>
-        <w:tblStyle w:val="Table8"/>
+        <w:tblStyle w:val="Table11"/>
         <w:tblW w:w="9477.0" w:type="dxa"/>
         <w:jc w:val="left"/>
         <w:tblInd w:w="-436.0" w:type="dxa"/>
@@ -8723,6 +8891,45 @@
           </w:p>
         </w:tc>
       </w:tr>
+    </w:tbl>
+    <w:p>
+      <w:pPr>
+        <w:jc w:val="both"/>
+        <w:rPr/>
+      </w:pPr>
+      <w:r>
+        <w:rPr>
+          <w:rtl w:val="0"/>
+        </w:rPr>
+      </w:r>
+    </w:p>
+    <w:tbl>
+      <w:tblPr>
+        <w:tblStyle w:val="Table12"/>
+        <w:tblW w:w="9477.0" w:type="dxa"/>
+        <w:jc w:val="left"/>
+        <w:tblInd w:w="-436.0" w:type="dxa"/>
+        <w:tblBorders>
+          <w:top w:color="000000" w:space="0" w:sz="8" w:val="single"/>
+          <w:left w:color="000000" w:space="0" w:sz="8" w:val="single"/>
+          <w:bottom w:color="000000" w:space="0" w:sz="8" w:val="single"/>
+          <w:right w:color="000000" w:space="0" w:sz="8" w:val="single"/>
+          <w:insideH w:color="000000" w:space="0" w:sz="8" w:val="single"/>
+          <w:insideV w:color="000000" w:space="0" w:sz="8" w:val="single"/>
+        </w:tblBorders>
+        <w:tblLayout w:type="fixed"/>
+        <w:tblLook w:val="0600"/>
+      </w:tblPr>
+      <w:tblGrid>
+        <w:gridCol w:w="4786"/>
+        <w:gridCol w:w="4691"/>
+        <w:tblGridChange w:id="0">
+          <w:tblGrid>
+            <w:gridCol w:w="4786"/>
+            <w:gridCol w:w="4691"/>
+          </w:tblGrid>
+        </w:tblGridChange>
+      </w:tblGrid>
       <w:tr>
         <w:trPr>
           <w:cantSplit w:val="0"/>
@@ -8907,7 +9114,7 @@
     </w:p>
     <w:tbl>
       <w:tblPr>
-        <w:tblStyle w:val="Table9"/>
+        <w:tblStyle w:val="Table13"/>
         <w:tblW w:w="9474.0" w:type="dxa"/>
         <w:jc w:val="left"/>
         <w:tblInd w:w="-412.0" w:type="dxa"/>
@@ -8990,7 +9197,7 @@
     </w:p>
     <w:tbl>
       <w:tblPr>
-        <w:tblStyle w:val="Table10"/>
+        <w:tblStyle w:val="Table14"/>
         <w:tblW w:w="9486.0" w:type="dxa"/>
         <w:jc w:val="left"/>
         <w:tblInd w:w="-401.0" w:type="dxa"/>
@@ -9270,7 +9477,7 @@
     </w:p>
     <w:tbl>
       <w:tblPr>
-        <w:tblStyle w:val="Table11"/>
+        <w:tblStyle w:val="Table15"/>
         <w:tblW w:w="9486.0" w:type="dxa"/>
         <w:jc w:val="left"/>
         <w:tblInd w:w="-404.0" w:type="dxa"/>
@@ -9557,17 +9764,6 @@
     </w:tbl>
     <w:p>
       <w:pPr>
-        <w:jc w:val="both"/>
-        <w:rPr/>
-      </w:pPr>
-      <w:r>
-        <w:rPr>
-          <w:rtl w:val="0"/>
-        </w:rPr>
-      </w:r>
-    </w:p>
-    <w:p>
-      <w:pPr>
         <w:keepNext w:val="0"/>
         <w:keepLines w:val="0"/>
         <w:pageBreakBefore w:val="0"/>
@@ -9592,8 +9788,8 @@
       </w:r>
     </w:p>
     <w:sectPr>
-      <w:headerReference r:id="rId6" w:type="default"/>
-      <w:footerReference r:id="rId7" w:type="default"/>
+      <w:headerReference r:id="rId7" w:type="default"/>
+      <w:footerReference r:id="rId8" w:type="default"/>
       <w:pgSz w:h="16834" w:w="11909" w:orient="portrait"/>
       <w:pgMar w:bottom="969" w:top="850" w:left="1559" w:right="1440" w:header="720" w:footer="720"/>
       <w:pgNumType w:start="1"/>
@@ -9608,7 +9804,6 @@
     <w:pPr>
       <w:keepNext w:val="0"/>
       <w:keepLines w:val="0"/>
-      <w:pageBreakBefore w:val="0"/>
       <w:widowControl w:val="1"/>
       <w:pBdr>
         <w:top w:space="0" w:sz="0" w:val="nil"/>
@@ -9652,7 +9847,6 @@
     <w:pPr>
       <w:keepNext w:val="0"/>
       <w:keepLines w:val="0"/>
-      <w:pageBreakBefore w:val="0"/>
       <w:widowControl w:val="1"/>
       <w:pBdr>
         <w:top w:space="0" w:sz="0" w:val="nil"/>
@@ -9698,12 +9892,12 @@
             <wp:posOffset>1847850</wp:posOffset>
           </wp:positionH>
           <wp:positionV relativeFrom="paragraph">
-            <wp:posOffset>-339088</wp:posOffset>
+            <wp:posOffset>-339087</wp:posOffset>
           </wp:positionV>
           <wp:extent cx="1812128" cy="493401"/>
           <wp:effectExtent b="0" l="0" r="0" t="0"/>
           <wp:wrapNone/>
-          <wp:docPr id="1" name="image1.png"/>
+          <wp:docPr id="2" name="image1.png"/>
           <a:graphic>
             <a:graphicData uri="http://schemas.openxmlformats.org/drawingml/2006/picture">
               <pic:pic>
@@ -9737,7 +9931,6 @@
     <w:pPr>
       <w:keepNext w:val="0"/>
       <w:keepLines w:val="0"/>
-      <w:pageBreakBefore w:val="0"/>
       <w:widowControl w:val="1"/>
       <w:pBdr>
         <w:top w:space="0" w:sz="0" w:val="nil"/>
@@ -10752,6 +10945,133 @@
       <w:vertAlign w:val="baseline"/>
     </w:rPr>
   </w:style>
+  <w:style w:type="table" w:styleId="TableNormal" w:default="1">
+    <w:name w:val="TableNormal"/>
+    <w:tblPr>
+      <w:tblCellMar>
+        <w:top w:w="100.0" w:type="dxa"/>
+        <w:left w:w="100.0" w:type="dxa"/>
+        <w:bottom w:w="100.0" w:type="dxa"/>
+        <w:right w:w="100.0" w:type="dxa"/>
+      </w:tblCellMar>
+    </w:tblPr>
+  </w:style>
+  <w:style w:type="paragraph" w:styleId="Normal" w:default="1">
+    <w:name w:val="normal"/>
+  </w:style>
+  <w:style w:type="table" w:styleId="Table1">
+    <w:basedOn w:val="TableNormal"/>
+    <w:tblPr>
+      <w:tblStyleRowBandSize w:val="1"/>
+      <w:tblStyleColBandSize w:val="1"/>
+    </w:tblPr>
+  </w:style>
+  <w:style w:type="table" w:styleId="Table2">
+    <w:basedOn w:val="TableNormal"/>
+    <w:tblPr>
+      <w:tblStyleRowBandSize w:val="1"/>
+      <w:tblStyleColBandSize w:val="1"/>
+    </w:tblPr>
+  </w:style>
+  <w:style w:type="table" w:styleId="Table3">
+    <w:basedOn w:val="TableNormal"/>
+    <w:tblPr>
+      <w:tblStyleRowBandSize w:val="1"/>
+      <w:tblStyleColBandSize w:val="1"/>
+      <w:tblCellMar>
+        <w:top w:w="0.0" w:type="dxa"/>
+        <w:left w:w="70.0" w:type="dxa"/>
+        <w:bottom w:w="0.0" w:type="dxa"/>
+        <w:right w:w="70.0" w:type="dxa"/>
+      </w:tblCellMar>
+    </w:tblPr>
+  </w:style>
+  <w:style w:type="table" w:styleId="Table4">
+    <w:basedOn w:val="TableNormal"/>
+    <w:tblPr>
+      <w:tblStyleRowBandSize w:val="1"/>
+      <w:tblStyleColBandSize w:val="1"/>
+      <w:tblCellMar>
+        <w:top w:w="0.0" w:type="dxa"/>
+        <w:left w:w="70.0" w:type="dxa"/>
+        <w:bottom w:w="0.0" w:type="dxa"/>
+        <w:right w:w="70.0" w:type="dxa"/>
+      </w:tblCellMar>
+    </w:tblPr>
+  </w:style>
+  <w:style w:type="table" w:styleId="Table5">
+    <w:basedOn w:val="TableNormal"/>
+    <w:tblPr>
+      <w:tblStyleRowBandSize w:val="1"/>
+      <w:tblStyleColBandSize w:val="1"/>
+      <w:tblCellMar>
+        <w:top w:w="0.0" w:type="dxa"/>
+        <w:left w:w="70.0" w:type="dxa"/>
+        <w:bottom w:w="0.0" w:type="dxa"/>
+        <w:right w:w="70.0" w:type="dxa"/>
+      </w:tblCellMar>
+    </w:tblPr>
+  </w:style>
+  <w:style w:type="table" w:styleId="Table6">
+    <w:basedOn w:val="TableNormal"/>
+    <w:tblPr>
+      <w:tblStyleRowBandSize w:val="1"/>
+      <w:tblStyleColBandSize w:val="1"/>
+    </w:tblPr>
+  </w:style>
+  <w:style w:type="table" w:styleId="Table7">
+    <w:basedOn w:val="TableNormal"/>
+    <w:tblPr>
+      <w:tblStyleRowBandSize w:val="1"/>
+      <w:tblStyleColBandSize w:val="1"/>
+    </w:tblPr>
+  </w:style>
+  <w:style w:type="table" w:styleId="Table8">
+    <w:basedOn w:val="TableNormal"/>
+    <w:tblPr>
+      <w:tblStyleRowBandSize w:val="1"/>
+      <w:tblStyleColBandSize w:val="1"/>
+    </w:tblPr>
+  </w:style>
+  <w:style w:type="table" w:styleId="Table9">
+    <w:basedOn w:val="TableNormal"/>
+    <w:tblPr>
+      <w:tblStyleRowBandSize w:val="1"/>
+      <w:tblStyleColBandSize w:val="1"/>
+      <w:tblCellMar>
+        <w:top w:w="0.0" w:type="dxa"/>
+        <w:left w:w="70.0" w:type="dxa"/>
+        <w:bottom w:w="0.0" w:type="dxa"/>
+        <w:right w:w="70.0" w:type="dxa"/>
+      </w:tblCellMar>
+    </w:tblPr>
+  </w:style>
+  <w:style w:type="table" w:styleId="Table10">
+    <w:basedOn w:val="TableNormal"/>
+    <w:tblPr>
+      <w:tblStyleRowBandSize w:val="1"/>
+      <w:tblStyleColBandSize w:val="1"/>
+      <w:tblCellMar>
+        <w:top w:w="0.0" w:type="dxa"/>
+        <w:left w:w="70.0" w:type="dxa"/>
+        <w:bottom w:w="0.0" w:type="dxa"/>
+        <w:right w:w="70.0" w:type="dxa"/>
+      </w:tblCellMar>
+    </w:tblPr>
+  </w:style>
+  <w:style w:type="table" w:styleId="Table11">
+    <w:basedOn w:val="TableNormal"/>
+    <w:tblPr>
+      <w:tblStyleRowBandSize w:val="1"/>
+      <w:tblStyleColBandSize w:val="1"/>
+      <w:tblCellMar>
+        <w:top w:w="0.0" w:type="dxa"/>
+        <w:left w:w="70.0" w:type="dxa"/>
+        <w:bottom w:w="0.0" w:type="dxa"/>
+        <w:right w:w="70.0" w:type="dxa"/>
+      </w:tblCellMar>
+    </w:tblPr>
+  </w:style>
   <w:style w:type="paragraph" w:styleId="Subtitle">
     <w:name w:val="Subtitle"/>
     <w:basedOn w:val="Normal"/>
@@ -10868,15 +11188,30 @@
     <w:tblPr>
       <w:tblStyleRowBandSize w:val="1"/>
       <w:tblStyleColBandSize w:val="1"/>
-      <w:tblCellMar>
-        <w:top w:w="0.0" w:type="dxa"/>
-        <w:left w:w="70.0" w:type="dxa"/>
-        <w:bottom w:w="0.0" w:type="dxa"/>
-        <w:right w:w="70.0" w:type="dxa"/>
-      </w:tblCellMar>
     </w:tblPr>
   </w:style>
   <w:style w:type="table" w:styleId="Table10">
+    <w:basedOn w:val="TableNormal"/>
+    <w:tblPr>
+      <w:tblStyleRowBandSize w:val="1"/>
+      <w:tblStyleColBandSize w:val="1"/>
+    </w:tblPr>
+  </w:style>
+  <w:style w:type="table" w:styleId="Table11">
+    <w:basedOn w:val="TableNormal"/>
+    <w:tblPr>
+      <w:tblStyleRowBandSize w:val="1"/>
+      <w:tblStyleColBandSize w:val="1"/>
+    </w:tblPr>
+  </w:style>
+  <w:style w:type="table" w:styleId="Table12">
+    <w:basedOn w:val="TableNormal"/>
+    <w:tblPr>
+      <w:tblStyleRowBandSize w:val="1"/>
+      <w:tblStyleColBandSize w:val="1"/>
+    </w:tblPr>
+  </w:style>
+  <w:style w:type="table" w:styleId="Table13">
     <w:basedOn w:val="TableNormal"/>
     <w:tblPr>
       <w:tblStyleRowBandSize w:val="1"/>
@@ -10889,7 +11224,20 @@
       </w:tblCellMar>
     </w:tblPr>
   </w:style>
-  <w:style w:type="table" w:styleId="Table11">
+  <w:style w:type="table" w:styleId="Table14">
+    <w:basedOn w:val="TableNormal"/>
+    <w:tblPr>
+      <w:tblStyleRowBandSize w:val="1"/>
+      <w:tblStyleColBandSize w:val="1"/>
+      <w:tblCellMar>
+        <w:top w:w="0.0" w:type="dxa"/>
+        <w:left w:w="70.0" w:type="dxa"/>
+        <w:bottom w:w="0.0" w:type="dxa"/>
+        <w:right w:w="70.0" w:type="dxa"/>
+      </w:tblCellMar>
+    </w:tblPr>
+  </w:style>
+  <w:style w:type="table" w:styleId="Table15">
     <w:basedOn w:val="TableNormal"/>
     <w:tblPr>
       <w:tblStyleRowBandSize w:val="1"/>
@@ -11223,4 +11571,19 @@
   </a:objectDefaults>
   <a:extraClrSchemeLst/>
 </a:theme>
+</file>
+
+<file path=customXML/item1.xml><?xml version="1.0" encoding="utf-8"?>
+<go:gDocsCustomXmlDataStorage xmlns:go="http://customooxmlschemas.google.com/" xmlns:r="http://schemas.openxmlformats.org/officeDocument/2006/relationships" uri="GoogleDocsCustomDataVersion2">
+  <go:docsCustomData xmlns:go="http://customooxmlschemas.google.com/" roundtripDataSignature="AMtx7mjJEhCpgmpYwCJYRir0yyHDdWvChw==">CgMxLjAaHwoBMBIaChgICVIUChJ0YWJsZS5qdzhtaGFwazJuemcaHwoBMRIaChgICVIUChJ0YWJsZS53cWp6dnBoeXU1ZGM4AHIhMThGc3EtRGhrQzBPYmczVjh1bXNpTlN6czg2LU1KNXBN</go:docsCustomData>
+</go:gDocsCustomXmlDataStorage>
+</file>
+
+<file path=customXML/itemProps1.xml><?xml version="1.0" encoding="utf-8"?>
+<ds:datastoreItem xmlns:ds="http://schemas.openxmlformats.org/officeDocument/2006/customXml" ds:itemID="{11111111-1234-1234-1234-123412341234}">
+  <ds:schemaRefs>
+    <ds:schemaRef ds:uri="http://schemas.openxmlformats.org/officeDocument/2006/relationships"/>
+    <ds:schemaRef ds:uri="http://customooxmlschemas.google.com/"/>
+  </ds:schemaRefs>
+</ds:datastoreItem>
 </file>
--- a/backend/src/templates/1501.docx
+++ b/backend/src/templates/1501.docx
@@ -275,6 +275,7 @@
             <w:pPr>
               <w:keepNext w:val="0"/>
               <w:keepLines w:val="0"/>
+              <w:pageBreakBefore w:val="0"/>
               <w:widowControl w:val="1"/>
               <w:pBdr>
                 <w:top w:space="0" w:sz="0" w:val="nil"/>
@@ -351,6 +352,7 @@
             <w:pPr>
               <w:keepNext w:val="0"/>
               <w:keepLines w:val="0"/>
+              <w:pageBreakBefore w:val="0"/>
               <w:widowControl w:val="0"/>
               <w:pBdr>
                 <w:top w:space="0" w:sz="0" w:val="nil"/>
@@ -422,6 +424,7 @@
             <w:pPr>
               <w:keepNext w:val="0"/>
               <w:keepLines w:val="0"/>
+              <w:pageBreakBefore w:val="0"/>
               <w:widowControl w:val="0"/>
               <w:pBdr>
                 <w:top w:space="0" w:sz="0" w:val="nil"/>
@@ -510,6 +513,7 @@
             <w:pPr>
               <w:keepNext w:val="0"/>
               <w:keepLines w:val="0"/>
+              <w:pageBreakBefore w:val="0"/>
               <w:widowControl w:val="0"/>
               <w:pBdr>
                 <w:top w:space="0" w:sz="0" w:val="nil"/>
@@ -580,6 +584,7 @@
             <w:pPr>
               <w:keepNext w:val="0"/>
               <w:keepLines w:val="0"/>
+              <w:pageBreakBefore w:val="0"/>
               <w:widowControl w:val="0"/>
               <w:pBdr>
                 <w:top w:space="0" w:sz="0" w:val="nil"/>
@@ -644,6 +649,7 @@
             <w:pPr>
               <w:keepNext w:val="0"/>
               <w:keepLines w:val="0"/>
+              <w:pageBreakBefore w:val="0"/>
               <w:widowControl w:val="0"/>
               <w:pBdr>
                 <w:top w:space="0" w:sz="0" w:val="nil"/>
@@ -707,6 +713,7 @@
             <w:pPr>
               <w:keepNext w:val="0"/>
               <w:keepLines w:val="0"/>
+              <w:pageBreakBefore w:val="0"/>
               <w:widowControl w:val="0"/>
               <w:pBdr>
                 <w:top w:space="0" w:sz="0" w:val="nil"/>
@@ -789,6 +796,7 @@
             <w:pPr>
               <w:keepNext w:val="0"/>
               <w:keepLines w:val="0"/>
+              <w:pageBreakBefore w:val="0"/>
               <w:widowControl w:val="0"/>
               <w:pBdr>
                 <w:top w:space="0" w:sz="0" w:val="nil"/>
@@ -852,6 +860,7 @@
             <w:pPr>
               <w:keepNext w:val="0"/>
               <w:keepLines w:val="0"/>
+              <w:pageBreakBefore w:val="0"/>
               <w:widowControl w:val="0"/>
               <w:pBdr>
                 <w:top w:space="0" w:sz="0" w:val="nil"/>
@@ -923,6 +932,7 @@
             <w:pPr>
               <w:keepNext w:val="0"/>
               <w:keepLines w:val="0"/>
+              <w:pageBreakBefore w:val="0"/>
               <w:widowControl w:val="0"/>
               <w:pBdr>
                 <w:top w:space="0" w:sz="0" w:val="nil"/>
@@ -1011,6 +1021,7 @@
             <w:pPr>
               <w:keepNext w:val="0"/>
               <w:keepLines w:val="0"/>
+              <w:pageBreakBefore w:val="0"/>
               <w:widowControl w:val="0"/>
               <w:pBdr>
                 <w:top w:space="0" w:sz="0" w:val="nil"/>
@@ -1093,6 +1104,7 @@
             <w:pPr>
               <w:keepNext w:val="0"/>
               <w:keepLines w:val="0"/>
+              <w:pageBreakBefore w:val="0"/>
               <w:widowControl w:val="0"/>
               <w:pBdr>
                 <w:top w:space="0" w:sz="0" w:val="nil"/>
@@ -1175,6 +1187,7 @@
             <w:pPr>
               <w:keepNext w:val="0"/>
               <w:keepLines w:val="0"/>
+              <w:pageBreakBefore w:val="0"/>
               <w:widowControl w:val="0"/>
               <w:pBdr>
                 <w:top w:space="0" w:sz="0" w:val="nil"/>
@@ -1246,6 +1259,7 @@
             <w:pPr>
               <w:keepNext w:val="0"/>
               <w:keepLines w:val="0"/>
+              <w:pageBreakBefore w:val="0"/>
               <w:widowControl w:val="0"/>
               <w:pBdr>
                 <w:top w:space="0" w:sz="0" w:val="nil"/>
@@ -1335,6 +1349,7 @@
             <w:pPr>
               <w:keepNext w:val="0"/>
               <w:keepLines w:val="0"/>
+              <w:pageBreakBefore w:val="0"/>
               <w:widowControl w:val="0"/>
               <w:pBdr>
                 <w:top w:space="0" w:sz="0" w:val="nil"/>
@@ -1430,6 +1445,7 @@
             <w:pPr>
               <w:keepNext w:val="0"/>
               <w:keepLines w:val="0"/>
+              <w:pageBreakBefore w:val="0"/>
               <w:widowControl w:val="0"/>
               <w:pBdr>
                 <w:top w:space="0" w:sz="0" w:val="nil"/>
@@ -1501,6 +1517,7 @@
             <w:pPr>
               <w:keepNext w:val="0"/>
               <w:keepLines w:val="0"/>
+              <w:pageBreakBefore w:val="0"/>
               <w:widowControl w:val="0"/>
               <w:pBdr>
                 <w:top w:space="0" w:sz="0" w:val="nil"/>
@@ -1565,6 +1582,7 @@
             <w:pPr>
               <w:keepNext w:val="0"/>
               <w:keepLines w:val="0"/>
+              <w:pageBreakBefore w:val="0"/>
               <w:widowControl w:val="0"/>
               <w:pBdr>
                 <w:top w:space="0" w:sz="0" w:val="nil"/>
@@ -1647,6 +1665,7 @@
             <w:pPr>
               <w:keepNext w:val="0"/>
               <w:keepLines w:val="0"/>
+              <w:pageBreakBefore w:val="0"/>
               <w:widowControl w:val="0"/>
               <w:pBdr>
                 <w:top w:space="0" w:sz="0" w:val="nil"/>
@@ -1718,6 +1737,7 @@
             <w:pPr>
               <w:keepNext w:val="0"/>
               <w:keepLines w:val="0"/>
+              <w:pageBreakBefore w:val="0"/>
               <w:widowControl w:val="0"/>
               <w:pBdr>
                 <w:top w:space="0" w:sz="0" w:val="nil"/>
@@ -1800,6 +1820,7 @@
             <w:pPr>
               <w:keepNext w:val="0"/>
               <w:keepLines w:val="0"/>
+              <w:pageBreakBefore w:val="0"/>
               <w:widowControl w:val="0"/>
               <w:pBdr>
                 <w:top w:space="0" w:sz="0" w:val="nil"/>
@@ -1871,6 +1892,7 @@
             <w:pPr>
               <w:keepNext w:val="0"/>
               <w:keepLines w:val="0"/>
+              <w:pageBreakBefore w:val="0"/>
               <w:widowControl w:val="0"/>
               <w:pBdr>
                 <w:top w:space="0" w:sz="0" w:val="nil"/>
@@ -1942,6 +1964,7 @@
             <w:pPr>
               <w:keepNext w:val="0"/>
               <w:keepLines w:val="0"/>
+              <w:pageBreakBefore w:val="0"/>
               <w:widowControl w:val="0"/>
               <w:pBdr>
                 <w:top w:space="0" w:sz="0" w:val="nil"/>
@@ -2013,6 +2036,7 @@
             <w:pPr>
               <w:keepNext w:val="0"/>
               <w:keepLines w:val="0"/>
+              <w:pageBreakBefore w:val="0"/>
               <w:widowControl w:val="0"/>
               <w:pBdr>
                 <w:top w:space="0" w:sz="0" w:val="nil"/>
@@ -2077,6 +2101,7 @@
             <w:pPr>
               <w:keepNext w:val="0"/>
               <w:keepLines w:val="0"/>
+              <w:pageBreakBefore w:val="0"/>
               <w:widowControl w:val="0"/>
               <w:pBdr>
                 <w:top w:space="0" w:sz="0" w:val="nil"/>
@@ -2148,6 +2173,7 @@
             <w:pPr>
               <w:keepNext w:val="0"/>
               <w:keepLines w:val="0"/>
+              <w:pageBreakBefore w:val="0"/>
               <w:widowControl w:val="0"/>
               <w:pBdr>
                 <w:top w:space="0" w:sz="0" w:val="nil"/>
@@ -2219,6 +2245,7 @@
             <w:pPr>
               <w:keepNext w:val="0"/>
               <w:keepLines w:val="0"/>
+              <w:pageBreakBefore w:val="0"/>
               <w:widowControl w:val="0"/>
               <w:pBdr>
                 <w:top w:space="0" w:sz="0" w:val="nil"/>
@@ -2290,6 +2317,7 @@
             <w:pPr>
               <w:keepNext w:val="0"/>
               <w:keepLines w:val="0"/>
+              <w:pageBreakBefore w:val="0"/>
               <w:widowControl w:val="0"/>
               <w:pBdr>
                 <w:top w:space="0" w:sz="0" w:val="nil"/>
@@ -2361,6 +2389,7 @@
             <w:pPr>
               <w:keepNext w:val="0"/>
               <w:keepLines w:val="0"/>
+              <w:pageBreakBefore w:val="0"/>
               <w:widowControl w:val="0"/>
               <w:pBdr>
                 <w:top w:space="0" w:sz="0" w:val="nil"/>
@@ -2432,6 +2461,7 @@
             <w:pPr>
               <w:keepNext w:val="0"/>
               <w:keepLines w:val="0"/>
+              <w:pageBreakBefore w:val="0"/>
               <w:widowControl w:val="0"/>
               <w:pBdr>
                 <w:top w:space="0" w:sz="0" w:val="nil"/>
@@ -2503,6 +2533,7 @@
             <w:pPr>
               <w:keepNext w:val="0"/>
               <w:keepLines w:val="0"/>
+              <w:pageBreakBefore w:val="0"/>
               <w:widowControl w:val="0"/>
               <w:pBdr>
                 <w:top w:space="0" w:sz="0" w:val="nil"/>
@@ -2585,6 +2616,7 @@
             <w:pPr>
               <w:keepNext w:val="0"/>
               <w:keepLines w:val="0"/>
+              <w:pageBreakBefore w:val="0"/>
               <w:widowControl w:val="0"/>
               <w:pBdr>
                 <w:top w:space="0" w:sz="0" w:val="nil"/>
@@ -2656,6 +2688,7 @@
             <w:pPr>
               <w:keepNext w:val="0"/>
               <w:keepLines w:val="0"/>
+              <w:pageBreakBefore w:val="0"/>
               <w:widowControl w:val="0"/>
               <w:pBdr>
                 <w:top w:space="0" w:sz="0" w:val="nil"/>
@@ -2727,6 +2760,7 @@
             <w:pPr>
               <w:keepNext w:val="0"/>
               <w:keepLines w:val="0"/>
+              <w:pageBreakBefore w:val="0"/>
               <w:widowControl w:val="0"/>
               <w:pBdr>
                 <w:top w:space="0" w:sz="0" w:val="nil"/>
@@ -2779,6 +2813,7 @@
             <w:pPr>
               <w:keepNext w:val="0"/>
               <w:keepLines w:val="0"/>
+              <w:pageBreakBefore w:val="0"/>
               <w:widowControl w:val="0"/>
               <w:pBdr>
                 <w:top w:space="0" w:sz="0" w:val="nil"/>
@@ -2843,6 +2878,7 @@
             <w:pPr>
               <w:keepNext w:val="0"/>
               <w:keepLines w:val="0"/>
+              <w:pageBreakBefore w:val="0"/>
               <w:widowControl w:val="0"/>
               <w:pBdr>
                 <w:top w:space="0" w:sz="0" w:val="nil"/>
@@ -2914,6 +2950,7 @@
             <w:pPr>
               <w:keepNext w:val="0"/>
               <w:keepLines w:val="0"/>
+              <w:pageBreakBefore w:val="0"/>
               <w:widowControl w:val="0"/>
               <w:pBdr>
                 <w:top w:space="0" w:sz="0" w:val="nil"/>
@@ -2996,6 +3033,7 @@
             <w:pPr>
               <w:keepNext w:val="0"/>
               <w:keepLines w:val="0"/>
+              <w:pageBreakBefore w:val="0"/>
               <w:widowControl w:val="0"/>
               <w:pBdr>
                 <w:top w:space="0" w:sz="0" w:val="nil"/>
@@ -3078,6 +3116,7 @@
             <w:pPr>
               <w:keepNext w:val="0"/>
               <w:keepLines w:val="0"/>
+              <w:pageBreakBefore w:val="0"/>
               <w:widowControl w:val="1"/>
               <w:pBdr>
                 <w:top w:space="0" w:sz="0" w:val="nil"/>
@@ -3149,6 +3188,7 @@
             <w:pPr>
               <w:keepNext w:val="0"/>
               <w:keepLines w:val="0"/>
+              <w:pageBreakBefore w:val="0"/>
               <w:widowControl w:val="1"/>
               <w:pBdr>
                 <w:top w:space="0" w:sz="0" w:val="nil"/>
@@ -3187,6 +3227,7 @@
             <w:pPr>
               <w:keepNext w:val="0"/>
               <w:keepLines w:val="0"/>
+              <w:pageBreakBefore w:val="0"/>
               <w:widowControl w:val="1"/>
               <w:pBdr>
                 <w:top w:space="0" w:sz="0" w:val="nil"/>
@@ -3288,6 +3329,7 @@
             <w:pPr>
               <w:keepNext w:val="0"/>
               <w:keepLines w:val="0"/>
+              <w:pageBreakBefore w:val="0"/>
               <w:widowControl w:val="1"/>
               <w:pBdr>
                 <w:top w:space="0" w:sz="0" w:val="nil"/>
@@ -3326,6 +3368,7 @@
             <w:pPr>
               <w:keepNext w:val="0"/>
               <w:keepLines w:val="0"/>
+              <w:pageBreakBefore w:val="0"/>
               <w:widowControl w:val="1"/>
               <w:pBdr>
                 <w:top w:space="0" w:sz="0" w:val="nil"/>
@@ -3397,6 +3440,7 @@
             <w:pPr>
               <w:keepNext w:val="0"/>
               <w:keepLines w:val="0"/>
+              <w:pageBreakBefore w:val="0"/>
               <w:widowControl w:val="1"/>
               <w:pBdr>
                 <w:top w:space="0" w:sz="0" w:val="nil"/>
@@ -3435,6 +3479,7 @@
             <w:pPr>
               <w:keepNext w:val="0"/>
               <w:keepLines w:val="0"/>
+              <w:pageBreakBefore w:val="0"/>
               <w:widowControl w:val="1"/>
               <w:pBdr>
                 <w:top w:space="0" w:sz="0" w:val="nil"/>
@@ -3506,6 +3551,7 @@
             <w:pPr>
               <w:keepNext w:val="0"/>
               <w:keepLines w:val="0"/>
+              <w:pageBreakBefore w:val="0"/>
               <w:widowControl w:val="1"/>
               <w:pBdr>
                 <w:top w:space="0" w:sz="0" w:val="nil"/>
@@ -3558,6 +3604,7 @@
             <w:pPr>
               <w:keepNext w:val="0"/>
               <w:keepLines w:val="0"/>
+              <w:pageBreakBefore w:val="0"/>
               <w:widowControl w:val="1"/>
               <w:pBdr>
                 <w:top w:space="0" w:sz="0" w:val="nil"/>
@@ -3611,6 +3658,7 @@
             <w:pPr>
               <w:keepNext w:val="0"/>
               <w:keepLines w:val="0"/>
+              <w:pageBreakBefore w:val="0"/>
               <w:widowControl w:val="1"/>
               <w:pBdr>
                 <w:top w:space="0" w:sz="0" w:val="nil"/>
@@ -3664,6 +3712,7 @@
             <w:pPr>
               <w:keepNext w:val="0"/>
               <w:keepLines w:val="0"/>
+              <w:pageBreakBefore w:val="0"/>
               <w:widowControl w:val="1"/>
               <w:pBdr>
                 <w:top w:space="0" w:sz="0" w:val="nil"/>
@@ -3702,6 +3751,7 @@
             <w:pPr>
               <w:keepNext w:val="0"/>
               <w:keepLines w:val="0"/>
+              <w:pageBreakBefore w:val="0"/>
               <w:widowControl w:val="1"/>
               <w:pBdr>
                 <w:top w:space="0" w:sz="0" w:val="nil"/>
@@ -3773,6 +3823,7 @@
             <w:pPr>
               <w:keepNext w:val="0"/>
               <w:keepLines w:val="0"/>
+              <w:pageBreakBefore w:val="0"/>
               <w:widowControl w:val="1"/>
               <w:pBdr>
                 <w:top w:space="0" w:sz="0" w:val="nil"/>
@@ -3826,6 +3877,7 @@
             <w:pPr>
               <w:keepNext w:val="0"/>
               <w:keepLines w:val="0"/>
+              <w:pageBreakBefore w:val="0"/>
               <w:widowControl w:val="1"/>
               <w:pBdr>
                 <w:top w:space="0" w:sz="0" w:val="nil"/>
@@ -3878,6 +3930,7 @@
             <w:pPr>
               <w:keepNext w:val="0"/>
               <w:keepLines w:val="0"/>
+              <w:pageBreakBefore w:val="0"/>
               <w:widowControl w:val="1"/>
               <w:pBdr>
                 <w:top w:space="0" w:sz="0" w:val="nil"/>
@@ -3930,6 +3983,7 @@
             <w:pPr>
               <w:keepNext w:val="0"/>
               <w:keepLines w:val="0"/>
+              <w:pageBreakBefore w:val="0"/>
               <w:widowControl w:val="1"/>
               <w:pBdr>
                 <w:top w:space="0" w:sz="0" w:val="nil"/>
@@ -3982,6 +4036,7 @@
             <w:pPr>
               <w:keepNext w:val="0"/>
               <w:keepLines w:val="0"/>
+              <w:pageBreakBefore w:val="0"/>
               <w:widowControl w:val="1"/>
               <w:pBdr>
                 <w:top w:space="0" w:sz="0" w:val="nil"/>
@@ -4020,6 +4075,7 @@
             <w:pPr>
               <w:keepNext w:val="0"/>
               <w:keepLines w:val="0"/>
+              <w:pageBreakBefore w:val="0"/>
               <w:widowControl w:val="1"/>
               <w:pBdr>
                 <w:top w:space="0" w:sz="0" w:val="nil"/>
@@ -4091,6 +4147,7 @@
             <w:pPr>
               <w:keepNext w:val="0"/>
               <w:keepLines w:val="0"/>
+              <w:pageBreakBefore w:val="0"/>
               <w:widowControl w:val="1"/>
               <w:numPr>
                 <w:ilvl w:val="0"/>
@@ -4128,16 +4185,12 @@
               </w:rPr>
               <w:t xml:space="preserve">proporcionar ao estagiário condições de aprendizagem significativa, aperfeiçoamento técnico e cultural, científico e de relacionamento humano;</w:t>
             </w:r>
-            <w:r>
-              <w:rPr>
-                <w:rtl w:val="0"/>
-              </w:rPr>
-            </w:r>
-          </w:p>
-          <w:p>
-            <w:pPr>
-              <w:keepNext w:val="0"/>
-              <w:keepLines w:val="0"/>
+          </w:p>
+          <w:p>
+            <w:pPr>
+              <w:keepNext w:val="0"/>
+              <w:keepLines w:val="0"/>
+              <w:pageBreakBefore w:val="0"/>
               <w:widowControl w:val="1"/>
               <w:numPr>
                 <w:ilvl w:val="0"/>
@@ -4175,16 +4228,12 @@
               </w:rPr>
               <w:t xml:space="preserve">celebrar o Termo de Compromisso de Estágio (TCE) com a instituição de ensino e com o estudante, zelando por seu cumprimento;</w:t>
             </w:r>
-            <w:r>
-              <w:rPr>
-                <w:rtl w:val="0"/>
-              </w:rPr>
-            </w:r>
-          </w:p>
-          <w:p>
-            <w:pPr>
-              <w:keepNext w:val="0"/>
-              <w:keepLines w:val="0"/>
+          </w:p>
+          <w:p>
+            <w:pPr>
+              <w:keepNext w:val="0"/>
+              <w:keepLines w:val="0"/>
+              <w:pageBreakBefore w:val="0"/>
               <w:widowControl w:val="1"/>
               <w:numPr>
                 <w:ilvl w:val="0"/>
@@ -4222,16 +4271,12 @@
               </w:rPr>
               <w:t xml:space="preserve">ofertar instalações que tenham condições de proporcionar ao estagiário atividades de aprendizagem relacionadas ao seu curso de formação;</w:t>
             </w:r>
-            <w:r>
-              <w:rPr>
-                <w:rtl w:val="0"/>
-              </w:rPr>
-            </w:r>
-          </w:p>
-          <w:p>
-            <w:pPr>
-              <w:keepNext w:val="0"/>
-              <w:keepLines w:val="0"/>
+          </w:p>
+          <w:p>
+            <w:pPr>
+              <w:keepNext w:val="0"/>
+              <w:keepLines w:val="0"/>
+              <w:pageBreakBefore w:val="0"/>
               <w:widowControl w:val="1"/>
               <w:numPr>
                 <w:ilvl w:val="0"/>
@@ -4269,16 +4314,12 @@
               </w:rPr>
               <w:t xml:space="preserve">indicar funcionário de seu quadro pessoal, com formação ou experiência profissional na área de conhecimento desenvolvida no curso do estagiário, para orientar e supervisionar, sendo este(a) supervisor(a) responsável por, no máximo, 10 (dez) estagiários, simultaneamente;</w:t>
             </w:r>
-            <w:r>
-              <w:rPr>
-                <w:rtl w:val="0"/>
-              </w:rPr>
-            </w:r>
-          </w:p>
-          <w:p>
-            <w:pPr>
-              <w:keepNext w:val="0"/>
-              <w:keepLines w:val="0"/>
+          </w:p>
+          <w:p>
+            <w:pPr>
+              <w:keepNext w:val="0"/>
+              <w:keepLines w:val="0"/>
+              <w:pageBreakBefore w:val="0"/>
               <w:widowControl w:val="1"/>
               <w:numPr>
                 <w:ilvl w:val="0"/>
@@ -4316,16 +4357,12 @@
               </w:rPr>
               <w:t xml:space="preserve">por ocasião do desligamento do estagiário, entregar Relatório de Atividades e Avaliação de Estágio e Termo de Desligamento de Estágio com indicação resumida das atividades desenvolvidas, dos períodos e da avaliação de desempenho;</w:t>
             </w:r>
-            <w:r>
-              <w:rPr>
-                <w:rtl w:val="0"/>
-              </w:rPr>
-            </w:r>
-          </w:p>
-          <w:p>
-            <w:pPr>
-              <w:keepNext w:val="0"/>
-              <w:keepLines w:val="0"/>
+          </w:p>
+          <w:p>
+            <w:pPr>
+              <w:keepNext w:val="0"/>
+              <w:keepLines w:val="0"/>
+              <w:pageBreakBefore w:val="0"/>
               <w:widowControl w:val="1"/>
               <w:numPr>
                 <w:ilvl w:val="0"/>
@@ -4363,16 +4400,12 @@
               </w:rPr>
               <w:t xml:space="preserve">manter à disposição das fiscalização documentos que comprovem a relação de estágio;</w:t>
             </w:r>
-            <w:r>
-              <w:rPr>
-                <w:rtl w:val="0"/>
-              </w:rPr>
-            </w:r>
-          </w:p>
-          <w:p>
-            <w:pPr>
-              <w:keepNext w:val="0"/>
-              <w:keepLines w:val="0"/>
+          </w:p>
+          <w:p>
+            <w:pPr>
+              <w:keepNext w:val="0"/>
+              <w:keepLines w:val="0"/>
+              <w:pageBreakBefore w:val="0"/>
               <w:widowControl w:val="1"/>
               <w:numPr>
                 <w:ilvl w:val="0"/>
@@ -4410,16 +4443,12 @@
               </w:rPr>
               <w:t xml:space="preserve">enviar à escola, com periodicidade mínima de 6 (seis) meses, Relatório de Atividades com vista obrigatória ao estagiário;</w:t>
             </w:r>
-            <w:r>
-              <w:rPr>
-                <w:rtl w:val="0"/>
-              </w:rPr>
-            </w:r>
-          </w:p>
-          <w:p>
-            <w:pPr>
-              <w:keepNext w:val="0"/>
-              <w:keepLines w:val="0"/>
+          </w:p>
+          <w:p>
+            <w:pPr>
+              <w:keepNext w:val="0"/>
+              <w:keepLines w:val="0"/>
+              <w:pageBreakBefore w:val="0"/>
               <w:widowControl w:val="1"/>
               <w:numPr>
                 <w:ilvl w:val="0"/>
@@ -4457,16 +4486,12 @@
               </w:rPr>
               <w:t xml:space="preserve">zelar pela aprendizagem do estagiário, em conformidade com o currículo de seu curso de formação; </w:t>
             </w:r>
-            <w:r>
-              <w:rPr>
-                <w:rtl w:val="0"/>
-              </w:rPr>
-            </w:r>
-          </w:p>
-          <w:p>
-            <w:pPr>
-              <w:keepNext w:val="0"/>
-              <w:keepLines w:val="0"/>
+          </w:p>
+          <w:p>
+            <w:pPr>
+              <w:keepNext w:val="0"/>
+              <w:keepLines w:val="0"/>
+              <w:pageBreakBefore w:val="0"/>
               <w:widowControl w:val="1"/>
               <w:numPr>
                 <w:ilvl w:val="0"/>
@@ -4504,16 +4529,12 @@
               </w:rPr>
               <w:t xml:space="preserve">fornecer à escola do estudante todas as informações necessárias à avaliação e acompanhamento do estágio, quando solicitado;</w:t>
             </w:r>
-            <w:r>
-              <w:rPr>
-                <w:rtl w:val="0"/>
-              </w:rPr>
-            </w:r>
-          </w:p>
-          <w:p>
-            <w:pPr>
-              <w:keepNext w:val="0"/>
-              <w:keepLines w:val="0"/>
+          </w:p>
+          <w:p>
+            <w:pPr>
+              <w:keepNext w:val="0"/>
+              <w:keepLines w:val="0"/>
+              <w:pageBreakBefore w:val="0"/>
               <w:widowControl w:val="1"/>
               <w:numPr>
                 <w:ilvl w:val="0"/>
@@ -4551,16 +4572,12 @@
               </w:rPr>
               <w:t xml:space="preserve">sinalizar à escola os casos de descumprimento ao estabelecido neste Termo. </w:t>
             </w:r>
-            <w:r>
-              <w:rPr>
-                <w:rtl w:val="0"/>
-              </w:rPr>
-            </w:r>
-          </w:p>
-          <w:p>
-            <w:pPr>
-              <w:keepNext w:val="0"/>
-              <w:keepLines w:val="0"/>
+          </w:p>
+          <w:p>
+            <w:pPr>
+              <w:keepNext w:val="0"/>
+              <w:keepLines w:val="0"/>
+              <w:pageBreakBefore w:val="0"/>
               <w:widowControl w:val="1"/>
               <w:pBdr>
                 <w:top w:space="0" w:sz="0" w:val="nil"/>
@@ -4599,6 +4616,7 @@
             <w:pPr>
               <w:keepNext w:val="0"/>
               <w:keepLines w:val="0"/>
+              <w:pageBreakBefore w:val="0"/>
               <w:widowControl w:val="1"/>
               <w:pBdr>
                 <w:top w:space="0" w:sz="0" w:val="nil"/>
@@ -4670,6 +4688,7 @@
             <w:pPr>
               <w:keepNext w:val="0"/>
               <w:keepLines w:val="0"/>
+              <w:pageBreakBefore w:val="0"/>
               <w:widowControl w:val="1"/>
               <w:numPr>
                 <w:ilvl w:val="0"/>
@@ -4707,16 +4726,12 @@
               </w:rPr>
               <w:t xml:space="preserve">conferir se a Concedente de Estágio está devidamente credenciada pela SED;</w:t>
             </w:r>
-            <w:r>
-              <w:rPr>
-                <w:rtl w:val="0"/>
-              </w:rPr>
-            </w:r>
-          </w:p>
-          <w:p>
-            <w:pPr>
-              <w:keepNext w:val="0"/>
-              <w:keepLines w:val="0"/>
+          </w:p>
+          <w:p>
+            <w:pPr>
+              <w:keepNext w:val="0"/>
+              <w:keepLines w:val="0"/>
+              <w:pageBreakBefore w:val="0"/>
               <w:widowControl w:val="1"/>
               <w:numPr>
                 <w:ilvl w:val="0"/>
@@ -4754,16 +4769,12 @@
               </w:rPr>
               <w:t xml:space="preserve">analisar o Plano de Estágio, sendo essa condição indispensável para a autorização e encaminhamento do estudante a oportunidade de estágio;</w:t>
             </w:r>
-            <w:r>
-              <w:rPr>
-                <w:rtl w:val="0"/>
-              </w:rPr>
-            </w:r>
-          </w:p>
-          <w:p>
-            <w:pPr>
-              <w:keepNext w:val="0"/>
-              <w:keepLines w:val="0"/>
+          </w:p>
+          <w:p>
+            <w:pPr>
+              <w:keepNext w:val="0"/>
+              <w:keepLines w:val="0"/>
+              <w:pageBreakBefore w:val="0"/>
               <w:widowControl w:val="1"/>
               <w:numPr>
                 <w:ilvl w:val="0"/>
@@ -4801,16 +4812,12 @@
               </w:rPr>
               <w:t xml:space="preserve">solicitar a contratação de Professor(a) Orientador(a) da área a ser desenvolvida no estágio, como responsável pelo acompanhamento e avaliação das atividades do estagiário; </w:t>
             </w:r>
-            <w:r>
-              <w:rPr>
-                <w:rtl w:val="0"/>
-              </w:rPr>
-            </w:r>
-          </w:p>
-          <w:p>
-            <w:pPr>
-              <w:keepNext w:val="0"/>
-              <w:keepLines w:val="0"/>
+          </w:p>
+          <w:p>
+            <w:pPr>
+              <w:keepNext w:val="0"/>
+              <w:keepLines w:val="0"/>
+              <w:pageBreakBefore w:val="0"/>
               <w:widowControl w:val="1"/>
               <w:numPr>
                 <w:ilvl w:val="0"/>
@@ -4848,16 +4855,12 @@
               </w:rPr>
               <w:t xml:space="preserve">exigir, do estagiário, a apresentação periódica, em prazo não superior a 6 (seis) meses, o Relatório de Atividades desenvolvidas;</w:t>
             </w:r>
-            <w:r>
-              <w:rPr>
-                <w:rtl w:val="0"/>
-              </w:rPr>
-            </w:r>
-          </w:p>
-          <w:p>
-            <w:pPr>
-              <w:keepNext w:val="0"/>
-              <w:keepLines w:val="0"/>
+          </w:p>
+          <w:p>
+            <w:pPr>
+              <w:keepNext w:val="0"/>
+              <w:keepLines w:val="0"/>
+              <w:pageBreakBefore w:val="0"/>
               <w:widowControl w:val="1"/>
               <w:numPr>
                 <w:ilvl w:val="0"/>
@@ -4895,16 +4898,12 @@
               </w:rPr>
               <w:t xml:space="preserve">zelar pelo cumprimento do Termo de Compromisso, reorientando o estagiário para outro local, em caso de descumprimento de suas normas;</w:t>
             </w:r>
-            <w:r>
-              <w:rPr>
-                <w:rtl w:val="0"/>
-              </w:rPr>
-            </w:r>
-          </w:p>
-          <w:p>
-            <w:pPr>
-              <w:keepNext w:val="0"/>
-              <w:keepLines w:val="0"/>
+          </w:p>
+          <w:p>
+            <w:pPr>
+              <w:keepNext w:val="0"/>
+              <w:keepLines w:val="0"/>
+              <w:pageBreakBefore w:val="0"/>
               <w:widowControl w:val="1"/>
               <w:numPr>
                 <w:ilvl w:val="0"/>
@@ -4942,16 +4941,12 @@
               </w:rPr>
               <w:t xml:space="preserve">elaborar instrumentos complementares de avaliação dos estágios e de seu estudantes;</w:t>
             </w:r>
-            <w:r>
-              <w:rPr>
-                <w:rtl w:val="0"/>
-              </w:rPr>
-            </w:r>
-          </w:p>
-          <w:p>
-            <w:pPr>
-              <w:keepNext w:val="0"/>
-              <w:keepLines w:val="0"/>
+          </w:p>
+          <w:p>
+            <w:pPr>
+              <w:keepNext w:val="0"/>
+              <w:keepLines w:val="0"/>
+              <w:pageBreakBefore w:val="0"/>
               <w:widowControl w:val="1"/>
               <w:numPr>
                 <w:ilvl w:val="0"/>
@@ -4989,16 +4984,12 @@
               </w:rPr>
               <w:t xml:space="preserve">comunicar, ao campo de estágio/concedente, no início do período letivo, as datas de realização das avaliações;</w:t>
             </w:r>
-            <w:r>
-              <w:rPr>
-                <w:rtl w:val="0"/>
-              </w:rPr>
-            </w:r>
-          </w:p>
-          <w:p>
-            <w:pPr>
-              <w:keepNext w:val="0"/>
-              <w:keepLines w:val="0"/>
+          </w:p>
+          <w:p>
+            <w:pPr>
+              <w:keepNext w:val="0"/>
+              <w:keepLines w:val="0"/>
+              <w:pageBreakBefore w:val="0"/>
               <w:widowControl w:val="1"/>
               <w:numPr>
                 <w:ilvl w:val="0"/>
@@ -5036,16 +5027,12 @@
               </w:rPr>
               <w:t xml:space="preserve">exigir do estudante, ao finalizar o estágio, o Termo de Conclusão de Estágio, devidamente preenchido e assinado pelas partes.</w:t>
             </w:r>
-            <w:r>
-              <w:rPr>
-                <w:rtl w:val="0"/>
-              </w:rPr>
-            </w:r>
-          </w:p>
-          <w:p>
-            <w:pPr>
-              <w:keepNext w:val="0"/>
-              <w:keepLines w:val="0"/>
+          </w:p>
+          <w:p>
+            <w:pPr>
+              <w:keepNext w:val="0"/>
+              <w:keepLines w:val="0"/>
+              <w:pageBreakBefore w:val="0"/>
               <w:widowControl w:val="1"/>
               <w:pBdr>
                 <w:top w:space="0" w:sz="0" w:val="nil"/>
@@ -5084,6 +5071,7 @@
             <w:pPr>
               <w:keepNext w:val="0"/>
               <w:keepLines w:val="0"/>
+              <w:pageBreakBefore w:val="0"/>
               <w:widowControl w:val="1"/>
               <w:pBdr>
                 <w:top w:space="0" w:sz="0" w:val="nil"/>
@@ -5155,6 +5143,7 @@
             <w:pPr>
               <w:keepNext w:val="0"/>
               <w:keepLines w:val="0"/>
+              <w:pageBreakBefore w:val="0"/>
               <w:widowControl w:val="1"/>
               <w:numPr>
                 <w:ilvl w:val="0"/>
@@ -5192,16 +5181,12 @@
               </w:rPr>
               <w:t xml:space="preserve">cumprir o estabelecido no Plano de Estágio;</w:t>
             </w:r>
-            <w:r>
-              <w:rPr>
-                <w:rtl w:val="0"/>
-              </w:rPr>
-            </w:r>
-          </w:p>
-          <w:p>
-            <w:pPr>
-              <w:keepNext w:val="0"/>
-              <w:keepLines w:val="0"/>
+          </w:p>
+          <w:p>
+            <w:pPr>
+              <w:keepNext w:val="0"/>
+              <w:keepLines w:val="0"/>
+              <w:pageBreakBefore w:val="0"/>
               <w:widowControl w:val="1"/>
               <w:numPr>
                 <w:ilvl w:val="0"/>
@@ -5239,16 +5224,12 @@
               </w:rPr>
               <w:t xml:space="preserve">cumprir integralmente as horas previstas para o seu estágio, conforme especificado em cláusula própria;</w:t>
             </w:r>
-            <w:r>
-              <w:rPr>
-                <w:rtl w:val="0"/>
-              </w:rPr>
-            </w:r>
-          </w:p>
-          <w:p>
-            <w:pPr>
-              <w:keepNext w:val="0"/>
-              <w:keepLines w:val="0"/>
+          </w:p>
+          <w:p>
+            <w:pPr>
+              <w:keepNext w:val="0"/>
+              <w:keepLines w:val="0"/>
+              <w:pageBreakBefore w:val="0"/>
               <w:widowControl w:val="1"/>
               <w:numPr>
                 <w:ilvl w:val="0"/>
@@ -5286,16 +5267,12 @@
               </w:rPr>
               <w:t xml:space="preserve">realizar estágio obrigatório concomitante aos componentes curriculares, salvo em situações de excepcionalidade;</w:t>
             </w:r>
-            <w:r>
-              <w:rPr>
-                <w:rtl w:val="0"/>
-              </w:rPr>
-            </w:r>
-          </w:p>
-          <w:p>
-            <w:pPr>
-              <w:keepNext w:val="0"/>
-              <w:keepLines w:val="0"/>
+          </w:p>
+          <w:p>
+            <w:pPr>
+              <w:keepNext w:val="0"/>
+              <w:keepLines w:val="0"/>
+              <w:pageBreakBefore w:val="0"/>
               <w:widowControl w:val="1"/>
               <w:numPr>
                 <w:ilvl w:val="0"/>
@@ -5333,16 +5310,12 @@
               </w:rPr>
               <w:t xml:space="preserve">manter regularmente preenchido o relatório de atividades exercidas, a ser devidamente conferido pelo supervisor indicado pelo campo de estágio / concedente e, após o visto de ambos, em período não superior a 6 (seis) meses, providenciar a entrega do relatório à escola;</w:t>
             </w:r>
-            <w:r>
-              <w:rPr>
-                <w:rtl w:val="0"/>
-              </w:rPr>
-            </w:r>
-          </w:p>
-          <w:p>
-            <w:pPr>
-              <w:keepNext w:val="0"/>
-              <w:keepLines w:val="0"/>
+          </w:p>
+          <w:p>
+            <w:pPr>
+              <w:keepNext w:val="0"/>
+              <w:keepLines w:val="0"/>
+              <w:pageBreakBefore w:val="0"/>
               <w:widowControl w:val="1"/>
               <w:numPr>
                 <w:ilvl w:val="0"/>
@@ -5380,16 +5353,12 @@
               </w:rPr>
               <w:t xml:space="preserve">apresentar ao campo de estágio/concedente, a cada 6 (seis) meses, declaração atualizada da escola atestando a sua matrícula e regular frequência;</w:t>
             </w:r>
-            <w:r>
-              <w:rPr>
-                <w:rtl w:val="0"/>
-              </w:rPr>
-            </w:r>
-          </w:p>
-          <w:p>
-            <w:pPr>
-              <w:keepNext w:val="0"/>
-              <w:keepLines w:val="0"/>
+          </w:p>
+          <w:p>
+            <w:pPr>
+              <w:keepNext w:val="0"/>
+              <w:keepLines w:val="0"/>
+              <w:pageBreakBefore w:val="0"/>
               <w:widowControl w:val="1"/>
               <w:numPr>
                 <w:ilvl w:val="0"/>
@@ -5427,16 +5396,12 @@
               </w:rPr>
               <w:t xml:space="preserve">acatar as normas internas de campo de estágio/concedente, bem como orientações e recomendações efetuadas por seu(sua) supervisor(a) de estágio;</w:t>
             </w:r>
-            <w:r>
-              <w:rPr>
-                <w:rtl w:val="0"/>
-              </w:rPr>
-            </w:r>
-          </w:p>
-          <w:p>
-            <w:pPr>
-              <w:keepNext w:val="0"/>
-              <w:keepLines w:val="0"/>
+          </w:p>
+          <w:p>
+            <w:pPr>
+              <w:keepNext w:val="0"/>
+              <w:keepLines w:val="0"/>
+              <w:pageBreakBefore w:val="0"/>
               <w:widowControl w:val="1"/>
               <w:numPr>
                 <w:ilvl w:val="0"/>
@@ -5484,6 +5449,7 @@
             <w:pPr>
               <w:keepNext w:val="0"/>
               <w:keepLines w:val="0"/>
+              <w:pageBreakBefore w:val="0"/>
               <w:widowControl w:val="1"/>
               <w:numPr>
                 <w:ilvl w:val="0"/>
@@ -5521,16 +5487,12 @@
               </w:rPr>
               <w:t xml:space="preserve">assinar, ao término do estágio, o Termo de Desligamento do Estágio, a ser fornecido pelo campo de estágio/concedente. </w:t>
             </w:r>
-            <w:r>
-              <w:rPr>
-                <w:rtl w:val="0"/>
-              </w:rPr>
-            </w:r>
-          </w:p>
-          <w:p>
-            <w:pPr>
-              <w:keepNext w:val="0"/>
-              <w:keepLines w:val="0"/>
+          </w:p>
+          <w:p>
+            <w:pPr>
+              <w:keepNext w:val="0"/>
+              <w:keepLines w:val="0"/>
+              <w:pageBreakBefore w:val="0"/>
               <w:widowControl w:val="1"/>
               <w:pBdr>
                 <w:top w:space="0" w:sz="0" w:val="nil"/>
@@ -5569,6 +5531,7 @@
             <w:pPr>
               <w:keepNext w:val="0"/>
               <w:keepLines w:val="0"/>
+              <w:pageBreakBefore w:val="0"/>
               <w:widowControl w:val="1"/>
               <w:pBdr>
                 <w:top w:space="0" w:sz="0" w:val="nil"/>
@@ -5640,6 +5603,7 @@
             <w:pPr>
               <w:keepNext w:val="0"/>
               <w:keepLines w:val="0"/>
+              <w:pageBreakBefore w:val="0"/>
               <w:widowControl w:val="1"/>
               <w:numPr>
                 <w:ilvl w:val="0"/>
@@ -5677,16 +5641,12 @@
               </w:rPr>
               <w:t xml:space="preserve">de não cumprimento das cláusulas deste TCE;</w:t>
             </w:r>
-            <w:r>
-              <w:rPr>
-                <w:rtl w:val="0"/>
-              </w:rPr>
-            </w:r>
-          </w:p>
-          <w:p>
-            <w:pPr>
-              <w:keepNext w:val="0"/>
-              <w:keepLines w:val="0"/>
+          </w:p>
+          <w:p>
+            <w:pPr>
+              <w:keepNext w:val="0"/>
+              <w:keepLines w:val="0"/>
+              <w:pageBreakBefore w:val="0"/>
               <w:widowControl w:val="1"/>
               <w:numPr>
                 <w:ilvl w:val="0"/>
@@ -5724,16 +5684,12 @@
               </w:rPr>
               <w:t xml:space="preserve">com a conclusão, trancamento, desligamento ou abandono de curso;</w:t>
             </w:r>
-            <w:r>
-              <w:rPr>
-                <w:rtl w:val="0"/>
-              </w:rPr>
-            </w:r>
-          </w:p>
-          <w:p>
-            <w:pPr>
-              <w:keepNext w:val="0"/>
-              <w:keepLines w:val="0"/>
+          </w:p>
+          <w:p>
+            <w:pPr>
+              <w:keepNext w:val="0"/>
+              <w:keepLines w:val="0"/>
+              <w:pageBreakBefore w:val="0"/>
               <w:widowControl w:val="1"/>
               <w:numPr>
                 <w:ilvl w:val="0"/>
@@ -5771,16 +5727,12 @@
               </w:rPr>
               <w:t xml:space="preserve">a pedido de qualquer uma das partes, a qualquer tempo;</w:t>
             </w:r>
-            <w:r>
-              <w:rPr>
-                <w:rtl w:val="0"/>
-              </w:rPr>
-            </w:r>
-          </w:p>
-          <w:p>
-            <w:pPr>
-              <w:keepNext w:val="0"/>
-              <w:keepLines w:val="0"/>
+          </w:p>
+          <w:p>
+            <w:pPr>
+              <w:keepNext w:val="0"/>
+              <w:keepLines w:val="0"/>
+              <w:pageBreakBefore w:val="0"/>
               <w:widowControl w:val="1"/>
               <w:numPr>
                 <w:ilvl w:val="0"/>
@@ -5818,16 +5770,12 @@
               </w:rPr>
               <w:t xml:space="preserve">após decorrida a terça parte do tempo previsto para a duração do estágio, se comprovada a insuficiência na avaliação de desempenho na concedente ou na escola;</w:t>
             </w:r>
-            <w:r>
-              <w:rPr>
-                <w:rtl w:val="0"/>
-              </w:rPr>
-            </w:r>
-          </w:p>
-          <w:p>
-            <w:pPr>
-              <w:keepNext w:val="0"/>
-              <w:keepLines w:val="0"/>
+          </w:p>
+          <w:p>
+            <w:pPr>
+              <w:keepNext w:val="0"/>
+              <w:keepLines w:val="0"/>
+              <w:pageBreakBefore w:val="0"/>
               <w:widowControl w:val="1"/>
               <w:numPr>
                 <w:ilvl w:val="0"/>
@@ -5865,16 +5813,12 @@
               </w:rPr>
               <w:t xml:space="preserve">pelo não comparecimento, sem motivo justificado, por mais de 5 (cinco) dias, consecutivos ou não, no período de 1 (um) mês, ou por 30 (trinta) dias durante o período de estágio. </w:t>
             </w:r>
-            <w:r>
-              <w:rPr>
-                <w:rtl w:val="0"/>
-              </w:rPr>
-            </w:r>
-          </w:p>
-          <w:p>
-            <w:pPr>
-              <w:keepNext w:val="0"/>
-              <w:keepLines w:val="0"/>
+          </w:p>
+          <w:p>
+            <w:pPr>
+              <w:keepNext w:val="0"/>
+              <w:keepLines w:val="0"/>
+              <w:pageBreakBefore w:val="0"/>
               <w:widowControl w:val="1"/>
               <w:pBdr>
                 <w:top w:space="0" w:sz="0" w:val="nil"/>
@@ -5913,6 +5857,7 @@
             <w:pPr>
               <w:keepNext w:val="0"/>
               <w:keepLines w:val="0"/>
+              <w:pageBreakBefore w:val="0"/>
               <w:widowControl w:val="1"/>
               <w:pBdr>
                 <w:top w:space="0" w:sz="0" w:val="nil"/>
@@ -5984,6 +5929,7 @@
             <w:pPr>
               <w:keepNext w:val="0"/>
               <w:keepLines w:val="0"/>
+              <w:pageBreakBefore w:val="0"/>
               <w:widowControl w:val="1"/>
               <w:numPr>
                 <w:ilvl w:val="0"/>
@@ -6021,16 +5967,12 @@
               </w:rPr>
               <w:t xml:space="preserve">celebração de Termo de Compromisso entre o estudante, a parte campo de estágio/concedente de estágio e a escola;</w:t>
             </w:r>
-            <w:r>
-              <w:rPr>
-                <w:rtl w:val="0"/>
-              </w:rPr>
-            </w:r>
-          </w:p>
-          <w:p>
-            <w:pPr>
-              <w:keepNext w:val="0"/>
-              <w:keepLines w:val="0"/>
+          </w:p>
+          <w:p>
+            <w:pPr>
+              <w:keepNext w:val="0"/>
+              <w:keepLines w:val="0"/>
+              <w:pageBreakBefore w:val="0"/>
               <w:widowControl w:val="1"/>
               <w:numPr>
                 <w:ilvl w:val="0"/>
@@ -6068,16 +6010,12 @@
               </w:rPr>
               <w:t xml:space="preserve">compatibilidade entre as atividades desenvolvidas no estágio e aquelas previstas no Termo de Compromisso;</w:t>
             </w:r>
-            <w:r>
-              <w:rPr>
-                <w:rtl w:val="0"/>
-              </w:rPr>
-            </w:r>
-          </w:p>
-          <w:p>
-            <w:pPr>
-              <w:keepNext w:val="0"/>
-              <w:keepLines w:val="0"/>
+          </w:p>
+          <w:p>
+            <w:pPr>
+              <w:keepNext w:val="0"/>
+              <w:keepLines w:val="0"/>
+              <w:pageBreakBefore w:val="0"/>
               <w:widowControl w:val="1"/>
               <w:numPr>
                 <w:ilvl w:val="0"/>
@@ -6115,16 +6053,12 @@
               </w:rPr>
               <w:t xml:space="preserve">matrícula e frequência regular do estagiário(a).</w:t>
             </w:r>
-            <w:r>
-              <w:rPr>
-                <w:rtl w:val="0"/>
-              </w:rPr>
-            </w:r>
-          </w:p>
-          <w:p>
-            <w:pPr>
-              <w:keepNext w:val="0"/>
-              <w:keepLines w:val="0"/>
+          </w:p>
+          <w:p>
+            <w:pPr>
+              <w:keepNext w:val="0"/>
+              <w:keepLines w:val="0"/>
+              <w:pageBreakBefore w:val="0"/>
               <w:widowControl w:val="1"/>
               <w:pBdr>
                 <w:top w:space="0" w:sz="0" w:val="nil"/>
@@ -6163,6 +6097,7 @@
             <w:pPr>
               <w:keepNext w:val="0"/>
               <w:keepLines w:val="0"/>
+              <w:pageBreakBefore w:val="0"/>
               <w:widowControl w:val="1"/>
               <w:pBdr>
                 <w:top w:space="0" w:sz="0" w:val="nil"/>
@@ -6297,6 +6232,7 @@
             <w:pPr>
               <w:keepNext w:val="0"/>
               <w:keepLines w:val="0"/>
+              <w:pageBreakBefore w:val="0"/>
               <w:widowControl w:val="0"/>
               <w:pBdr>
                 <w:top w:space="0" w:sz="0" w:val="nil"/>
@@ -6457,6 +6393,7 @@
             <w:pPr>
               <w:keepNext w:val="1"/>
               <w:keepLines w:val="0"/>
+              <w:pageBreakBefore w:val="0"/>
               <w:widowControl w:val="1"/>
               <w:pBdr>
                 <w:top w:space="0" w:sz="0" w:val="nil"/>
@@ -6592,6 +6529,7 @@
             <w:pPr>
               <w:keepNext w:val="0"/>
               <w:keepLines w:val="0"/>
+              <w:pageBreakBefore w:val="0"/>
               <w:widowControl w:val="0"/>
               <w:pBdr>
                 <w:top w:space="0" w:sz="0" w:val="nil"/>
@@ -6644,6 +6582,7 @@
             <w:pPr>
               <w:keepNext w:val="0"/>
               <w:keepLines w:val="0"/>
+              <w:pageBreakBefore w:val="0"/>
               <w:widowControl w:val="0"/>
               <w:pBdr>
                 <w:top w:space="0" w:sz="0" w:val="nil"/>
@@ -6702,6 +6641,7 @@
             <w:pPr>
               <w:keepNext w:val="0"/>
               <w:keepLines w:val="0"/>
+              <w:pageBreakBefore w:val="0"/>
               <w:widowControl w:val="0"/>
               <w:pBdr>
                 <w:top w:space="0" w:sz="0" w:val="nil"/>
@@ -6764,6 +6704,7 @@
             <w:pPr>
               <w:keepNext w:val="0"/>
               <w:keepLines w:val="0"/>
+              <w:pageBreakBefore w:val="0"/>
               <w:widowControl w:val="0"/>
               <w:pBdr>
                 <w:top w:space="0" w:sz="0" w:val="nil"/>
@@ -6805,6 +6746,7 @@
             <w:pPr>
               <w:keepNext w:val="0"/>
               <w:keepLines w:val="0"/>
+              <w:pageBreakBefore w:val="0"/>
               <w:widowControl w:val="0"/>
               <w:pBdr>
                 <w:top w:space="0" w:sz="0" w:val="nil"/>
@@ -6855,6 +6797,7 @@
             <w:pPr>
               <w:keepNext w:val="0"/>
               <w:keepLines w:val="0"/>
+              <w:pageBreakBefore w:val="0"/>
               <w:widowControl w:val="0"/>
               <w:pBdr>
                 <w:top w:space="0" w:sz="0" w:val="nil"/>
@@ -6939,6 +6882,7 @@
             <w:pPr>
               <w:keepNext w:val="0"/>
               <w:keepLines w:val="0"/>
+              <w:pageBreakBefore w:val="0"/>
               <w:widowControl w:val="0"/>
               <w:pBdr>
                 <w:top w:space="0" w:sz="0" w:val="nil"/>
@@ -7035,6 +6979,7 @@
             <w:pPr>
               <w:keepNext w:val="0"/>
               <w:keepLines w:val="0"/>
+              <w:pageBreakBefore w:val="0"/>
               <w:widowControl w:val="0"/>
               <w:pBdr>
                 <w:top w:space="0" w:sz="0" w:val="nil"/>
@@ -7124,6 +7069,7 @@
             <w:pPr>
               <w:keepNext w:val="0"/>
               <w:keepLines w:val="0"/>
+              <w:pageBreakBefore w:val="0"/>
               <w:widowControl w:val="0"/>
               <w:pBdr>
                 <w:top w:space="0" w:sz="0" w:val="nil"/>
@@ -7288,6 +7234,7 @@
             <w:pPr>
               <w:keepNext w:val="0"/>
               <w:keepLines w:val="0"/>
+              <w:pageBreakBefore w:val="0"/>
               <w:widowControl w:val="0"/>
               <w:pBdr>
                 <w:top w:space="0" w:sz="0" w:val="nil"/>
@@ -7346,6 +7293,7 @@
             <w:pPr>
               <w:keepNext w:val="0"/>
               <w:keepLines w:val="0"/>
+              <w:pageBreakBefore w:val="0"/>
               <w:widowControl w:val="0"/>
               <w:pBdr>
                 <w:top w:space="0" w:sz="0" w:val="nil"/>
@@ -7398,6 +7346,7 @@
             <w:pPr>
               <w:keepNext w:val="0"/>
               <w:keepLines w:val="0"/>
+              <w:pageBreakBefore w:val="0"/>
               <w:widowControl w:val="0"/>
               <w:pBdr>
                 <w:top w:space="0" w:sz="0" w:val="nil"/>
@@ -7460,6 +7409,7 @@
             <w:pPr>
               <w:keepNext w:val="0"/>
               <w:keepLines w:val="0"/>
+              <w:pageBreakBefore w:val="0"/>
               <w:widowControl w:val="0"/>
               <w:pBdr>
                 <w:top w:space="0" w:sz="0" w:val="nil"/>
@@ -7501,6 +7451,7 @@
             <w:pPr>
               <w:keepNext w:val="0"/>
               <w:keepLines w:val="0"/>
+              <w:pageBreakBefore w:val="0"/>
               <w:widowControl w:val="0"/>
               <w:pBdr>
                 <w:top w:space="0" w:sz="0" w:val="nil"/>
@@ -7551,6 +7502,7 @@
             <w:pPr>
               <w:keepNext w:val="0"/>
               <w:keepLines w:val="0"/>
+              <w:pageBreakBefore w:val="0"/>
               <w:widowControl w:val="0"/>
               <w:pBdr>
                 <w:top w:space="0" w:sz="0" w:val="nil"/>
@@ -7613,6 +7565,7 @@
             <w:pPr>
               <w:keepNext w:val="0"/>
               <w:keepLines w:val="0"/>
+              <w:pageBreakBefore w:val="0"/>
               <w:widowControl w:val="0"/>
               <w:pBdr>
                 <w:top w:space="0" w:sz="0" w:val="nil"/>
@@ -7696,6 +7649,7 @@
             <w:pPr>
               <w:keepNext w:val="0"/>
               <w:keepLines w:val="0"/>
+              <w:pageBreakBefore w:val="0"/>
               <w:widowControl w:val="0"/>
               <w:pBdr>
                 <w:top w:space="0" w:sz="0" w:val="nil"/>
@@ -7772,6 +7726,7 @@
             <w:pPr>
               <w:keepNext w:val="0"/>
               <w:keepLines w:val="0"/>
+              <w:pageBreakBefore w:val="0"/>
               <w:widowControl w:val="0"/>
               <w:pBdr>
                 <w:top w:space="0" w:sz="0" w:val="nil"/>
@@ -8544,7 +8499,6 @@
           </w:tcPr>
           <w:p>
             <w:pPr>
-              <w:jc w:val="both"/>
               <w:rPr/>
             </w:pPr>
             <w:r>
@@ -8561,7 +8515,6 @@
                 <w:numId w:val="1"/>
               </w:numPr>
               <w:ind w:left="720" w:hanging="360"/>
-              <w:jc w:val="both"/>
             </w:pPr>
             <w:r>
               <w:rPr>
@@ -8577,7 +8530,6 @@
                 <w:numId w:val="1"/>
               </w:numPr>
               <w:ind w:left="720" w:hanging="360"/>
-              <w:jc w:val="both"/>
             </w:pPr>
             <w:r>
               <w:rPr>
@@ -8593,7 +8545,6 @@
                 <w:numId w:val="1"/>
               </w:numPr>
               <w:ind w:left="720" w:hanging="360"/>
-              <w:jc w:val="both"/>
             </w:pPr>
             <w:r>
               <w:rPr>
@@ -8609,7 +8560,6 @@
                 <w:numId w:val="1"/>
               </w:numPr>
               <w:ind w:left="720" w:hanging="360"/>
-              <w:jc w:val="both"/>
             </w:pPr>
             <w:r>
               <w:rPr>
@@ -8625,7 +8575,6 @@
                 <w:numId w:val="1"/>
               </w:numPr>
               <w:ind w:left="720" w:hanging="360"/>
-              <w:jc w:val="both"/>
             </w:pPr>
             <w:r>
               <w:rPr>
@@ -8647,84 +8596,75 @@
         </w:rPr>
       </w:r>
     </w:p>
-    <w:sdt>
-      <w:sdtPr>
-        <w:lock w:val="contentLocked"/>
-        <w:id w:val="1765910347"/>
-        <w:tag w:val="goog_rdk_0"/>
-      </w:sdtPr>
-      <w:sdtContent>
-        <w:tbl>
-          <w:tblPr>
-            <w:tblStyle w:val="Table9"/>
-            <w:tblW w:w="9486.0" w:type="dxa"/>
-            <w:jc w:val="left"/>
-            <w:tblInd w:w="-384.0" w:type="dxa"/>
-            <w:tblBorders>
-              <w:top w:color="000000" w:space="0" w:sz="8" w:val="single"/>
-              <w:left w:color="000000" w:space="0" w:sz="8" w:val="single"/>
-              <w:bottom w:color="000000" w:space="0" w:sz="8" w:val="single"/>
-              <w:right w:color="000000" w:space="0" w:sz="8" w:val="single"/>
-              <w:insideH w:color="000000" w:space="0" w:sz="8" w:val="single"/>
-              <w:insideV w:color="000000" w:space="0" w:sz="8" w:val="single"/>
-            </w:tblBorders>
-            <w:tblLayout w:type="fixed"/>
-            <w:tblLook w:val="0600"/>
-          </w:tblPr>
+    <w:tbl>
+      <w:tblPr>
+        <w:tblStyle w:val="Table9"/>
+        <w:tblW w:w="9486.0" w:type="dxa"/>
+        <w:jc w:val="left"/>
+        <w:tblInd w:w="-384.0" w:type="dxa"/>
+        <w:tblBorders>
+          <w:top w:color="000000" w:space="0" w:sz="8" w:val="single"/>
+          <w:left w:color="000000" w:space="0" w:sz="8" w:val="single"/>
+          <w:bottom w:color="000000" w:space="0" w:sz="8" w:val="single"/>
+          <w:right w:color="000000" w:space="0" w:sz="8" w:val="single"/>
+          <w:insideH w:color="000000" w:space="0" w:sz="8" w:val="single"/>
+          <w:insideV w:color="000000" w:space="0" w:sz="8" w:val="single"/>
+        </w:tblBorders>
+        <w:tblLayout w:type="fixed"/>
+        <w:tblLook w:val="0600"/>
+      </w:tblPr>
+      <w:tblGrid>
+        <w:gridCol w:w="9486"/>
+        <w:tblGridChange w:id="0">
           <w:tblGrid>
             <w:gridCol w:w="9486"/>
-            <w:tblGridChange w:id="0">
-              <w:tblGrid>
-                <w:gridCol w:w="9486"/>
-              </w:tblGrid>
-            </w:tblGridChange>
           </w:tblGrid>
-          <w:tr>
-            <w:trPr>
-              <w:cantSplit w:val="1"/>
-              <w:trHeight w:val="420" w:hRule="atLeast"/>
-              <w:tblHeader w:val="0"/>
-            </w:trPr>
-            <w:tc>
-              <w:tcPr>
-                <w:shd w:fill="auto" w:val="clear"/>
-                <w:tcMar>
-                  <w:top w:w="56.0" w:type="dxa"/>
-                  <w:left w:w="56.0" w:type="dxa"/>
-                  <w:bottom w:w="56.0" w:type="dxa"/>
-                  <w:right w:w="56.0" w:type="dxa"/>
-                </w:tcMar>
-              </w:tcPr>
-              <w:p>
-                <w:pPr>
-                  <w:jc w:val="both"/>
-                  <w:rPr/>
-                </w:pPr>
-                <w:r>
-                  <w:rPr>
-                    <w:rtl w:val="0"/>
-                  </w:rPr>
-                  <w:t xml:space="preserve">Breve descrição da Empresa Concedente:</w:t>
-                </w:r>
-              </w:p>
-              <w:p>
-                <w:pPr>
-                  <w:widowControl w:val="0"/>
-                  <w:spacing w:line="240" w:lineRule="auto"/>
-                  <w:rPr/>
-                </w:pPr>
-                <w:r>
-                  <w:rPr>
-                    <w:rtl w:val="0"/>
-                  </w:rPr>
-                  <w:t xml:space="preserve">[[descricao_empresa]]</w:t>
-                </w:r>
-              </w:p>
-            </w:tc>
-          </w:tr>
-        </w:tbl>
-      </w:sdtContent>
-    </w:sdt>
+        </w:tblGridChange>
+      </w:tblGrid>
+      <w:tr>
+        <w:trPr>
+          <w:cantSplit w:val="1"/>
+          <w:trHeight w:val="420" w:hRule="atLeast"/>
+          <w:tblHeader w:val="0"/>
+        </w:trPr>
+        <w:tc>
+          <w:tcPr>
+            <w:shd w:fill="auto" w:val="clear"/>
+            <w:tcMar>
+              <w:top w:w="56.0" w:type="dxa"/>
+              <w:left w:w="56.0" w:type="dxa"/>
+              <w:bottom w:w="56.0" w:type="dxa"/>
+              <w:right w:w="56.0" w:type="dxa"/>
+            </w:tcMar>
+          </w:tcPr>
+          <w:p>
+            <w:pPr>
+              <w:jc w:val="both"/>
+              <w:rPr/>
+            </w:pPr>
+            <w:r>
+              <w:rPr>
+                <w:rtl w:val="0"/>
+              </w:rPr>
+              <w:t xml:space="preserve">Breve descrição da Empresa Concedente:</w:t>
+            </w:r>
+          </w:p>
+          <w:p>
+            <w:pPr>
+              <w:widowControl w:val="0"/>
+              <w:spacing w:line="240" w:lineRule="auto"/>
+              <w:rPr/>
+            </w:pPr>
+            <w:r>
+              <w:rPr>
+                <w:rtl w:val="0"/>
+              </w:rPr>
+              <w:t xml:space="preserve">[[descricao_empresa]]</w:t>
+            </w:r>
+          </w:p>
+        </w:tc>
+      </w:tr>
+    </w:tbl>
     <w:p>
       <w:pPr>
         <w:rPr/>
@@ -8735,83 +8675,72 @@
         </w:rPr>
       </w:r>
     </w:p>
-    <w:sdt>
-      <w:sdtPr>
-        <w:lock w:val="contentLocked"/>
-        <w:id w:val="2111105207"/>
-        <w:tag w:val="goog_rdk_1"/>
-      </w:sdtPr>
-      <w:sdtContent>
-        <w:tbl>
-          <w:tblPr>
-            <w:tblStyle w:val="Table10"/>
-            <w:tblW w:w="9486.0" w:type="dxa"/>
-            <w:jc w:val="left"/>
-            <w:tblInd w:w="-384.0" w:type="dxa"/>
-            <w:tblBorders>
-              <w:top w:color="000000" w:space="0" w:sz="8" w:val="single"/>
-              <w:left w:color="000000" w:space="0" w:sz="8" w:val="single"/>
-              <w:bottom w:color="000000" w:space="0" w:sz="8" w:val="single"/>
-              <w:right w:color="000000" w:space="0" w:sz="8" w:val="single"/>
-              <w:insideH w:color="000000" w:space="0" w:sz="8" w:val="single"/>
-              <w:insideV w:color="000000" w:space="0" w:sz="8" w:val="single"/>
-            </w:tblBorders>
-            <w:tblLayout w:type="fixed"/>
-            <w:tblLook w:val="0600"/>
-          </w:tblPr>
+    <w:tbl>
+      <w:tblPr>
+        <w:tblStyle w:val="Table10"/>
+        <w:tblW w:w="9486.0" w:type="dxa"/>
+        <w:jc w:val="left"/>
+        <w:tblInd w:w="-384.0" w:type="dxa"/>
+        <w:tblBorders>
+          <w:top w:color="000000" w:space="0" w:sz="8" w:val="single"/>
+          <w:left w:color="000000" w:space="0" w:sz="8" w:val="single"/>
+          <w:bottom w:color="000000" w:space="0" w:sz="8" w:val="single"/>
+          <w:right w:color="000000" w:space="0" w:sz="8" w:val="single"/>
+          <w:insideH w:color="000000" w:space="0" w:sz="8" w:val="single"/>
+          <w:insideV w:color="000000" w:space="0" w:sz="8" w:val="single"/>
+        </w:tblBorders>
+        <w:tblLayout w:type="fixed"/>
+        <w:tblLook w:val="0600"/>
+      </w:tblPr>
+      <w:tblGrid>
+        <w:gridCol w:w="9486"/>
+        <w:tblGridChange w:id="0">
           <w:tblGrid>
             <w:gridCol w:w="9486"/>
-            <w:tblGridChange w:id="0">
-              <w:tblGrid>
-                <w:gridCol w:w="9486"/>
-              </w:tblGrid>
-            </w:tblGridChange>
           </w:tblGrid>
-          <w:tr>
-            <w:trPr>
-              <w:cantSplit w:val="1"/>
-              <w:trHeight w:val="420" w:hRule="atLeast"/>
-              <w:tblHeader w:val="0"/>
-            </w:trPr>
-            <w:tc>
-              <w:tcPr>
-                <w:shd w:fill="auto" w:val="clear"/>
-                <w:tcMar>
-                  <w:top w:w="56.0" w:type="dxa"/>
-                  <w:left w:w="56.0" w:type="dxa"/>
-                  <w:bottom w:w="56.0" w:type="dxa"/>
-                  <w:right w:w="56.0" w:type="dxa"/>
-                </w:tcMar>
-              </w:tcPr>
-              <w:p>
-                <w:pPr>
-                  <w:jc w:val="both"/>
-                  <w:rPr/>
-                </w:pPr>
-                <w:r>
-                  <w:rPr>
-                    <w:rtl w:val="0"/>
-                  </w:rPr>
-                  <w:t xml:space="preserve">Atividades previstas no estágio:</w:t>
-                </w:r>
-              </w:p>
-              <w:p>
-                <w:pPr>
-                  <w:jc w:val="both"/>
-                  <w:rPr/>
-                </w:pPr>
-                <w:r>
-                  <w:rPr>
-                    <w:rtl w:val="0"/>
-                  </w:rPr>
-                  <w:t xml:space="preserve">[[atividades]]</w:t>
-                </w:r>
-              </w:p>
-            </w:tc>
-          </w:tr>
-        </w:tbl>
-      </w:sdtContent>
-    </w:sdt>
+        </w:tblGridChange>
+      </w:tblGrid>
+      <w:tr>
+        <w:trPr>
+          <w:cantSplit w:val="1"/>
+          <w:trHeight w:val="420" w:hRule="atLeast"/>
+          <w:tblHeader w:val="0"/>
+        </w:trPr>
+        <w:tc>
+          <w:tcPr>
+            <w:shd w:fill="auto" w:val="clear"/>
+            <w:tcMar>
+              <w:top w:w="56.0" w:type="dxa"/>
+              <w:left w:w="56.0" w:type="dxa"/>
+              <w:bottom w:w="56.0" w:type="dxa"/>
+              <w:right w:w="56.0" w:type="dxa"/>
+            </w:tcMar>
+          </w:tcPr>
+          <w:p>
+            <w:pPr>
+              <w:rPr/>
+            </w:pPr>
+            <w:r>
+              <w:rPr>
+                <w:rtl w:val="0"/>
+              </w:rPr>
+              <w:t xml:space="preserve">Atividades previstas no estágio:</w:t>
+            </w:r>
+          </w:p>
+          <w:p>
+            <w:pPr>
+              <w:rPr/>
+            </w:pPr>
+            <w:r>
+              <w:rPr>
+                <w:rtl w:val="0"/>
+              </w:rPr>
+              <w:t xml:space="preserve">[[atividades]]</w:t>
+            </w:r>
+          </w:p>
+        </w:tc>
+      </w:tr>
+    </w:tbl>
     <w:p>
       <w:pPr>
         <w:jc w:val="both"/>
@@ -8891,45 +8820,6 @@
           </w:p>
         </w:tc>
       </w:tr>
-    </w:tbl>
-    <w:p>
-      <w:pPr>
-        <w:jc w:val="both"/>
-        <w:rPr/>
-      </w:pPr>
-      <w:r>
-        <w:rPr>
-          <w:rtl w:val="0"/>
-        </w:rPr>
-      </w:r>
-    </w:p>
-    <w:tbl>
-      <w:tblPr>
-        <w:tblStyle w:val="Table12"/>
-        <w:tblW w:w="9477.0" w:type="dxa"/>
-        <w:jc w:val="left"/>
-        <w:tblInd w:w="-436.0" w:type="dxa"/>
-        <w:tblBorders>
-          <w:top w:color="000000" w:space="0" w:sz="8" w:val="single"/>
-          <w:left w:color="000000" w:space="0" w:sz="8" w:val="single"/>
-          <w:bottom w:color="000000" w:space="0" w:sz="8" w:val="single"/>
-          <w:right w:color="000000" w:space="0" w:sz="8" w:val="single"/>
-          <w:insideH w:color="000000" w:space="0" w:sz="8" w:val="single"/>
-          <w:insideV w:color="000000" w:space="0" w:sz="8" w:val="single"/>
-        </w:tblBorders>
-        <w:tblLayout w:type="fixed"/>
-        <w:tblLook w:val="0600"/>
-      </w:tblPr>
-      <w:tblGrid>
-        <w:gridCol w:w="4786"/>
-        <w:gridCol w:w="4691"/>
-        <w:tblGridChange w:id="0">
-          <w:tblGrid>
-            <w:gridCol w:w="4786"/>
-            <w:gridCol w:w="4691"/>
-          </w:tblGrid>
-        </w:tblGridChange>
-      </w:tblGrid>
       <w:tr>
         <w:trPr>
           <w:cantSplit w:val="0"/>
@@ -9114,7 +9004,7 @@
     </w:p>
     <w:tbl>
       <w:tblPr>
-        <w:tblStyle w:val="Table13"/>
+        <w:tblStyle w:val="Table12"/>
         <w:tblW w:w="9474.0" w:type="dxa"/>
         <w:jc w:val="left"/>
         <w:tblInd w:w="-412.0" w:type="dxa"/>
@@ -9197,7 +9087,7 @@
     </w:p>
     <w:tbl>
       <w:tblPr>
-        <w:tblStyle w:val="Table14"/>
+        <w:tblStyle w:val="Table13"/>
         <w:tblW w:w="9486.0" w:type="dxa"/>
         <w:jc w:val="left"/>
         <w:tblInd w:w="-401.0" w:type="dxa"/>
@@ -9477,7 +9367,7 @@
     </w:p>
     <w:tbl>
       <w:tblPr>
-        <w:tblStyle w:val="Table15"/>
+        <w:tblStyle w:val="Table14"/>
         <w:tblW w:w="9486.0" w:type="dxa"/>
         <w:jc w:val="left"/>
         <w:tblInd w:w="-404.0" w:type="dxa"/>
@@ -9788,8 +9678,8 @@
       </w:r>
     </w:p>
     <w:sectPr>
-      <w:headerReference r:id="rId7" w:type="default"/>
-      <w:footerReference r:id="rId8" w:type="default"/>
+      <w:headerReference r:id="rId6" w:type="default"/>
+      <w:footerReference r:id="rId7" w:type="default"/>
       <w:pgSz w:h="16834" w:w="11909" w:orient="portrait"/>
       <w:pgMar w:bottom="969" w:top="850" w:left="1559" w:right="1440" w:header="720" w:footer="720"/>
       <w:pgNumType w:start="1"/>
@@ -9804,6 +9694,7 @@
     <w:pPr>
       <w:keepNext w:val="0"/>
       <w:keepLines w:val="0"/>
+      <w:pageBreakBefore w:val="0"/>
       <w:widowControl w:val="1"/>
       <w:pBdr>
         <w:top w:space="0" w:sz="0" w:val="nil"/>
@@ -9847,6 +9738,7 @@
     <w:pPr>
       <w:keepNext w:val="0"/>
       <w:keepLines w:val="0"/>
+      <w:pageBreakBefore w:val="0"/>
       <w:widowControl w:val="1"/>
       <w:pBdr>
         <w:top w:space="0" w:sz="0" w:val="nil"/>
@@ -9892,12 +9784,12 @@
             <wp:posOffset>1847850</wp:posOffset>
           </wp:positionH>
           <wp:positionV relativeFrom="paragraph">
-            <wp:posOffset>-339087</wp:posOffset>
+            <wp:posOffset>-339088</wp:posOffset>
           </wp:positionV>
           <wp:extent cx="1812128" cy="493401"/>
           <wp:effectExtent b="0" l="0" r="0" t="0"/>
           <wp:wrapNone/>
-          <wp:docPr id="2" name="image1.png"/>
+          <wp:docPr id="1" name="image1.png"/>
           <a:graphic>
             <a:graphicData uri="http://schemas.openxmlformats.org/drawingml/2006/picture">
               <pic:pic>
@@ -9931,6 +9823,7 @@
     <w:pPr>
       <w:keepNext w:val="0"/>
       <w:keepLines w:val="0"/>
+      <w:pageBreakBefore w:val="0"/>
       <w:widowControl w:val="1"/>
       <w:pBdr>
         <w:top w:space="0" w:sz="0" w:val="nil"/>
@@ -10945,133 +10838,6 @@
       <w:vertAlign w:val="baseline"/>
     </w:rPr>
   </w:style>
-  <w:style w:type="table" w:styleId="TableNormal" w:default="1">
-    <w:name w:val="TableNormal"/>
-    <w:tblPr>
-      <w:tblCellMar>
-        <w:top w:w="100.0" w:type="dxa"/>
-        <w:left w:w="100.0" w:type="dxa"/>
-        <w:bottom w:w="100.0" w:type="dxa"/>
-        <w:right w:w="100.0" w:type="dxa"/>
-      </w:tblCellMar>
-    </w:tblPr>
-  </w:style>
-  <w:style w:type="paragraph" w:styleId="Normal" w:default="1">
-    <w:name w:val="normal"/>
-  </w:style>
-  <w:style w:type="table" w:styleId="Table1">
-    <w:basedOn w:val="TableNormal"/>
-    <w:tblPr>
-      <w:tblStyleRowBandSize w:val="1"/>
-      <w:tblStyleColBandSize w:val="1"/>
-    </w:tblPr>
-  </w:style>
-  <w:style w:type="table" w:styleId="Table2">
-    <w:basedOn w:val="TableNormal"/>
-    <w:tblPr>
-      <w:tblStyleRowBandSize w:val="1"/>
-      <w:tblStyleColBandSize w:val="1"/>
-    </w:tblPr>
-  </w:style>
-  <w:style w:type="table" w:styleId="Table3">
-    <w:basedOn w:val="TableNormal"/>
-    <w:tblPr>
-      <w:tblStyleRowBandSize w:val="1"/>
-      <w:tblStyleColBandSize w:val="1"/>
-      <w:tblCellMar>
-        <w:top w:w="0.0" w:type="dxa"/>
-        <w:left w:w="70.0" w:type="dxa"/>
-        <w:bottom w:w="0.0" w:type="dxa"/>
-        <w:right w:w="70.0" w:type="dxa"/>
-      </w:tblCellMar>
-    </w:tblPr>
-  </w:style>
-  <w:style w:type="table" w:styleId="Table4">
-    <w:basedOn w:val="TableNormal"/>
-    <w:tblPr>
-      <w:tblStyleRowBandSize w:val="1"/>
-      <w:tblStyleColBandSize w:val="1"/>
-      <w:tblCellMar>
-        <w:top w:w="0.0" w:type="dxa"/>
-        <w:left w:w="70.0" w:type="dxa"/>
-        <w:bottom w:w="0.0" w:type="dxa"/>
-        <w:right w:w="70.0" w:type="dxa"/>
-      </w:tblCellMar>
-    </w:tblPr>
-  </w:style>
-  <w:style w:type="table" w:styleId="Table5">
-    <w:basedOn w:val="TableNormal"/>
-    <w:tblPr>
-      <w:tblStyleRowBandSize w:val="1"/>
-      <w:tblStyleColBandSize w:val="1"/>
-      <w:tblCellMar>
-        <w:top w:w="0.0" w:type="dxa"/>
-        <w:left w:w="70.0" w:type="dxa"/>
-        <w:bottom w:w="0.0" w:type="dxa"/>
-        <w:right w:w="70.0" w:type="dxa"/>
-      </w:tblCellMar>
-    </w:tblPr>
-  </w:style>
-  <w:style w:type="table" w:styleId="Table6">
-    <w:basedOn w:val="TableNormal"/>
-    <w:tblPr>
-      <w:tblStyleRowBandSize w:val="1"/>
-      <w:tblStyleColBandSize w:val="1"/>
-    </w:tblPr>
-  </w:style>
-  <w:style w:type="table" w:styleId="Table7">
-    <w:basedOn w:val="TableNormal"/>
-    <w:tblPr>
-      <w:tblStyleRowBandSize w:val="1"/>
-      <w:tblStyleColBandSize w:val="1"/>
-    </w:tblPr>
-  </w:style>
-  <w:style w:type="table" w:styleId="Table8">
-    <w:basedOn w:val="TableNormal"/>
-    <w:tblPr>
-      <w:tblStyleRowBandSize w:val="1"/>
-      <w:tblStyleColBandSize w:val="1"/>
-    </w:tblPr>
-  </w:style>
-  <w:style w:type="table" w:styleId="Table9">
-    <w:basedOn w:val="TableNormal"/>
-    <w:tblPr>
-      <w:tblStyleRowBandSize w:val="1"/>
-      <w:tblStyleColBandSize w:val="1"/>
-      <w:tblCellMar>
-        <w:top w:w="0.0" w:type="dxa"/>
-        <w:left w:w="70.0" w:type="dxa"/>
-        <w:bottom w:w="0.0" w:type="dxa"/>
-        <w:right w:w="70.0" w:type="dxa"/>
-      </w:tblCellMar>
-    </w:tblPr>
-  </w:style>
-  <w:style w:type="table" w:styleId="Table10">
-    <w:basedOn w:val="TableNormal"/>
-    <w:tblPr>
-      <w:tblStyleRowBandSize w:val="1"/>
-      <w:tblStyleColBandSize w:val="1"/>
-      <w:tblCellMar>
-        <w:top w:w="0.0" w:type="dxa"/>
-        <w:left w:w="70.0" w:type="dxa"/>
-        <w:bottom w:w="0.0" w:type="dxa"/>
-        <w:right w:w="70.0" w:type="dxa"/>
-      </w:tblCellMar>
-    </w:tblPr>
-  </w:style>
-  <w:style w:type="table" w:styleId="Table11">
-    <w:basedOn w:val="TableNormal"/>
-    <w:tblPr>
-      <w:tblStyleRowBandSize w:val="1"/>
-      <w:tblStyleColBandSize w:val="1"/>
-      <w:tblCellMar>
-        <w:top w:w="0.0" w:type="dxa"/>
-        <w:left w:w="70.0" w:type="dxa"/>
-        <w:bottom w:w="0.0" w:type="dxa"/>
-        <w:right w:w="70.0" w:type="dxa"/>
-      </w:tblCellMar>
-    </w:tblPr>
-  </w:style>
   <w:style w:type="paragraph" w:styleId="Subtitle">
     <w:name w:val="Subtitle"/>
     <w:basedOn w:val="Normal"/>
@@ -11209,6 +10975,12 @@
     <w:tblPr>
       <w:tblStyleRowBandSize w:val="1"/>
       <w:tblStyleColBandSize w:val="1"/>
+      <w:tblCellMar>
+        <w:top w:w="0.0" w:type="dxa"/>
+        <w:left w:w="70.0" w:type="dxa"/>
+        <w:bottom w:w="0.0" w:type="dxa"/>
+        <w:right w:w="70.0" w:type="dxa"/>
+      </w:tblCellMar>
     </w:tblPr>
   </w:style>
   <w:style w:type="table" w:styleId="Table13">
@@ -11225,19 +10997,6 @@
     </w:tblPr>
   </w:style>
   <w:style w:type="table" w:styleId="Table14">
-    <w:basedOn w:val="TableNormal"/>
-    <w:tblPr>
-      <w:tblStyleRowBandSize w:val="1"/>
-      <w:tblStyleColBandSize w:val="1"/>
-      <w:tblCellMar>
-        <w:top w:w="0.0" w:type="dxa"/>
-        <w:left w:w="70.0" w:type="dxa"/>
-        <w:bottom w:w="0.0" w:type="dxa"/>
-        <w:right w:w="70.0" w:type="dxa"/>
-      </w:tblCellMar>
-    </w:tblPr>
-  </w:style>
-  <w:style w:type="table" w:styleId="Table15">
     <w:basedOn w:val="TableNormal"/>
     <w:tblPr>
       <w:tblStyleRowBandSize w:val="1"/>
@@ -11571,19 +11330,4 @@
   </a:objectDefaults>
   <a:extraClrSchemeLst/>
 </a:theme>
-</file>
-
-<file path=customXML/item1.xml><?xml version="1.0" encoding="utf-8"?>
-<go:gDocsCustomXmlDataStorage xmlns:go="http://customooxmlschemas.google.com/" xmlns:r="http://schemas.openxmlformats.org/officeDocument/2006/relationships" uri="GoogleDocsCustomDataVersion2">
-  <go:docsCustomData xmlns:go="http://customooxmlschemas.google.com/" roundtripDataSignature="AMtx7mjJEhCpgmpYwCJYRir0yyHDdWvChw==">CgMxLjAaHwoBMBIaChgICVIUChJ0YWJsZS5qdzhtaGFwazJuemcaHwoBMRIaChgICVIUChJ0YWJsZS53cWp6dnBoeXU1ZGM4AHIhMThGc3EtRGhrQzBPYmczVjh1bXNpTlN6czg2LU1KNXBN</go:docsCustomData>
-</go:gDocsCustomXmlDataStorage>
-</file>
-
-<file path=customXML/itemProps1.xml><?xml version="1.0" encoding="utf-8"?>
-<ds:datastoreItem xmlns:ds="http://schemas.openxmlformats.org/officeDocument/2006/customXml" ds:itemID="{11111111-1234-1234-1234-123412341234}">
-  <ds:schemaRefs>
-    <ds:schemaRef ds:uri="http://schemas.openxmlformats.org/officeDocument/2006/relationships"/>
-    <ds:schemaRef ds:uri="http://customooxmlschemas.google.com/"/>
-  </ds:schemaRefs>
-</ds:datastoreItem>
 </file>
--- a/backend/src/templates/1501.docx
+++ b/backend/src/templates/1501.docx
@@ -258,7 +258,7 @@
       <w:tr>
         <w:trPr>
           <w:cantSplit w:val="0"/>
-          <w:trHeight w:val="1592" w:hRule="atLeast"/>
+          <w:trHeight w:val="56.69291338582678" w:hRule="atLeast"/>
           <w:tblHeader w:val="0"/>
         </w:trPr>
         <w:tc>
@@ -334,7 +334,7 @@
       <w:tr>
         <w:trPr>
           <w:cantSplit w:val="0"/>
-          <w:trHeight w:val="56" w:hRule="atLeast"/>
+          <w:trHeight w:val="56.69291338582678" w:hRule="atLeast"/>
           <w:tblHeader w:val="0"/>
         </w:trPr>
         <w:tc>
@@ -406,7 +406,7 @@
       <w:tr>
         <w:trPr>
           <w:cantSplit w:val="0"/>
-          <w:trHeight w:val="420" w:hRule="atLeast"/>
+          <w:trHeight w:val="56.69291338582678" w:hRule="atLeast"/>
           <w:tblHeader w:val="0"/>
         </w:trPr>
         <w:tc>
@@ -567,7 +567,7 @@
       <w:tr>
         <w:trPr>
           <w:cantSplit w:val="0"/>
-          <w:trHeight w:val="420" w:hRule="atLeast"/>
+          <w:trHeight w:val="56.69291338582678" w:hRule="atLeast"/>
           <w:tblHeader w:val="0"/>
         </w:trPr>
         <w:tc>
@@ -778,7 +778,7 @@
       <w:tr>
         <w:trPr>
           <w:cantSplit w:val="0"/>
-          <w:trHeight w:val="420" w:hRule="atLeast"/>
+          <w:trHeight w:val="56.69291338582678" w:hRule="atLeast"/>
           <w:tblHeader w:val="0"/>
         </w:trPr>
         <w:tc>
@@ -914,7 +914,7 @@
       <w:tr>
         <w:trPr>
           <w:cantSplit w:val="0"/>
-          <w:trHeight w:val="420" w:hRule="atLeast"/>
+          <w:trHeight w:val="56.69291338582678" w:hRule="atLeast"/>
           <w:tblHeader w:val="0"/>
         </w:trPr>
         <w:tc>
@@ -1086,7 +1086,7 @@
       <w:tr>
         <w:trPr>
           <w:cantSplit w:val="0"/>
-          <w:trHeight w:val="420" w:hRule="atLeast"/>
+          <w:trHeight w:val="56.69291338582678" w:hRule="atLeast"/>
           <w:tblHeader w:val="0"/>
         </w:trPr>
         <w:tc>
@@ -1169,7 +1169,7 @@
       <w:tr>
         <w:trPr>
           <w:cantSplit w:val="0"/>
-          <w:trHeight w:val="420" w:hRule="atLeast"/>
+          <w:trHeight w:val="56.69291338582678" w:hRule="atLeast"/>
           <w:tblHeader w:val="0"/>
         </w:trPr>
         <w:tc>
@@ -1241,7 +1241,7 @@
       <w:tr>
         <w:trPr>
           <w:cantSplit w:val="0"/>
-          <w:trHeight w:val="420" w:hRule="atLeast"/>
+          <w:trHeight w:val="56.69291338582678" w:hRule="atLeast"/>
           <w:tblHeader w:val="0"/>
         </w:trPr>
         <w:tc>
@@ -1427,7 +1427,7 @@
       <w:tr>
         <w:trPr>
           <w:cantSplit w:val="0"/>
-          <w:trHeight w:val="420" w:hRule="atLeast"/>
+          <w:trHeight w:val="56.69291338582678" w:hRule="atLeast"/>
           <w:tblHeader w:val="0"/>
         </w:trPr>
         <w:tc>
@@ -1499,7 +1499,7 @@
       <w:tr>
         <w:trPr>
           <w:cantSplit w:val="0"/>
-          <w:trHeight w:val="420" w:hRule="atLeast"/>
+          <w:trHeight w:val="56.69291338582678" w:hRule="atLeast"/>
           <w:tblHeader w:val="0"/>
         </w:trPr>
         <w:tc>
@@ -1647,7 +1647,7 @@
       <w:tr>
         <w:trPr>
           <w:cantSplit w:val="0"/>
-          <w:trHeight w:val="420" w:hRule="atLeast"/>
+          <w:trHeight w:val="56.69291338582678" w:hRule="atLeast"/>
           <w:tblHeader w:val="0"/>
         </w:trPr>
         <w:tc>
@@ -1719,7 +1719,7 @@
       <w:tr>
         <w:trPr>
           <w:cantSplit w:val="0"/>
-          <w:trHeight w:val="420" w:hRule="atLeast"/>
+          <w:trHeight w:val="56.69291338582678" w:hRule="atLeast"/>
           <w:tblHeader w:val="0"/>
         </w:trPr>
         <w:tc>
@@ -1802,7 +1802,7 @@
       <w:tr>
         <w:trPr>
           <w:cantSplit w:val="0"/>
-          <w:trHeight w:val="420" w:hRule="atLeast"/>
+          <w:trHeight w:val="56.69291338582678" w:hRule="atLeast"/>
           <w:tblHeader w:val="0"/>
         </w:trPr>
         <w:tc>
@@ -1874,7 +1874,7 @@
       <w:tr>
         <w:trPr>
           <w:cantSplit w:val="0"/>
-          <w:trHeight w:val="420" w:hRule="atLeast"/>
+          <w:trHeight w:val="56.69291338582678" w:hRule="atLeast"/>
           <w:tblHeader w:val="0"/>
         </w:trPr>
         <w:tc>
@@ -1946,7 +1946,7 @@
       <w:tr>
         <w:trPr>
           <w:cantSplit w:val="0"/>
-          <w:trHeight w:val="420" w:hRule="atLeast"/>
+          <w:trHeight w:val="56.69291338582678" w:hRule="atLeast"/>
           <w:tblHeader w:val="0"/>
         </w:trPr>
         <w:tc>
@@ -2018,7 +2018,7 @@
       <w:tr>
         <w:trPr>
           <w:cantSplit w:val="0"/>
-          <w:trHeight w:val="420" w:hRule="atLeast"/>
+          <w:trHeight w:val="56.69291338582678" w:hRule="atLeast"/>
           <w:tblHeader w:val="0"/>
         </w:trPr>
         <w:tc>
@@ -2155,7 +2155,7 @@
       <w:tr>
         <w:trPr>
           <w:cantSplit w:val="0"/>
-          <w:trHeight w:val="420" w:hRule="atLeast"/>
+          <w:trHeight w:val="56.69291338582678" w:hRule="atLeast"/>
           <w:tblHeader w:val="0"/>
         </w:trPr>
         <w:tc>
@@ -2227,7 +2227,7 @@
       <w:tr>
         <w:trPr>
           <w:cantSplit w:val="0"/>
-          <w:trHeight w:val="420" w:hRule="atLeast"/>
+          <w:trHeight w:val="56.69291338582678" w:hRule="atLeast"/>
           <w:tblHeader w:val="0"/>
         </w:trPr>
         <w:tc>
@@ -2299,7 +2299,7 @@
       <w:tr>
         <w:trPr>
           <w:cantSplit w:val="0"/>
-          <w:trHeight w:val="420" w:hRule="atLeast"/>
+          <w:trHeight w:val="56.69291338582678" w:hRule="atLeast"/>
           <w:tblHeader w:val="0"/>
         </w:trPr>
         <w:tc>
@@ -2371,7 +2371,7 @@
       <w:tr>
         <w:trPr>
           <w:cantSplit w:val="0"/>
-          <w:trHeight w:val="420" w:hRule="atLeast"/>
+          <w:trHeight w:val="56.69291338582678" w:hRule="atLeast"/>
           <w:tblHeader w:val="0"/>
         </w:trPr>
         <w:tc>
@@ -2443,7 +2443,7 @@
       <w:tr>
         <w:trPr>
           <w:cantSplit w:val="0"/>
-          <w:trHeight w:val="420" w:hRule="atLeast"/>
+          <w:trHeight w:val="56.69291338582678" w:hRule="atLeast"/>
           <w:tblHeader w:val="0"/>
         </w:trPr>
         <w:tc>
@@ -2515,7 +2515,7 @@
       <w:tr>
         <w:trPr>
           <w:cantSplit w:val="0"/>
-          <w:trHeight w:val="420" w:hRule="atLeast"/>
+          <w:trHeight w:val="56.69291338582678" w:hRule="atLeast"/>
           <w:tblHeader w:val="0"/>
         </w:trPr>
         <w:tc>
@@ -2598,7 +2598,7 @@
       <w:tr>
         <w:trPr>
           <w:cantSplit w:val="0"/>
-          <w:trHeight w:val="420" w:hRule="atLeast"/>
+          <w:trHeight w:val="56.69291338582678" w:hRule="atLeast"/>
           <w:tblHeader w:val="0"/>
         </w:trPr>
         <w:tc>
@@ -2670,7 +2670,7 @@
       <w:tr>
         <w:trPr>
           <w:cantSplit w:val="0"/>
-          <w:trHeight w:val="420" w:hRule="atLeast"/>
+          <w:trHeight w:val="56.69291338582678" w:hRule="atLeast"/>
           <w:tblHeader w:val="0"/>
         </w:trPr>
         <w:tc>
@@ -2742,7 +2742,7 @@
       <w:tr>
         <w:trPr>
           <w:cantSplit w:val="0"/>
-          <w:trHeight w:val="420" w:hRule="atLeast"/>
+          <w:trHeight w:val="56.69291338582678" w:hRule="atLeast"/>
           <w:tblHeader w:val="0"/>
         </w:trPr>
         <w:tc>
@@ -2932,7 +2932,7 @@
       <w:tr>
         <w:trPr>
           <w:cantSplit w:val="0"/>
-          <w:trHeight w:val="420" w:hRule="atLeast"/>
+          <w:trHeight w:val="56.69291338582678" w:hRule="atLeast"/>
           <w:tblHeader w:val="0"/>
         </w:trPr>
         <w:tc>
@@ -3015,7 +3015,7 @@
       <w:tr>
         <w:trPr>
           <w:cantSplit w:val="0"/>
-          <w:trHeight w:val="420" w:hRule="atLeast"/>
+          <w:trHeight w:val="56.69291338582678" w:hRule="atLeast"/>
           <w:tblHeader w:val="0"/>
         </w:trPr>
         <w:tc>
@@ -3098,7 +3098,7 @@
       <w:tr>
         <w:trPr>
           <w:cantSplit w:val="0"/>
-          <w:trHeight w:val="420" w:hRule="atLeast"/>
+          <w:trHeight w:val="56.69291338582678" w:hRule="atLeast"/>
           <w:tblHeader w:val="0"/>
         </w:trPr>
         <w:tc>
@@ -6216,6 +6216,7 @@
       <w:tr>
         <w:trPr>
           <w:cantSplit w:val="0"/>
+          <w:trHeight w:val="56.69291338582678" w:hRule="atLeast"/>
           <w:tblHeader w:val="0"/>
         </w:trPr>
         <w:tc>
@@ -6375,7 +6376,7 @@
       <w:tr>
         <w:trPr>
           <w:cantSplit w:val="1"/>
-          <w:trHeight w:val="295" w:hRule="atLeast"/>
+          <w:trHeight w:val="56.69291338582678" w:hRule="atLeast"/>
           <w:tblHeader w:val="0"/>
         </w:trPr>
         <w:tc>
@@ -6517,7 +6518,6 @@
       <w:tr>
         <w:trPr>
           <w:cantSplit w:val="1"/>
-          <w:trHeight w:val="340" w:hRule="atLeast"/>
           <w:tblHeader w:val="0"/>
         </w:trPr>
         <w:tc>
@@ -6695,7 +6695,6 @@
       <w:tr>
         <w:trPr>
           <w:cantSplit w:val="1"/>
-          <w:trHeight w:val="794" w:hRule="atLeast"/>
           <w:tblHeader w:val="0"/>
         </w:trPr>
         <w:tc>
@@ -6718,19 +6717,92 @@
               <w:ind w:left="0" w:right="0" w:firstLine="0"/>
               <w:jc w:val="left"/>
               <w:rPr>
-                <w:rFonts w:ascii="Arial" w:cs="Arial" w:eastAsia="Arial" w:hAnsi="Arial"/>
-                <w:b w:val="0"/>
-                <w:bCs w:val="0"/>
-                <w:i w:val="0"/>
-                <w:iCs w:val="0"/>
-                <w:smallCaps w:val="0"/>
-                <w:strike w:val="0"/>
-                <w:color w:val="000000"/>
                 <w:sz w:val="18"/>
                 <w:szCs w:val="18"/>
-                <w:u w:val="none"/>
-                <w:shd w:fill="auto" w:val="clear"/>
-                <w:vertAlign w:val="baseline"/>
+              </w:rPr>
+            </w:pPr>
+            <w:r>
+              <w:rPr>
+                <w:rtl w:val="0"/>
+              </w:rPr>
+            </w:r>
+          </w:p>
+          <w:p>
+            <w:pPr>
+              <w:keepNext w:val="0"/>
+              <w:keepLines w:val="0"/>
+              <w:pageBreakBefore w:val="0"/>
+              <w:widowControl w:val="0"/>
+              <w:pBdr>
+                <w:top w:space="0" w:sz="0" w:val="nil"/>
+                <w:left w:space="0" w:sz="0" w:val="nil"/>
+                <w:bottom w:space="0" w:sz="0" w:val="nil"/>
+                <w:right w:space="0" w:sz="0" w:val="nil"/>
+                <w:between w:space="0" w:sz="0" w:val="nil"/>
+              </w:pBdr>
+              <w:shd w:fill="auto" w:val="clear"/>
+              <w:spacing w:after="0" w:before="0" w:line="240" w:lineRule="auto"/>
+              <w:ind w:left="0" w:right="0" w:firstLine="0"/>
+              <w:jc w:val="left"/>
+              <w:rPr>
+                <w:sz w:val="18"/>
+                <w:szCs w:val="18"/>
+              </w:rPr>
+            </w:pPr>
+            <w:r>
+              <w:rPr>
+                <w:rtl w:val="0"/>
+              </w:rPr>
+            </w:r>
+          </w:p>
+          <w:p>
+            <w:pPr>
+              <w:keepNext w:val="0"/>
+              <w:keepLines w:val="0"/>
+              <w:pageBreakBefore w:val="0"/>
+              <w:widowControl w:val="0"/>
+              <w:pBdr>
+                <w:top w:space="0" w:sz="0" w:val="nil"/>
+                <w:left w:space="0" w:sz="0" w:val="nil"/>
+                <w:bottom w:space="0" w:sz="0" w:val="nil"/>
+                <w:right w:space="0" w:sz="0" w:val="nil"/>
+                <w:between w:space="0" w:sz="0" w:val="nil"/>
+              </w:pBdr>
+              <w:shd w:fill="auto" w:val="clear"/>
+              <w:spacing w:after="0" w:before="0" w:line="240" w:lineRule="auto"/>
+              <w:ind w:left="0" w:right="0" w:firstLine="0"/>
+              <w:jc w:val="left"/>
+              <w:rPr>
+                <w:sz w:val="18"/>
+                <w:szCs w:val="18"/>
+              </w:rPr>
+            </w:pPr>
+            <w:r>
+              <w:rPr>
+                <w:rtl w:val="0"/>
+              </w:rPr>
+            </w:r>
+          </w:p>
+          <w:p>
+            <w:pPr>
+              <w:keepNext w:val="0"/>
+              <w:keepLines w:val="0"/>
+              <w:pageBreakBefore w:val="0"/>
+              <w:widowControl w:val="0"/>
+              <w:pBdr>
+                <w:top w:space="0" w:sz="0" w:val="nil"/>
+                <w:left w:space="0" w:sz="0" w:val="nil"/>
+                <w:bottom w:space="0" w:sz="0" w:val="nil"/>
+                <w:right w:space="0" w:sz="0" w:val="nil"/>
+                <w:between w:space="0" w:sz="0" w:val="nil"/>
+              </w:pBdr>
+              <w:shd w:fill="auto" w:val="clear"/>
+              <w:spacing w:after="0" w:before="0" w:line="240" w:lineRule="auto"/>
+              <w:ind w:left="0" w:right="0" w:firstLine="0"/>
+              <w:jc w:val="left"/>
+              <w:rPr>
+                <w:sz w:val="18"/>
+                <w:szCs w:val="18"/>
               </w:rPr>
             </w:pPr>
             <w:r>
@@ -6786,7 +6858,6 @@
       <w:tr>
         <w:trPr>
           <w:cantSplit w:val="1"/>
-          <w:trHeight w:val="340" w:hRule="atLeast"/>
           <w:tblHeader w:val="0"/>
         </w:trPr>
         <w:tc>
@@ -6968,7 +7039,6 @@
       <w:tr>
         <w:trPr>
           <w:cantSplit w:val="1"/>
-          <w:trHeight w:val="340" w:hRule="atLeast"/>
           <w:tblHeader w:val="0"/>
         </w:trPr>
         <w:tc>
@@ -7222,7 +7292,7 @@
       <w:tr>
         <w:trPr>
           <w:cantSplit w:val="1"/>
-          <w:trHeight w:val="454" w:hRule="atLeast"/>
+          <w:trHeight w:val="56.69291338582678" w:hRule="atLeast"/>
           <w:tblHeader w:val="0"/>
         </w:trPr>
         <w:tc>
@@ -7400,7 +7470,7 @@
       <w:tr>
         <w:trPr>
           <w:cantSplit w:val="1"/>
-          <w:trHeight w:val="794" w:hRule="atLeast"/>
+          <w:trHeight w:val="56.69291338582678" w:hRule="atLeast"/>
           <w:tblHeader w:val="0"/>
         </w:trPr>
         <w:tc>
@@ -7423,19 +7493,92 @@
               <w:ind w:left="0" w:right="0" w:firstLine="0"/>
               <w:jc w:val="left"/>
               <w:rPr>
-                <w:rFonts w:ascii="Arial" w:cs="Arial" w:eastAsia="Arial" w:hAnsi="Arial"/>
-                <w:b w:val="0"/>
-                <w:bCs w:val="0"/>
-                <w:i w:val="0"/>
-                <w:iCs w:val="0"/>
-                <w:smallCaps w:val="0"/>
-                <w:strike w:val="0"/>
-                <w:color w:val="000000"/>
                 <w:sz w:val="18"/>
                 <w:szCs w:val="18"/>
-                <w:u w:val="none"/>
-                <w:shd w:fill="auto" w:val="clear"/>
-                <w:vertAlign w:val="baseline"/>
+              </w:rPr>
+            </w:pPr>
+            <w:r>
+              <w:rPr>
+                <w:rtl w:val="0"/>
+              </w:rPr>
+            </w:r>
+          </w:p>
+          <w:p>
+            <w:pPr>
+              <w:keepNext w:val="0"/>
+              <w:keepLines w:val="0"/>
+              <w:pageBreakBefore w:val="0"/>
+              <w:widowControl w:val="0"/>
+              <w:pBdr>
+                <w:top w:space="0" w:sz="0" w:val="nil"/>
+                <w:left w:space="0" w:sz="0" w:val="nil"/>
+                <w:bottom w:space="0" w:sz="0" w:val="nil"/>
+                <w:right w:space="0" w:sz="0" w:val="nil"/>
+                <w:between w:space="0" w:sz="0" w:val="nil"/>
+              </w:pBdr>
+              <w:shd w:fill="auto" w:val="clear"/>
+              <w:spacing w:after="0" w:before="0" w:line="240" w:lineRule="auto"/>
+              <w:ind w:left="0" w:right="0" w:firstLine="0"/>
+              <w:jc w:val="left"/>
+              <w:rPr>
+                <w:sz w:val="18"/>
+                <w:szCs w:val="18"/>
+              </w:rPr>
+            </w:pPr>
+            <w:r>
+              <w:rPr>
+                <w:rtl w:val="0"/>
+              </w:rPr>
+            </w:r>
+          </w:p>
+          <w:p>
+            <w:pPr>
+              <w:keepNext w:val="0"/>
+              <w:keepLines w:val="0"/>
+              <w:pageBreakBefore w:val="0"/>
+              <w:widowControl w:val="0"/>
+              <w:pBdr>
+                <w:top w:space="0" w:sz="0" w:val="nil"/>
+                <w:left w:space="0" w:sz="0" w:val="nil"/>
+                <w:bottom w:space="0" w:sz="0" w:val="nil"/>
+                <w:right w:space="0" w:sz="0" w:val="nil"/>
+                <w:between w:space="0" w:sz="0" w:val="nil"/>
+              </w:pBdr>
+              <w:shd w:fill="auto" w:val="clear"/>
+              <w:spacing w:after="0" w:before="0" w:line="240" w:lineRule="auto"/>
+              <w:ind w:left="0" w:right="0" w:firstLine="0"/>
+              <w:jc w:val="left"/>
+              <w:rPr>
+                <w:sz w:val="18"/>
+                <w:szCs w:val="18"/>
+              </w:rPr>
+            </w:pPr>
+            <w:r>
+              <w:rPr>
+                <w:rtl w:val="0"/>
+              </w:rPr>
+            </w:r>
+          </w:p>
+          <w:p>
+            <w:pPr>
+              <w:keepNext w:val="0"/>
+              <w:keepLines w:val="0"/>
+              <w:pageBreakBefore w:val="0"/>
+              <w:widowControl w:val="0"/>
+              <w:pBdr>
+                <w:top w:space="0" w:sz="0" w:val="nil"/>
+                <w:left w:space="0" w:sz="0" w:val="nil"/>
+                <w:bottom w:space="0" w:sz="0" w:val="nil"/>
+                <w:right w:space="0" w:sz="0" w:val="nil"/>
+                <w:between w:space="0" w:sz="0" w:val="nil"/>
+              </w:pBdr>
+              <w:shd w:fill="auto" w:val="clear"/>
+              <w:spacing w:after="0" w:before="0" w:line="240" w:lineRule="auto"/>
+              <w:ind w:left="0" w:right="0" w:firstLine="0"/>
+              <w:jc w:val="left"/>
+              <w:rPr>
+                <w:sz w:val="18"/>
+                <w:szCs w:val="18"/>
               </w:rPr>
             </w:pPr>
             <w:r>
@@ -7491,7 +7634,7 @@
       <w:tr>
         <w:trPr>
           <w:cantSplit w:val="1"/>
-          <w:trHeight w:val="340" w:hRule="atLeast"/>
+          <w:trHeight w:val="56.69291338582678" w:hRule="atLeast"/>
           <w:tblHeader w:val="0"/>
         </w:trPr>
         <w:tc>
@@ -7638,7 +7781,7 @@
       <w:tr>
         <w:trPr>
           <w:cantSplit w:val="1"/>
-          <w:trHeight w:val="340" w:hRule="atLeast"/>
+          <w:trHeight w:val="56.69291338582678" w:hRule="atLeast"/>
           <w:tblHeader w:val="0"/>
         </w:trPr>
         <w:tc>
@@ -7893,8 +8036,8 @@
       <w:tr>
         <w:trPr>
           <w:cantSplit w:val="1"/>
-          <w:trHeight w:val="420" w:hRule="atLeast"/>
-          <w:tblHeader w:val="1"/>
+          <w:trHeight w:val="56.69291338582678" w:hRule="atLeast"/>
+          <w:tblHeader w:val="0"/>
         </w:trPr>
         <w:tc>
           <w:tcPr>
@@ -7931,8 +8074,8 @@
       <w:tr>
         <w:trPr>
           <w:cantSplit w:val="1"/>
-          <w:trHeight w:val="420" w:hRule="atLeast"/>
-          <w:tblHeader w:val="1"/>
+          <w:trHeight w:val="56.69291338582678" w:hRule="atLeast"/>
+          <w:tblHeader w:val="0"/>
         </w:trPr>
         <w:tc>
           <w:tcPr>
@@ -8013,8 +8156,8 @@
       <w:tr>
         <w:trPr>
           <w:cantSplit w:val="1"/>
-          <w:trHeight w:val="420" w:hRule="atLeast"/>
-          <w:tblHeader w:val="1"/>
+          <w:trHeight w:val="56.69291338582678" w:hRule="atLeast"/>
+          <w:tblHeader w:val="0"/>
         </w:trPr>
         <w:tc>
           <w:tcPr>
@@ -8130,8 +8273,8 @@
       <w:tr>
         <w:trPr>
           <w:cantSplit w:val="1"/>
-          <w:trHeight w:val="420" w:hRule="atLeast"/>
-          <w:tblHeader w:val="1"/>
+          <w:trHeight w:val="56.69291338582678" w:hRule="atLeast"/>
+          <w:tblHeader w:val="0"/>
         </w:trPr>
         <w:tc>
           <w:tcPr>
@@ -8162,8 +8305,8 @@
       <w:tr>
         <w:trPr>
           <w:cantSplit w:val="1"/>
-          <w:trHeight w:val="420" w:hRule="atLeast"/>
-          <w:tblHeader w:val="1"/>
+          <w:trHeight w:val="56.69291338582678" w:hRule="atLeast"/>
+          <w:tblHeader w:val="0"/>
         </w:trPr>
         <w:tc>
           <w:tcPr>
@@ -8230,8 +8373,8 @@
       <w:tr>
         <w:trPr>
           <w:cantSplit w:val="1"/>
-          <w:trHeight w:val="420" w:hRule="atLeast"/>
-          <w:tblHeader w:val="1"/>
+          <w:trHeight w:val="56.69291338582678" w:hRule="atLeast"/>
+          <w:tblHeader w:val="0"/>
         </w:trPr>
         <w:tc>
           <w:tcPr>
@@ -8267,7 +8410,7 @@
       <w:tr>
         <w:trPr>
           <w:cantSplit w:val="1"/>
-          <w:trHeight w:val="420" w:hRule="atLeast"/>
+          <w:trHeight w:val="56.69291338582678" w:hRule="atLeast"/>
           <w:tblHeader w:val="0"/>
         </w:trPr>
         <w:tc>
@@ -8311,7 +8454,7 @@
       <w:tr>
         <w:trPr>
           <w:cantSplit w:val="1"/>
-          <w:trHeight w:val="420" w:hRule="atLeast"/>
+          <w:trHeight w:val="56.69291338582678" w:hRule="atLeast"/>
           <w:tblHeader w:val="0"/>
         </w:trPr>
         <w:tc>
@@ -8355,7 +8498,7 @@
       <w:tr>
         <w:trPr>
           <w:cantSplit w:val="1"/>
-          <w:trHeight w:val="420" w:hRule="atLeast"/>
+          <w:trHeight w:val="56.69291338582678" w:hRule="atLeast"/>
           <w:tblHeader w:val="0"/>
         </w:trPr>
         <w:tc>
@@ -8386,7 +8529,7 @@
       <w:tr>
         <w:trPr>
           <w:cantSplit w:val="1"/>
-          <w:trHeight w:val="420" w:hRule="atLeast"/>
+          <w:trHeight w:val="56.69291338582678" w:hRule="atLeast"/>
           <w:tblHeader w:val="0"/>
         </w:trPr>
         <w:tc>
@@ -8417,7 +8560,7 @@
       <w:tr>
         <w:trPr>
           <w:cantSplit w:val="1"/>
-          <w:trHeight w:val="420" w:hRule="atLeast"/>
+          <w:trHeight w:val="56.69291338582678" w:hRule="atLeast"/>
           <w:tblHeader w:val="0"/>
         </w:trPr>
         <w:tc>
@@ -8484,7 +8627,7 @@
       <w:tr>
         <w:trPr>
           <w:cantSplit w:val="1"/>
-          <w:trHeight w:val="420" w:hRule="atLeast"/>
+          <w:trHeight w:val="56.69291338582678" w:hRule="atLeast"/>
           <w:tblHeader w:val="0"/>
         </w:trPr>
         <w:tc>
@@ -8624,7 +8767,7 @@
       <w:tr>
         <w:trPr>
           <w:cantSplit w:val="1"/>
-          <w:trHeight w:val="420" w:hRule="atLeast"/>
+          <w:trHeight w:val="56.69291338582678" w:hRule="atLeast"/>
           <w:tblHeader w:val="0"/>
         </w:trPr>
         <w:tc>
@@ -8703,7 +8846,7 @@
       <w:tr>
         <w:trPr>
           <w:cantSplit w:val="1"/>
-          <w:trHeight w:val="420" w:hRule="atLeast"/>
+          <w:trHeight w:val="56.69291338582678" w:hRule="atLeast"/>
           <w:tblHeader w:val="0"/>
         </w:trPr>
         <w:tc>
@@ -8782,7 +8925,7 @@
       <w:tr>
         <w:trPr>
           <w:cantSplit w:val="0"/>
-          <w:trHeight w:val="420" w:hRule="atLeast"/>
+          <w:trHeight w:val="56.69291338582678" w:hRule="atLeast"/>
           <w:tblHeader w:val="0"/>
         </w:trPr>
         <w:tc>
@@ -8823,6 +8966,7 @@
       <w:tr>
         <w:trPr>
           <w:cantSplit w:val="0"/>
+          <w:trHeight w:val="56.69291338582678" w:hRule="atLeast"/>
           <w:tblHeader w:val="0"/>
         </w:trPr>
         <w:tc>
@@ -8875,6 +9019,7 @@
       <w:tr>
         <w:trPr>
           <w:cantSplit w:val="0"/>
+          <w:trHeight w:val="56.69291338582678" w:hRule="atLeast"/>
           <w:tblHeader w:val="0"/>
         </w:trPr>
         <w:tc>
@@ -8951,7 +9096,7 @@
       <w:tr>
         <w:trPr>
           <w:cantSplit w:val="0"/>
-          <w:trHeight w:val="420" w:hRule="atLeast"/>
+          <w:trHeight w:val="56.69291338582678" w:hRule="atLeast"/>
           <w:tblHeader w:val="0"/>
         </w:trPr>
         <w:tc>
@@ -9030,7 +9175,7 @@
       <w:tr>
         <w:trPr>
           <w:cantSplit w:val="1"/>
-          <w:trHeight w:val="295" w:hRule="atLeast"/>
+          <w:trHeight w:val="56.69291338582678" w:hRule="atLeast"/>
           <w:tblHeader w:val="0"/>
         </w:trPr>
         <w:tc>
@@ -9115,7 +9260,7 @@
       <w:tr>
         <w:trPr>
           <w:cantSplit w:val="1"/>
-          <w:trHeight w:val="340" w:hRule="atLeast"/>
+          <w:trHeight w:val="56.69291338582678" w:hRule="atLeast"/>
           <w:tblHeader w:val="0"/>
         </w:trPr>
         <w:tc>
@@ -9172,11 +9317,56 @@
       <w:tr>
         <w:trPr>
           <w:cantSplit w:val="1"/>
-          <w:trHeight w:val="794" w:hRule="atLeast"/>
+          <w:trHeight w:val="56.69291338582678" w:hRule="atLeast"/>
           <w:tblHeader w:val="0"/>
         </w:trPr>
         <w:tc>
           <w:tcPr/>
+          <w:p>
+            <w:pPr>
+              <w:widowControl w:val="0"/>
+              <w:spacing w:line="240" w:lineRule="auto"/>
+              <w:rPr>
+                <w:sz w:val="18"/>
+                <w:szCs w:val="18"/>
+              </w:rPr>
+            </w:pPr>
+            <w:r>
+              <w:rPr>
+                <w:rtl w:val="0"/>
+              </w:rPr>
+            </w:r>
+          </w:p>
+          <w:p>
+            <w:pPr>
+              <w:widowControl w:val="0"/>
+              <w:spacing w:line="240" w:lineRule="auto"/>
+              <w:rPr>
+                <w:sz w:val="18"/>
+                <w:szCs w:val="18"/>
+              </w:rPr>
+            </w:pPr>
+            <w:r>
+              <w:rPr>
+                <w:rtl w:val="0"/>
+              </w:rPr>
+            </w:r>
+          </w:p>
+          <w:p>
+            <w:pPr>
+              <w:widowControl w:val="0"/>
+              <w:spacing w:line="240" w:lineRule="auto"/>
+              <w:rPr>
+                <w:sz w:val="18"/>
+                <w:szCs w:val="18"/>
+              </w:rPr>
+            </w:pPr>
+            <w:r>
+              <w:rPr>
+                <w:rtl w:val="0"/>
+              </w:rPr>
+            </w:r>
+          </w:p>
           <w:p>
             <w:pPr>
               <w:widowControl w:val="0"/>
@@ -9215,7 +9405,7 @@
       <w:tr>
         <w:trPr>
           <w:cantSplit w:val="1"/>
-          <w:trHeight w:val="340" w:hRule="atLeast"/>
+          <w:trHeight w:val="56.69291338582678" w:hRule="atLeast"/>
           <w:tblHeader w:val="0"/>
         </w:trPr>
         <w:tc>
@@ -9284,7 +9474,7 @@
       <w:tr>
         <w:trPr>
           <w:cantSplit w:val="1"/>
-          <w:trHeight w:val="340" w:hRule="atLeast"/>
+          <w:trHeight w:val="56.69291338582678" w:hRule="atLeast"/>
           <w:tblHeader w:val="0"/>
         </w:trPr>
         <w:tc>
@@ -9395,7 +9585,7 @@
       <w:tr>
         <w:trPr>
           <w:cantSplit w:val="1"/>
-          <w:trHeight w:val="454" w:hRule="atLeast"/>
+          <w:trHeight w:val="56.69291338582678" w:hRule="atLeast"/>
           <w:tblHeader w:val="0"/>
         </w:trPr>
         <w:tc>
@@ -9473,11 +9663,56 @@
       <w:tr>
         <w:trPr>
           <w:cantSplit w:val="1"/>
-          <w:trHeight w:val="794" w:hRule="atLeast"/>
+          <w:trHeight w:val="56.69291338582678" w:hRule="atLeast"/>
           <w:tblHeader w:val="0"/>
         </w:trPr>
         <w:tc>
           <w:tcPr/>
+          <w:p>
+            <w:pPr>
+              <w:widowControl w:val="0"/>
+              <w:spacing w:line="240" w:lineRule="auto"/>
+              <w:rPr>
+                <w:sz w:val="18"/>
+                <w:szCs w:val="18"/>
+              </w:rPr>
+            </w:pPr>
+            <w:r>
+              <w:rPr>
+                <w:rtl w:val="0"/>
+              </w:rPr>
+            </w:r>
+          </w:p>
+          <w:p>
+            <w:pPr>
+              <w:widowControl w:val="0"/>
+              <w:spacing w:line="240" w:lineRule="auto"/>
+              <w:rPr>
+                <w:sz w:val="18"/>
+                <w:szCs w:val="18"/>
+              </w:rPr>
+            </w:pPr>
+            <w:r>
+              <w:rPr>
+                <w:rtl w:val="0"/>
+              </w:rPr>
+            </w:r>
+          </w:p>
+          <w:p>
+            <w:pPr>
+              <w:widowControl w:val="0"/>
+              <w:spacing w:line="240" w:lineRule="auto"/>
+              <w:rPr>
+                <w:sz w:val="18"/>
+                <w:szCs w:val="18"/>
+              </w:rPr>
+            </w:pPr>
+            <w:r>
+              <w:rPr>
+                <w:rtl w:val="0"/>
+              </w:rPr>
+            </w:r>
+          </w:p>
           <w:p>
             <w:pPr>
               <w:widowControl w:val="0"/>
@@ -9516,7 +9751,7 @@
       <w:tr>
         <w:trPr>
           <w:cantSplit w:val="1"/>
-          <w:trHeight w:val="340" w:hRule="atLeast"/>
+          <w:trHeight w:val="56.69291338582678" w:hRule="atLeast"/>
           <w:tblHeader w:val="0"/>
         </w:trPr>
         <w:tc>
@@ -9585,7 +9820,7 @@
       <w:tr>
         <w:trPr>
           <w:cantSplit w:val="1"/>
-          <w:trHeight w:val="340" w:hRule="atLeast"/>
+          <w:trHeight w:val="56.69291338582678" w:hRule="atLeast"/>
           <w:tblHeader w:val="0"/>
         </w:trPr>
         <w:tc>
@@ -9681,7 +9916,7 @@
       <w:headerReference r:id="rId6" w:type="default"/>
       <w:footerReference r:id="rId7" w:type="default"/>
       <w:pgSz w:h="16834" w:w="11909" w:orient="portrait"/>
-      <w:pgMar w:bottom="969" w:top="850" w:left="1559" w:right="1440" w:header="720" w:footer="720"/>
+      <w:pgMar w:bottom="969" w:top="850" w:left="1559" w:right="1440" w:header="720.0000000000001" w:footer="566.9291338582677"/>
       <w:pgNumType w:start="1"/>
     </w:sectPr>
   </w:body>
@@ -9706,7 +9941,7 @@
       <w:shd w:fill="auto" w:val="clear"/>
       <w:spacing w:after="0" w:before="0" w:line="276" w:lineRule="auto"/>
       <w:ind w:left="0" w:right="0" w:firstLine="0"/>
-      <w:jc w:val="left"/>
+      <w:jc w:val="right"/>
       <w:rPr>
         <w:rFonts w:ascii="Arial" w:cs="Arial" w:eastAsia="Arial" w:hAnsi="Arial"/>
         <w:b w:val="0"/>
@@ -9716,13 +9951,21 @@
         <w:smallCaps w:val="0"/>
         <w:strike w:val="0"/>
         <w:color w:val="000000"/>
-        <w:sz w:val="22"/>
-        <w:szCs w:val="22"/>
+        <w:sz w:val="16"/>
+        <w:szCs w:val="16"/>
         <w:u w:val="none"/>
         <w:shd w:fill="auto" w:val="clear"/>
         <w:vertAlign w:val="baseline"/>
       </w:rPr>
     </w:pPr>
+    <w:r>
+      <w:rPr>
+        <w:sz w:val="16"/>
+        <w:szCs w:val="16"/>
+        <w:rtl w:val="0"/>
+      </w:rPr>
+      <w:t xml:space="preserve">TCE + Plano Estágio LCO systems</w:t>
+    </w:r>
     <w:r>
       <w:rPr>
         <w:rtl w:val="0"/>
